--- a/assignment1/Pen and Paper Task 1.docx
+++ b/assignment1/Pen and Paper Task 1.docx
@@ -1304,7 +1304,7 @@
                 </mc:Choice>
                 <mc:Fallback>
                   <w:pict>
-                    <v:shapetype w14:anchorId="52A87AF1" id="_x0000_t32" coordsize="21600,21600" o:spt="32" o:oned="t" path="m,l21600,21600e" filled="f">
+                    <v:shapetype w14:anchorId="703E1B83" id="_x0000_t32" coordsize="21600,21600" o:spt="32" o:oned="t" path="m,l21600,21600e" filled="f">
                       <v:path arrowok="t" fillok="f" o:connecttype="none"/>
                       <o:lock v:ext="edit" shapetype="t"/>
                     </v:shapetype>
@@ -1452,7 +1452,7 @@
                 </mc:Choice>
                 <mc:Fallback>
                   <w:pict>
-                    <v:shape w14:anchorId="57A52321" id="Straight Arrow Connector 2" o:spid="_x0000_s1026" type="#_x0000_t32" style="position:absolute;margin-left:-54.7pt;margin-top:8pt;width:176.85pt;height:.85pt;z-index:251663360;visibility:visible;mso-wrap-style:square;mso-width-percent:0;mso-height-percent:0;mso-wrap-distance-left:9pt;mso-wrap-distance-top:0;mso-wrap-distance-right:9pt;mso-wrap-distance-bottom:0;mso-position-horizontal:absolute;mso-position-horizontal-relative:text;mso-position-vertical:absolute;mso-position-vertical-relative:text;mso-width-percent:0;mso-height-percent:0;mso-width-relative:margin;mso-height-relative:margin" o:gfxdata="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" strokecolor="#4472c4 [3204]" strokeweight=".5pt">
+                    <v:shape w14:anchorId="05FD61ED" id="Straight Arrow Connector 2" o:spid="_x0000_s1026" type="#_x0000_t32" style="position:absolute;margin-left:-54.7pt;margin-top:8pt;width:176.85pt;height:.85pt;z-index:251663360;visibility:visible;mso-wrap-style:square;mso-width-percent:0;mso-height-percent:0;mso-wrap-distance-left:9pt;mso-wrap-distance-top:0;mso-wrap-distance-right:9pt;mso-wrap-distance-bottom:0;mso-position-horizontal:absolute;mso-position-horizontal-relative:text;mso-position-vertical:absolute;mso-position-vertical-relative:text;mso-width-percent:0;mso-height-percent:0;mso-width-relative:margin;mso-height-relative:margin" o:gfxdata="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" strokecolor="#4472c4 [3204]" strokeweight=".5pt">
                       <v:stroke endarrow="block" joinstyle="miter"/>
                     </v:shape>
                   </w:pict>
@@ -1590,7 +1590,7 @@
                 </mc:Choice>
                 <mc:Fallback>
                   <w:pict>
-                    <v:shape w14:anchorId="790732E3" id="Straight Arrow Connector 2" o:spid="_x0000_s1026" type="#_x0000_t32" style="position:absolute;margin-left:-54.7pt;margin-top:6.95pt;width:176.85pt;height:.85pt;z-index:251665408;visibility:visible;mso-wrap-style:square;mso-wrap-distance-left:9pt;mso-wrap-distance-top:0;mso-wrap-distance-right:9pt;mso-wrap-distance-bottom:0;mso-position-horizontal:absolute;mso-position-horizontal-relative:text;mso-position-vertical:absolute;mso-position-vertical-relative:text" o:gfxdata="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" strokecolor="#4472c4 [3204]" strokeweight=".5pt">
+                    <v:shape w14:anchorId="51C3C4D4" id="Straight Arrow Connector 2" o:spid="_x0000_s1026" type="#_x0000_t32" style="position:absolute;margin-left:-54.7pt;margin-top:6.95pt;width:176.85pt;height:.85pt;z-index:251665408;visibility:visible;mso-wrap-style:square;mso-wrap-distance-left:9pt;mso-wrap-distance-top:0;mso-wrap-distance-right:9pt;mso-wrap-distance-bottom:0;mso-position-horizontal:absolute;mso-position-horizontal-relative:text;mso-position-vertical:absolute;mso-position-vertical-relative:text" o:gfxdata="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" strokecolor="#4472c4 [3204]" strokeweight=".5pt">
                       <v:stroke endarrow="block" joinstyle="miter"/>
                     </v:shape>
                   </w:pict>
@@ -1722,7 +1722,7 @@
                 </mc:Choice>
                 <mc:Fallback>
                   <w:pict>
-                    <v:shape w14:anchorId="19E00CB6" id="Straight Arrow Connector 2" o:spid="_x0000_s1026" type="#_x0000_t32" style="position:absolute;margin-left:-53.9pt;margin-top:6.85pt;width:176.85pt;height:.85pt;z-index:251667456;visibility:visible;mso-wrap-style:square;mso-wrap-distance-left:9pt;mso-wrap-distance-top:0;mso-wrap-distance-right:9pt;mso-wrap-distance-bottom:0;mso-position-horizontal:absolute;mso-position-horizontal-relative:text;mso-position-vertical:absolute;mso-position-vertical-relative:text" o:gfxdata="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" strokecolor="#4472c4 [3204]" strokeweight=".5pt">
+                    <v:shape w14:anchorId="19957EC2" id="Straight Arrow Connector 2" o:spid="_x0000_s1026" type="#_x0000_t32" style="position:absolute;margin-left:-53.9pt;margin-top:6.85pt;width:176.85pt;height:.85pt;z-index:251667456;visibility:visible;mso-wrap-style:square;mso-wrap-distance-left:9pt;mso-wrap-distance-top:0;mso-wrap-distance-right:9pt;mso-wrap-distance-bottom:0;mso-position-horizontal:absolute;mso-position-horizontal-relative:text;mso-position-vertical:absolute;mso-position-vertical-relative:text" o:gfxdata="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" strokecolor="#4472c4 [3204]" strokeweight=".5pt">
                       <v:stroke endarrow="block" joinstyle="miter"/>
                     </v:shape>
                   </w:pict>
@@ -1787,19 +1787,1630 @@
     </w:p>
     <w:p>
       <w:r>
-        <w:t>Add skip pointers to the index from the previous task. Provide an example query which</w:t>
+        <w:t>Add skip pointers to the index from the previous task. Provide an example query which demonstrates the usefulness of skip pointers for your index and explain why this query can be answered in a more efficient way with skip pointers than without</w:t>
       </w:r>
     </w:p>
     <w:p>
       <w:r>
-        <w:t xml:space="preserve">demonstrates the usefulness of skip pointers for your index and explain </w:t>
+        <w:t>Answer:</w:t>
+      </w:r>
+    </w:p>
+    <w:p>
+      <w:r>
+        <w:t xml:space="preserve">Skip </w:t>
+      </w:r>
+      <w:proofErr w:type="gramStart"/>
+      <w:r>
+        <w:t>Pointers :</w:t>
+      </w:r>
+      <w:proofErr w:type="gramEnd"/>
+      <w:r>
+        <w:t xml:space="preserve"> F</w:t>
+      </w:r>
+      <w:r>
+        <w:t>or</w:t>
+      </w:r>
+      <w:r>
+        <w:t xml:space="preserve"> adding skip pointers to a</w:t>
+      </w:r>
+      <w:r>
+        <w:t xml:space="preserve"> postings list of length P,</w:t>
+      </w:r>
+      <w:r>
+        <w:t xml:space="preserve"> we</w:t>
+      </w:r>
+      <w:r>
+        <w:t xml:space="preserve"> use approximately √P evenly spaced skip pointers</w:t>
+      </w:r>
+      <w:r>
+        <w:t>.</w:t>
+      </w:r>
+    </w:p>
+    <w:tbl>
+      <w:tblPr>
+        <w:tblStyle w:val="TableGrid"/>
+        <w:tblW w:w="9923" w:type="dxa"/>
+        <w:tblInd w:w="-5" w:type="dxa"/>
+        <w:tblLayout w:type="fixed"/>
+        <w:tblLook w:val="04A0" w:firstRow="1" w:lastRow="0" w:firstColumn="1" w:lastColumn="0" w:noHBand="0" w:noVBand="1"/>
+      </w:tblPr>
+      <w:tblGrid>
+        <w:gridCol w:w="851"/>
+        <w:gridCol w:w="2551"/>
+        <w:gridCol w:w="1134"/>
+        <w:gridCol w:w="5387"/>
+      </w:tblGrid>
+      <w:tr>
+        <w:trPr>
+          <w:trHeight w:val="323"/>
+        </w:trPr>
+        <w:tc>
+          <w:tcPr>
+            <w:tcW w:w="851" w:type="dxa"/>
+            <w:shd w:val="clear" w:color="auto" w:fill="002060"/>
+          </w:tcPr>
+          <w:p>
+            <w:pPr>
+              <w:jc w:val="center"/>
+            </w:pPr>
+            <w:r>
+              <w:t>Term</w:t>
+            </w:r>
+          </w:p>
+        </w:tc>
+        <w:tc>
+          <w:tcPr>
+            <w:tcW w:w="2551" w:type="dxa"/>
+            <w:tcBorders>
+              <w:left w:val="single" w:sz="4" w:space="0" w:color="auto"/>
+            </w:tcBorders>
+            <w:shd w:val="clear" w:color="auto" w:fill="002060"/>
+          </w:tcPr>
+          <w:p>
+            <w:pPr>
+              <w:jc w:val="center"/>
+            </w:pPr>
+            <w:r>
+              <w:t>Postings List</w:t>
+            </w:r>
+          </w:p>
+        </w:tc>
+        <w:tc>
+          <w:tcPr>
+            <w:tcW w:w="1134" w:type="dxa"/>
+            <w:tcBorders>
+              <w:left w:val="single" w:sz="4" w:space="0" w:color="auto"/>
+            </w:tcBorders>
+            <w:shd w:val="clear" w:color="auto" w:fill="002060"/>
+          </w:tcPr>
+          <w:p>
+            <w:pPr>
+              <w:jc w:val="center"/>
+            </w:pPr>
+            <w:r>
+              <w:t>√P</w:t>
+            </w:r>
+          </w:p>
+        </w:tc>
+        <w:tc>
+          <w:tcPr>
+            <w:tcW w:w="5387" w:type="dxa"/>
+            <w:tcBorders>
+              <w:left w:val="single" w:sz="4" w:space="0" w:color="auto"/>
+            </w:tcBorders>
+            <w:shd w:val="clear" w:color="auto" w:fill="002060"/>
+          </w:tcPr>
+          <w:p>
+            <w:pPr>
+              <w:jc w:val="center"/>
+            </w:pPr>
+            <w:r>
+              <w:t>Skip pointer</w:t>
+            </w:r>
+          </w:p>
+        </w:tc>
+      </w:tr>
+      <w:tr>
+        <w:trPr>
+          <w:trHeight w:val="323"/>
+        </w:trPr>
+        <w:tc>
+          <w:tcPr>
+            <w:tcW w:w="851" w:type="dxa"/>
+          </w:tcPr>
+          <w:p>
+            <w:pPr>
+              <w:jc w:val="both"/>
+            </w:pPr>
+            <w:r>
+              <w:t>is</w:t>
+            </w:r>
+          </w:p>
+        </w:tc>
+        <w:tc>
+          <w:tcPr>
+            <w:tcW w:w="2551" w:type="dxa"/>
+            <w:tcBorders>
+              <w:left w:val="single" w:sz="4" w:space="0" w:color="auto"/>
+            </w:tcBorders>
+          </w:tcPr>
+          <w:p>
+            <w:pPr>
+              <w:jc w:val="both"/>
+            </w:pPr>
+            <w:r>
+              <w:t>[6]</w:t>
+            </w:r>
+          </w:p>
+        </w:tc>
+        <w:tc>
+          <w:tcPr>
+            <w:tcW w:w="1134" w:type="dxa"/>
+            <w:tcBorders>
+              <w:left w:val="single" w:sz="4" w:space="0" w:color="auto"/>
+            </w:tcBorders>
+          </w:tcPr>
+          <w:p>
+            <w:pPr>
+              <w:jc w:val="both"/>
+            </w:pPr>
+            <w:r>
+              <w:t>√</w:t>
+            </w:r>
+            <w:r>
+              <w:t>1 = 1</w:t>
+            </w:r>
+          </w:p>
+        </w:tc>
+        <w:tc>
+          <w:tcPr>
+            <w:tcW w:w="5387" w:type="dxa"/>
+            <w:tcBorders>
+              <w:left w:val="single" w:sz="4" w:space="0" w:color="auto"/>
+            </w:tcBorders>
+          </w:tcPr>
+          <w:p>
+            <w:pPr>
+              <w:jc w:val="both"/>
+            </w:pPr>
+            <w:r>
+              <w:t>Posting List only has 1 element, no skip needed</w:t>
+            </w:r>
+          </w:p>
+        </w:tc>
+      </w:tr>
+      <w:tr>
+        <w:trPr>
+          <w:trHeight w:val="337"/>
+        </w:trPr>
+        <w:tc>
+          <w:tcPr>
+            <w:tcW w:w="851" w:type="dxa"/>
+          </w:tcPr>
+          <w:p>
+            <w:pPr>
+              <w:jc w:val="both"/>
+            </w:pPr>
+            <w:r>
+              <w:t>nice</w:t>
+            </w:r>
+          </w:p>
+        </w:tc>
+        <w:tc>
+          <w:tcPr>
+            <w:tcW w:w="2551" w:type="dxa"/>
+            <w:tcBorders>
+              <w:left w:val="single" w:sz="4" w:space="0" w:color="auto"/>
+            </w:tcBorders>
+          </w:tcPr>
+          <w:p>
+            <w:pPr>
+              <w:jc w:val="both"/>
+            </w:pPr>
+            <w:r>
+              <w:t>[1] -&gt; [5] -&gt; [6]</w:t>
+            </w:r>
+          </w:p>
+        </w:tc>
+        <w:tc>
+          <w:tcPr>
+            <w:tcW w:w="1134" w:type="dxa"/>
+            <w:tcBorders>
+              <w:left w:val="single" w:sz="4" w:space="0" w:color="auto"/>
+            </w:tcBorders>
+          </w:tcPr>
+          <w:p>
+            <w:pPr>
+              <w:jc w:val="both"/>
+            </w:pPr>
+            <w:r>
+              <w:t>√</w:t>
+            </w:r>
+            <w:r>
+              <w:t>3</w:t>
+            </w:r>
+            <w:r>
+              <w:t>= 1</w:t>
+            </w:r>
+            <w:r>
+              <w:t>.73</w:t>
+            </w:r>
+          </w:p>
+        </w:tc>
+        <w:tc>
+          <w:tcPr>
+            <w:tcW w:w="5387" w:type="dxa"/>
+            <w:tcBorders>
+              <w:left w:val="single" w:sz="4" w:space="0" w:color="auto"/>
+            </w:tcBorders>
+          </w:tcPr>
+          <w:p>
+            <w:pPr>
+              <w:jc w:val="both"/>
+            </w:pPr>
+            <w:r>
+              <w:t>1 skip pointer from [1] to [6]</w:t>
+            </w:r>
+          </w:p>
+        </w:tc>
+      </w:tr>
+      <w:tr>
+        <w:trPr>
+          <w:trHeight w:val="323"/>
+        </w:trPr>
+        <w:tc>
+          <w:tcPr>
+            <w:tcW w:w="851" w:type="dxa"/>
+          </w:tcPr>
+          <w:p>
+            <w:pPr>
+              <w:jc w:val="both"/>
+            </w:pPr>
+            <w:r>
+              <w:t>sun</w:t>
+            </w:r>
+          </w:p>
+        </w:tc>
+        <w:tc>
+          <w:tcPr>
+            <w:tcW w:w="2551" w:type="dxa"/>
+            <w:tcBorders>
+              <w:left w:val="single" w:sz="4" w:space="0" w:color="auto"/>
+            </w:tcBorders>
+          </w:tcPr>
+          <w:p>
+            <w:pPr>
+              <w:jc w:val="both"/>
+            </w:pPr>
+            <w:r>
+              <w:t>[5] -&gt; [6] -&gt; [7] -&gt; [8] -&gt; [9]</w:t>
+            </w:r>
+          </w:p>
+        </w:tc>
+        <w:tc>
+          <w:tcPr>
+            <w:tcW w:w="1134" w:type="dxa"/>
+            <w:tcBorders>
+              <w:left w:val="single" w:sz="4" w:space="0" w:color="auto"/>
+            </w:tcBorders>
+          </w:tcPr>
+          <w:p>
+            <w:pPr>
+              <w:jc w:val="both"/>
+            </w:pPr>
+            <w:r>
+              <w:t>√</w:t>
+            </w:r>
+            <w:r>
+              <w:t>5</w:t>
+            </w:r>
+            <w:r>
+              <w:t xml:space="preserve">= </w:t>
+            </w:r>
+            <w:r>
+              <w:t>2.2</w:t>
+            </w:r>
+            <w:r>
+              <w:t>3</w:t>
+            </w:r>
+          </w:p>
+        </w:tc>
+        <w:tc>
+          <w:tcPr>
+            <w:tcW w:w="5387" w:type="dxa"/>
+            <w:tcBorders>
+              <w:left w:val="single" w:sz="4" w:space="0" w:color="auto"/>
+            </w:tcBorders>
+          </w:tcPr>
+          <w:p>
+            <w:pPr>
+              <w:jc w:val="both"/>
+            </w:pPr>
+            <w:r>
+              <w:t>2 skip pointers. From [5] to [7] and from [7] to [9]</w:t>
+            </w:r>
+          </w:p>
+        </w:tc>
+      </w:tr>
+      <w:tr>
+        <w:trPr>
+          <w:trHeight w:val="323"/>
+        </w:trPr>
+        <w:tc>
+          <w:tcPr>
+            <w:tcW w:w="851" w:type="dxa"/>
+          </w:tcPr>
+          <w:p>
+            <w:pPr>
+              <w:jc w:val="both"/>
+            </w:pPr>
+            <w:r>
+              <w:t>water</w:t>
+            </w:r>
+          </w:p>
+        </w:tc>
+        <w:tc>
+          <w:tcPr>
+            <w:tcW w:w="2551" w:type="dxa"/>
+            <w:tcBorders>
+              <w:left w:val="single" w:sz="4" w:space="0" w:color="auto"/>
+            </w:tcBorders>
+          </w:tcPr>
+          <w:p>
+            <w:pPr>
+              <w:jc w:val="both"/>
+            </w:pPr>
+            <w:r>
+              <w:t>[1] -&gt; [2] -&gt; [3] -&gt; [4] -&gt; [7]</w:t>
+            </w:r>
+          </w:p>
+        </w:tc>
+        <w:tc>
+          <w:tcPr>
+            <w:tcW w:w="1134" w:type="dxa"/>
+            <w:tcBorders>
+              <w:left w:val="single" w:sz="4" w:space="0" w:color="auto"/>
+            </w:tcBorders>
+          </w:tcPr>
+          <w:p>
+            <w:pPr>
+              <w:jc w:val="both"/>
+            </w:pPr>
+            <w:r>
+              <w:t>√</w:t>
+            </w:r>
+            <w:r>
+              <w:t>5= 2.23</w:t>
+            </w:r>
+          </w:p>
+        </w:tc>
+        <w:tc>
+          <w:tcPr>
+            <w:tcW w:w="5387" w:type="dxa"/>
+            <w:tcBorders>
+              <w:left w:val="single" w:sz="4" w:space="0" w:color="auto"/>
+            </w:tcBorders>
+          </w:tcPr>
+          <w:p>
+            <w:pPr>
+              <w:jc w:val="both"/>
+            </w:pPr>
+            <w:r>
+              <w:t>2 skip pointers. From [</w:t>
+            </w:r>
+            <w:r>
+              <w:t>1</w:t>
+            </w:r>
+            <w:r>
+              <w:t>] to [</w:t>
+            </w:r>
+            <w:r>
+              <w:t>3</w:t>
+            </w:r>
+            <w:r>
+              <w:t>] and from [</w:t>
+            </w:r>
+            <w:r>
+              <w:t>4</w:t>
+            </w:r>
+            <w:r>
+              <w:t>] to [</w:t>
+            </w:r>
+            <w:r>
+              <w:t>7</w:t>
+            </w:r>
+            <w:r>
+              <w:t>]</w:t>
+            </w:r>
+          </w:p>
+        </w:tc>
+      </w:tr>
+    </w:tbl>
+    <w:p>
+      <w:r>
+        <w:lastRenderedPageBreak/>
+        <w:t>Positions of skip pointers:</w:t>
+      </w:r>
+    </w:p>
+    <w:p>
+      <w:r>
+        <w:tab/>
+      </w:r>
+      <w:r>
+        <w:drawing>
+          <wp:inline distT="0" distB="0" distL="0" distR="0" wp14:anchorId="7A3BD6DD" wp14:editId="3464A5D7">
+            <wp:extent cx="4619625" cy="3519739"/>
+            <wp:effectExtent l="0" t="0" r="0" b="5080"/>
+            <wp:docPr id="550227072" name="Picture 6"/>
+            <wp:cNvGraphicFramePr>
+              <a:graphicFrameLocks xmlns:a="http://schemas.openxmlformats.org/drawingml/2006/main" noChangeAspect="1"/>
+            </wp:cNvGraphicFramePr>
+            <a:graphic xmlns:a="http://schemas.openxmlformats.org/drawingml/2006/main">
+              <a:graphicData uri="http://schemas.openxmlformats.org/drawingml/2006/picture">
+                <pic:pic xmlns:pic="http://schemas.openxmlformats.org/drawingml/2006/picture">
+                  <pic:nvPicPr>
+                    <pic:cNvPr id="0" name="Picture 13"/>
+                    <pic:cNvPicPr>
+                      <a:picLocks noChangeAspect="1" noChangeArrowheads="1"/>
+                    </pic:cNvPicPr>
+                  </pic:nvPicPr>
+                  <pic:blipFill>
+                    <a:blip r:embed="rId5">
+                      <a:extLst>
+                        <a:ext uri="{28A0092B-C50C-407E-A947-70E740481C1C}">
+                          <a14:useLocalDpi xmlns:a14="http://schemas.microsoft.com/office/drawing/2010/main" val="0"/>
+                        </a:ext>
+                      </a:extLst>
+                    </a:blip>
+                    <a:srcRect/>
+                    <a:stretch>
+                      <a:fillRect/>
+                    </a:stretch>
+                  </pic:blipFill>
+                  <pic:spPr bwMode="auto">
+                    <a:xfrm>
+                      <a:off x="0" y="0"/>
+                      <a:ext cx="4626886" cy="3525271"/>
+                    </a:xfrm>
+                    <a:prstGeom prst="rect">
+                      <a:avLst/>
+                    </a:prstGeom>
+                    <a:noFill/>
+                    <a:ln>
+                      <a:noFill/>
+                    </a:ln>
+                  </pic:spPr>
+                </pic:pic>
+              </a:graphicData>
+            </a:graphic>
+          </wp:inline>
+        </w:drawing>
+      </w:r>
+      <w:r>
+        <w:br/>
+      </w:r>
+      <w:r>
+        <w:br/>
+        <w:t xml:space="preserve">Now, to test the effectiveness of these pointers </w:t>
       </w:r>
       <w:proofErr w:type="spellStart"/>
       <w:r>
-        <w:t>wh</w:t>
+        <w:t>lets</w:t>
       </w:r>
       <w:proofErr w:type="spellEnd"/>
+      <w:r>
+        <w:t xml:space="preserve"> consider the example query: “sun and water”</w:t>
+      </w:r>
     </w:p>
+    <w:p>
+      <w:r>
+        <w:t>[not including nice as it is a short postings list and merging a longer list with a shorter one ends when the shorter list ends]</w:t>
+      </w:r>
+    </w:p>
+    <w:p>
+      <w:r>
+        <w:t xml:space="preserve">Without skip pointers the querying process would look like: </w:t>
+      </w:r>
+    </w:p>
+    <w:p>
+      <w:r>
+        <w:tab/>
+      </w:r>
+    </w:p>
+    <w:tbl>
+      <w:tblPr>
+        <w:tblStyle w:val="TableGrid"/>
+        <w:tblW w:w="0" w:type="auto"/>
+        <w:tblLook w:val="04A0" w:firstRow="1" w:lastRow="0" w:firstColumn="1" w:lastColumn="0" w:noHBand="0" w:noVBand="1"/>
+      </w:tblPr>
+      <w:tblGrid>
+        <w:gridCol w:w="1126"/>
+        <w:gridCol w:w="1130"/>
+        <w:gridCol w:w="1342"/>
+        <w:gridCol w:w="4003"/>
+        <w:gridCol w:w="1415"/>
+      </w:tblGrid>
+      <w:tr>
+        <w:tc>
+          <w:tcPr>
+            <w:tcW w:w="1126" w:type="dxa"/>
+          </w:tcPr>
+          <w:p>
+            <w:pPr>
+              <w:jc w:val="both"/>
+            </w:pPr>
+            <w:r>
+              <w:t>Current position in sun posting list</w:t>
+            </w:r>
+          </w:p>
+        </w:tc>
+        <w:tc>
+          <w:tcPr>
+            <w:tcW w:w="1130" w:type="dxa"/>
+          </w:tcPr>
+          <w:p>
+            <w:pPr>
+              <w:jc w:val="both"/>
+            </w:pPr>
+            <w:r>
+              <w:t xml:space="preserve">Current position in </w:t>
+            </w:r>
+            <w:r>
+              <w:t>water</w:t>
+            </w:r>
+            <w:r>
+              <w:t xml:space="preserve"> posting list</w:t>
+            </w:r>
+          </w:p>
+        </w:tc>
+        <w:tc>
+          <w:tcPr>
+            <w:tcW w:w="1342" w:type="dxa"/>
+          </w:tcPr>
+          <w:p>
+            <w:pPr>
+              <w:jc w:val="center"/>
+            </w:pPr>
+            <w:proofErr w:type="spellStart"/>
+            <w:r>
+              <w:t>Comparision</w:t>
+            </w:r>
+            <w:proofErr w:type="spellEnd"/>
+          </w:p>
+        </w:tc>
+        <w:tc>
+          <w:tcPr>
+            <w:tcW w:w="4003" w:type="dxa"/>
+          </w:tcPr>
+          <w:p>
+            <w:pPr>
+              <w:jc w:val="center"/>
+            </w:pPr>
+            <w:r>
+              <w:t>Result</w:t>
+            </w:r>
+          </w:p>
+        </w:tc>
+        <w:tc>
+          <w:tcPr>
+            <w:tcW w:w="1415" w:type="dxa"/>
+          </w:tcPr>
+          <w:p>
+            <w:r>
+              <w:t xml:space="preserve">Number of </w:t>
+            </w:r>
+            <w:r>
+              <w:t>steps</w:t>
+            </w:r>
+          </w:p>
+        </w:tc>
+      </w:tr>
+      <w:tr>
+        <w:tc>
+          <w:tcPr>
+            <w:tcW w:w="1126" w:type="dxa"/>
+          </w:tcPr>
+          <w:p>
+            <w:r>
+              <w:t>5</w:t>
+            </w:r>
+          </w:p>
+        </w:tc>
+        <w:tc>
+          <w:tcPr>
+            <w:tcW w:w="1130" w:type="dxa"/>
+          </w:tcPr>
+          <w:p>
+            <w:r>
+              <w:t>1</w:t>
+            </w:r>
+          </w:p>
+        </w:tc>
+        <w:tc>
+          <w:tcPr>
+            <w:tcW w:w="1342" w:type="dxa"/>
+          </w:tcPr>
+          <w:p>
+            <w:r>
+              <w:t>5&gt;1</w:t>
+            </w:r>
+          </w:p>
+        </w:tc>
+        <w:tc>
+          <w:tcPr>
+            <w:tcW w:w="4003" w:type="dxa"/>
+          </w:tcPr>
+          <w:p>
+            <w:r>
+              <w:t xml:space="preserve">Move one position forward in </w:t>
+            </w:r>
+            <w:r>
+              <w:t>water list</w:t>
+            </w:r>
+          </w:p>
+        </w:tc>
+        <w:tc>
+          <w:tcPr>
+            <w:tcW w:w="1415" w:type="dxa"/>
+          </w:tcPr>
+          <w:p>
+            <w:r>
+              <w:t>1</w:t>
+            </w:r>
+          </w:p>
+        </w:tc>
+      </w:tr>
+      <w:tr>
+        <w:tc>
+          <w:tcPr>
+            <w:tcW w:w="1126" w:type="dxa"/>
+          </w:tcPr>
+          <w:p>
+            <w:r>
+              <w:t>5</w:t>
+            </w:r>
+          </w:p>
+        </w:tc>
+        <w:tc>
+          <w:tcPr>
+            <w:tcW w:w="1130" w:type="dxa"/>
+          </w:tcPr>
+          <w:p>
+            <w:r>
+              <w:t>2</w:t>
+            </w:r>
+          </w:p>
+        </w:tc>
+        <w:tc>
+          <w:tcPr>
+            <w:tcW w:w="1342" w:type="dxa"/>
+          </w:tcPr>
+          <w:p>
+            <w:r>
+              <w:t>5&gt;2</w:t>
+            </w:r>
+          </w:p>
+        </w:tc>
+        <w:tc>
+          <w:tcPr>
+            <w:tcW w:w="4003" w:type="dxa"/>
+          </w:tcPr>
+          <w:p>
+            <w:r>
+              <w:t>Move one position forward in water list</w:t>
+            </w:r>
+          </w:p>
+        </w:tc>
+        <w:tc>
+          <w:tcPr>
+            <w:tcW w:w="1415" w:type="dxa"/>
+          </w:tcPr>
+          <w:p>
+            <w:r>
+              <w:t>2</w:t>
+            </w:r>
+          </w:p>
+        </w:tc>
+      </w:tr>
+      <w:tr>
+        <w:tc>
+          <w:tcPr>
+            <w:tcW w:w="1126" w:type="dxa"/>
+          </w:tcPr>
+          <w:p>
+            <w:r>
+              <w:t>5</w:t>
+            </w:r>
+          </w:p>
+        </w:tc>
+        <w:tc>
+          <w:tcPr>
+            <w:tcW w:w="1130" w:type="dxa"/>
+          </w:tcPr>
+          <w:p>
+            <w:r>
+              <w:t>3</w:t>
+            </w:r>
+          </w:p>
+        </w:tc>
+        <w:tc>
+          <w:tcPr>
+            <w:tcW w:w="1342" w:type="dxa"/>
+          </w:tcPr>
+          <w:p>
+            <w:r>
+              <w:t>5&gt;3</w:t>
+            </w:r>
+          </w:p>
+        </w:tc>
+        <w:tc>
+          <w:tcPr>
+            <w:tcW w:w="4003" w:type="dxa"/>
+          </w:tcPr>
+          <w:p>
+            <w:r>
+              <w:t>Move one position forward in water list</w:t>
+            </w:r>
+          </w:p>
+        </w:tc>
+        <w:tc>
+          <w:tcPr>
+            <w:tcW w:w="1415" w:type="dxa"/>
+          </w:tcPr>
+          <w:p>
+            <w:r>
+              <w:t>3</w:t>
+            </w:r>
+          </w:p>
+        </w:tc>
+      </w:tr>
+      <w:tr>
+        <w:tc>
+          <w:tcPr>
+            <w:tcW w:w="1126" w:type="dxa"/>
+          </w:tcPr>
+          <w:p>
+            <w:r>
+              <w:t>5</w:t>
+            </w:r>
+          </w:p>
+        </w:tc>
+        <w:tc>
+          <w:tcPr>
+            <w:tcW w:w="1130" w:type="dxa"/>
+          </w:tcPr>
+          <w:p>
+            <w:r>
+              <w:t>4</w:t>
+            </w:r>
+          </w:p>
+        </w:tc>
+        <w:tc>
+          <w:tcPr>
+            <w:tcW w:w="1342" w:type="dxa"/>
+          </w:tcPr>
+          <w:p>
+            <w:r>
+              <w:t>5&gt;4</w:t>
+            </w:r>
+          </w:p>
+        </w:tc>
+        <w:tc>
+          <w:tcPr>
+            <w:tcW w:w="4003" w:type="dxa"/>
+          </w:tcPr>
+          <w:p>
+            <w:r>
+              <w:t>Move one position forward in water list</w:t>
+            </w:r>
+          </w:p>
+        </w:tc>
+        <w:tc>
+          <w:tcPr>
+            <w:tcW w:w="1415" w:type="dxa"/>
+          </w:tcPr>
+          <w:p>
+            <w:r>
+              <w:t>4</w:t>
+            </w:r>
+          </w:p>
+        </w:tc>
+      </w:tr>
+      <w:tr>
+        <w:tc>
+          <w:tcPr>
+            <w:tcW w:w="1126" w:type="dxa"/>
+          </w:tcPr>
+          <w:p>
+            <w:r>
+              <w:t>5</w:t>
+            </w:r>
+          </w:p>
+        </w:tc>
+        <w:tc>
+          <w:tcPr>
+            <w:tcW w:w="1130" w:type="dxa"/>
+          </w:tcPr>
+          <w:p>
+            <w:r>
+              <w:t>7</w:t>
+            </w:r>
+          </w:p>
+        </w:tc>
+        <w:tc>
+          <w:tcPr>
+            <w:tcW w:w="1342" w:type="dxa"/>
+          </w:tcPr>
+          <w:p>
+            <w:r>
+              <w:t>5&lt;7</w:t>
+            </w:r>
+          </w:p>
+        </w:tc>
+        <w:tc>
+          <w:tcPr>
+            <w:tcW w:w="4003" w:type="dxa"/>
+          </w:tcPr>
+          <w:p>
+            <w:r>
+              <w:t xml:space="preserve">Move one position forward in </w:t>
+            </w:r>
+            <w:r>
+              <w:t>sun list</w:t>
+            </w:r>
+          </w:p>
+        </w:tc>
+        <w:tc>
+          <w:tcPr>
+            <w:tcW w:w="1415" w:type="dxa"/>
+          </w:tcPr>
+          <w:p>
+            <w:r>
+              <w:t>5</w:t>
+            </w:r>
+          </w:p>
+        </w:tc>
+      </w:tr>
+      <w:tr>
+        <w:tc>
+          <w:tcPr>
+            <w:tcW w:w="1126" w:type="dxa"/>
+          </w:tcPr>
+          <w:p>
+            <w:r>
+              <w:t>6</w:t>
+            </w:r>
+          </w:p>
+        </w:tc>
+        <w:tc>
+          <w:tcPr>
+            <w:tcW w:w="1130" w:type="dxa"/>
+          </w:tcPr>
+          <w:p>
+            <w:r>
+              <w:t>7</w:t>
+            </w:r>
+          </w:p>
+        </w:tc>
+        <w:tc>
+          <w:tcPr>
+            <w:tcW w:w="1342" w:type="dxa"/>
+          </w:tcPr>
+          <w:p>
+            <w:r>
+              <w:t>6&lt;7</w:t>
+            </w:r>
+          </w:p>
+        </w:tc>
+        <w:tc>
+          <w:tcPr>
+            <w:tcW w:w="4003" w:type="dxa"/>
+          </w:tcPr>
+          <w:p>
+            <w:r>
+              <w:t>Move one position forward in sun list</w:t>
+            </w:r>
+          </w:p>
+        </w:tc>
+        <w:tc>
+          <w:tcPr>
+            <w:tcW w:w="1415" w:type="dxa"/>
+          </w:tcPr>
+          <w:p>
+            <w:r>
+              <w:t>6</w:t>
+            </w:r>
+          </w:p>
+        </w:tc>
+      </w:tr>
+      <w:tr>
+        <w:tc>
+          <w:tcPr>
+            <w:tcW w:w="1126" w:type="dxa"/>
+          </w:tcPr>
+          <w:p>
+            <w:r>
+              <w:t>7</w:t>
+            </w:r>
+          </w:p>
+        </w:tc>
+        <w:tc>
+          <w:tcPr>
+            <w:tcW w:w="1130" w:type="dxa"/>
+          </w:tcPr>
+          <w:p>
+            <w:r>
+              <w:t>7</w:t>
+            </w:r>
+          </w:p>
+        </w:tc>
+        <w:tc>
+          <w:tcPr>
+            <w:tcW w:w="1342" w:type="dxa"/>
+          </w:tcPr>
+          <w:p>
+            <w:r>
+              <w:t>7=7</w:t>
+            </w:r>
+          </w:p>
+        </w:tc>
+        <w:tc>
+          <w:tcPr>
+            <w:tcW w:w="4003" w:type="dxa"/>
+          </w:tcPr>
+          <w:p>
+            <w:r>
+              <w:t>Terms found in both documents, add document id to output</w:t>
+            </w:r>
+          </w:p>
+          <w:p>
+            <w:r>
+              <w:t xml:space="preserve">Output of query </w:t>
+            </w:r>
+            <w:proofErr w:type="gramStart"/>
+            <w:r>
+              <w:t>=[</w:t>
+            </w:r>
+            <w:proofErr w:type="gramEnd"/>
+            <w:r>
+              <w:t>7]</w:t>
+            </w:r>
+          </w:p>
+        </w:tc>
+        <w:tc>
+          <w:tcPr>
+            <w:tcW w:w="1415" w:type="dxa"/>
+          </w:tcPr>
+          <w:p>
+            <w:pPr>
+              <w:rPr>
+                <w:b/>
+                <w:bCs/>
+              </w:rPr>
+            </w:pPr>
+            <w:r>
+              <w:rPr>
+                <w:b/>
+                <w:bCs/>
+              </w:rPr>
+              <w:t>7</w:t>
+            </w:r>
+          </w:p>
+        </w:tc>
+      </w:tr>
+      <w:tr>
+        <w:trPr>
+          <w:trHeight w:val="547"/>
+        </w:trPr>
+        <w:tc>
+          <w:tcPr>
+            <w:tcW w:w="9016" w:type="dxa"/>
+            <w:gridSpan w:val="5"/>
+          </w:tcPr>
+          <w:p>
+            <w:r>
+              <w:t xml:space="preserve">We have reached the end of the water posting list, so output of </w:t>
+            </w:r>
+            <w:proofErr w:type="gramStart"/>
+            <w:r>
+              <w:t xml:space="preserve">query </w:t>
+            </w:r>
+            <w:r>
+              <w:t xml:space="preserve"> </w:t>
+            </w:r>
+            <w:r>
+              <w:t>“</w:t>
+            </w:r>
+            <w:proofErr w:type="gramEnd"/>
+            <w:r>
+              <w:t>sun and water”</w:t>
+            </w:r>
+            <w:r>
+              <w:t xml:space="preserve"> has only 1 document [Document 7]</w:t>
+            </w:r>
+          </w:p>
+        </w:tc>
+      </w:tr>
+    </w:tbl>
+    <w:p>
+      <w:r>
+        <w:t xml:space="preserve">  </w:t>
+      </w:r>
+    </w:p>
+    <w:p/>
+    <w:p>
+      <w:r>
+        <w:lastRenderedPageBreak/>
+        <w:t>With skip pointers the querying process is:</w:t>
+      </w:r>
+    </w:p>
+    <w:tbl>
+      <w:tblPr>
+        <w:tblStyle w:val="TableGrid"/>
+        <w:tblW w:w="0" w:type="auto"/>
+        <w:tblLook w:val="04A0" w:firstRow="1" w:lastRow="0" w:firstColumn="1" w:lastColumn="0" w:noHBand="0" w:noVBand="1"/>
+      </w:tblPr>
+      <w:tblGrid>
+        <w:gridCol w:w="1018"/>
+        <w:gridCol w:w="1019"/>
+        <w:gridCol w:w="1342"/>
+        <w:gridCol w:w="1436"/>
+        <w:gridCol w:w="3236"/>
+        <w:gridCol w:w="965"/>
+      </w:tblGrid>
+      <w:tr>
+        <w:tc>
+          <w:tcPr>
+            <w:tcW w:w="1018" w:type="dxa"/>
+          </w:tcPr>
+          <w:p>
+            <w:pPr>
+              <w:jc w:val="both"/>
+            </w:pPr>
+            <w:r>
+              <w:t>Current position in sun posting list</w:t>
+            </w:r>
+          </w:p>
+        </w:tc>
+        <w:tc>
+          <w:tcPr>
+            <w:tcW w:w="1019" w:type="dxa"/>
+          </w:tcPr>
+          <w:p>
+            <w:pPr>
+              <w:jc w:val="both"/>
+            </w:pPr>
+            <w:r>
+              <w:t>Current position in water posting list</w:t>
+            </w:r>
+          </w:p>
+        </w:tc>
+        <w:tc>
+          <w:tcPr>
+            <w:tcW w:w="1342" w:type="dxa"/>
+          </w:tcPr>
+          <w:p>
+            <w:pPr>
+              <w:jc w:val="center"/>
+            </w:pPr>
+            <w:proofErr w:type="spellStart"/>
+            <w:r>
+              <w:t>Comparision</w:t>
+            </w:r>
+            <w:proofErr w:type="spellEnd"/>
+          </w:p>
+        </w:tc>
+        <w:tc>
+          <w:tcPr>
+            <w:tcW w:w="1436" w:type="dxa"/>
+          </w:tcPr>
+          <w:p>
+            <w:pPr>
+              <w:jc w:val="center"/>
+            </w:pPr>
+            <w:r>
+              <w:t xml:space="preserve">Skip </w:t>
+            </w:r>
+            <w:proofErr w:type="spellStart"/>
+            <w:r>
+              <w:t>Comparision</w:t>
+            </w:r>
+            <w:proofErr w:type="spellEnd"/>
+          </w:p>
+        </w:tc>
+        <w:tc>
+          <w:tcPr>
+            <w:tcW w:w="3236" w:type="dxa"/>
+          </w:tcPr>
+          <w:p>
+            <w:pPr>
+              <w:jc w:val="center"/>
+            </w:pPr>
+            <w:r>
+              <w:t>Result</w:t>
+            </w:r>
+          </w:p>
+        </w:tc>
+        <w:tc>
+          <w:tcPr>
+            <w:tcW w:w="965" w:type="dxa"/>
+          </w:tcPr>
+          <w:p>
+            <w:r>
+              <w:t xml:space="preserve">Number of </w:t>
+            </w:r>
+            <w:r>
+              <w:t>steps</w:t>
+            </w:r>
+          </w:p>
+        </w:tc>
+      </w:tr>
+      <w:tr>
+        <w:tc>
+          <w:tcPr>
+            <w:tcW w:w="1018" w:type="dxa"/>
+          </w:tcPr>
+          <w:p>
+            <w:r>
+              <w:t>5</w:t>
+            </w:r>
+          </w:p>
+        </w:tc>
+        <w:tc>
+          <w:tcPr>
+            <w:tcW w:w="1019" w:type="dxa"/>
+          </w:tcPr>
+          <w:p>
+            <w:r>
+              <w:t>1</w:t>
+            </w:r>
+          </w:p>
+        </w:tc>
+        <w:tc>
+          <w:tcPr>
+            <w:tcW w:w="1342" w:type="dxa"/>
+          </w:tcPr>
+          <w:p>
+            <w:r>
+              <w:t>5&gt;1</w:t>
+            </w:r>
+          </w:p>
+        </w:tc>
+        <w:tc>
+          <w:tcPr>
+            <w:tcW w:w="1436" w:type="dxa"/>
+          </w:tcPr>
+          <w:p>
+            <w:r>
+              <w:t xml:space="preserve">If 1 </w:t>
+            </w:r>
+            <w:proofErr w:type="gramStart"/>
+            <w:r>
+              <w:t>skips</w:t>
+            </w:r>
+            <w:proofErr w:type="gramEnd"/>
+            <w:r>
+              <w:t xml:space="preserve"> to 3</w:t>
+            </w:r>
+          </w:p>
+          <w:p>
+            <w:r>
+              <w:t xml:space="preserve">5&gt;3 </w:t>
+            </w:r>
+            <w:proofErr w:type="spellStart"/>
+            <w:r>
+              <w:t>ie</w:t>
+            </w:r>
+            <w:proofErr w:type="spellEnd"/>
+            <w:r>
+              <w:t xml:space="preserve"> skip is possible</w:t>
+            </w:r>
+          </w:p>
+        </w:tc>
+        <w:tc>
+          <w:tcPr>
+            <w:tcW w:w="3236" w:type="dxa"/>
+          </w:tcPr>
+          <w:p>
+            <w:r>
+              <w:t xml:space="preserve">Skip </w:t>
+            </w:r>
+            <w:r>
+              <w:t>position forward in water list</w:t>
+            </w:r>
+            <w:r>
+              <w:t xml:space="preserve"> from 1 to 3</w:t>
+            </w:r>
+          </w:p>
+        </w:tc>
+        <w:tc>
+          <w:tcPr>
+            <w:tcW w:w="965" w:type="dxa"/>
+          </w:tcPr>
+          <w:p>
+            <w:r>
+              <w:t>1</w:t>
+            </w:r>
+          </w:p>
+        </w:tc>
+      </w:tr>
+      <w:tr>
+        <w:tc>
+          <w:tcPr>
+            <w:tcW w:w="1018" w:type="dxa"/>
+          </w:tcPr>
+          <w:p>
+            <w:r>
+              <w:t>5</w:t>
+            </w:r>
+          </w:p>
+        </w:tc>
+        <w:tc>
+          <w:tcPr>
+            <w:tcW w:w="1019" w:type="dxa"/>
+          </w:tcPr>
+          <w:p>
+            <w:r>
+              <w:t>3</w:t>
+            </w:r>
+          </w:p>
+        </w:tc>
+        <w:tc>
+          <w:tcPr>
+            <w:tcW w:w="1342" w:type="dxa"/>
+          </w:tcPr>
+          <w:p>
+            <w:r>
+              <w:t>5&gt;3</w:t>
+            </w:r>
+          </w:p>
+        </w:tc>
+        <w:tc>
+          <w:tcPr>
+            <w:tcW w:w="1436" w:type="dxa"/>
+          </w:tcPr>
+          <w:p>
+            <w:r>
+              <w:t xml:space="preserve">If </w:t>
+            </w:r>
+            <w:r>
+              <w:t>3</w:t>
+            </w:r>
+            <w:r>
+              <w:t xml:space="preserve"> skips to </w:t>
+            </w:r>
+            <w:r>
+              <w:t>7</w:t>
+            </w:r>
+          </w:p>
+          <w:p>
+            <w:r>
+              <w:t>5&lt;7</w:t>
+            </w:r>
+            <w:r>
+              <w:t xml:space="preserve"> </w:t>
+            </w:r>
+            <w:proofErr w:type="spellStart"/>
+            <w:r>
+              <w:t>ie</w:t>
+            </w:r>
+            <w:proofErr w:type="spellEnd"/>
+            <w:r>
+              <w:t xml:space="preserve"> skip is</w:t>
+            </w:r>
+            <w:r>
+              <w:t xml:space="preserve"> not</w:t>
+            </w:r>
+            <w:r>
+              <w:t xml:space="preserve"> possible</w:t>
+            </w:r>
+          </w:p>
+        </w:tc>
+        <w:tc>
+          <w:tcPr>
+            <w:tcW w:w="3236" w:type="dxa"/>
+          </w:tcPr>
+          <w:p>
+            <w:r>
+              <w:t>Move one position forward in water list</w:t>
+            </w:r>
+          </w:p>
+        </w:tc>
+        <w:tc>
+          <w:tcPr>
+            <w:tcW w:w="965" w:type="dxa"/>
+          </w:tcPr>
+          <w:p>
+            <w:r>
+              <w:t>2</w:t>
+            </w:r>
+          </w:p>
+        </w:tc>
+      </w:tr>
+      <w:tr>
+        <w:tc>
+          <w:tcPr>
+            <w:tcW w:w="1018" w:type="dxa"/>
+          </w:tcPr>
+          <w:p>
+            <w:r>
+              <w:t>5</w:t>
+            </w:r>
+          </w:p>
+        </w:tc>
+        <w:tc>
+          <w:tcPr>
+            <w:tcW w:w="1019" w:type="dxa"/>
+          </w:tcPr>
+          <w:p>
+            <w:r>
+              <w:t>4</w:t>
+            </w:r>
+          </w:p>
+        </w:tc>
+        <w:tc>
+          <w:tcPr>
+            <w:tcW w:w="1342" w:type="dxa"/>
+          </w:tcPr>
+          <w:p>
+            <w:r>
+              <w:t>5&gt;4</w:t>
+            </w:r>
+          </w:p>
+        </w:tc>
+        <w:tc>
+          <w:tcPr>
+            <w:tcW w:w="1436" w:type="dxa"/>
+          </w:tcPr>
+          <w:p/>
+        </w:tc>
+        <w:tc>
+          <w:tcPr>
+            <w:tcW w:w="3236" w:type="dxa"/>
+          </w:tcPr>
+          <w:p>
+            <w:r>
+              <w:t>Move one position forward in water list</w:t>
+            </w:r>
+          </w:p>
+        </w:tc>
+        <w:tc>
+          <w:tcPr>
+            <w:tcW w:w="965" w:type="dxa"/>
+          </w:tcPr>
+          <w:p>
+            <w:r>
+              <w:t>3</w:t>
+            </w:r>
+          </w:p>
+        </w:tc>
+      </w:tr>
+      <w:tr>
+        <w:tc>
+          <w:tcPr>
+            <w:tcW w:w="1018" w:type="dxa"/>
+          </w:tcPr>
+          <w:p>
+            <w:r>
+              <w:t>5</w:t>
+            </w:r>
+          </w:p>
+        </w:tc>
+        <w:tc>
+          <w:tcPr>
+            <w:tcW w:w="1019" w:type="dxa"/>
+          </w:tcPr>
+          <w:p>
+            <w:r>
+              <w:t>7</w:t>
+            </w:r>
+          </w:p>
+        </w:tc>
+        <w:tc>
+          <w:tcPr>
+            <w:tcW w:w="1342" w:type="dxa"/>
+          </w:tcPr>
+          <w:p>
+            <w:r>
+              <w:t>5&lt;7</w:t>
+            </w:r>
+          </w:p>
+        </w:tc>
+        <w:tc>
+          <w:tcPr>
+            <w:tcW w:w="1436" w:type="dxa"/>
+          </w:tcPr>
+          <w:p>
+            <w:r>
+              <w:t xml:space="preserve">If </w:t>
+            </w:r>
+            <w:r>
+              <w:t>5</w:t>
+            </w:r>
+            <w:r>
+              <w:t xml:space="preserve"> skips to </w:t>
+            </w:r>
+            <w:r>
+              <w:t>7</w:t>
+            </w:r>
+          </w:p>
+          <w:p>
+            <w:r>
+              <w:t>7=7</w:t>
+            </w:r>
+            <w:r>
+              <w:t xml:space="preserve"> </w:t>
+            </w:r>
+            <w:proofErr w:type="spellStart"/>
+            <w:r>
+              <w:t>ie</w:t>
+            </w:r>
+            <w:proofErr w:type="spellEnd"/>
+            <w:r>
+              <w:t xml:space="preserve"> skip is possible</w:t>
+            </w:r>
+          </w:p>
+        </w:tc>
+        <w:tc>
+          <w:tcPr>
+            <w:tcW w:w="3236" w:type="dxa"/>
+          </w:tcPr>
+          <w:p>
+            <w:r>
+              <w:t xml:space="preserve">Skip position forward in </w:t>
+            </w:r>
+            <w:r>
+              <w:t>sun</w:t>
+            </w:r>
+            <w:r>
+              <w:t xml:space="preserve"> list from </w:t>
+            </w:r>
+            <w:r>
+              <w:t>5</w:t>
+            </w:r>
+            <w:r>
+              <w:t xml:space="preserve"> to </w:t>
+            </w:r>
+            <w:r>
+              <w:t>7</w:t>
+            </w:r>
+          </w:p>
+        </w:tc>
+        <w:tc>
+          <w:tcPr>
+            <w:tcW w:w="965" w:type="dxa"/>
+          </w:tcPr>
+          <w:p>
+            <w:r>
+              <w:t>4</w:t>
+            </w:r>
+          </w:p>
+        </w:tc>
+      </w:tr>
+      <w:tr>
+        <w:tc>
+          <w:tcPr>
+            <w:tcW w:w="1018" w:type="dxa"/>
+          </w:tcPr>
+          <w:p>
+            <w:r>
+              <w:t>7</w:t>
+            </w:r>
+          </w:p>
+        </w:tc>
+        <w:tc>
+          <w:tcPr>
+            <w:tcW w:w="1019" w:type="dxa"/>
+          </w:tcPr>
+          <w:p>
+            <w:r>
+              <w:t>7</w:t>
+            </w:r>
+          </w:p>
+        </w:tc>
+        <w:tc>
+          <w:tcPr>
+            <w:tcW w:w="1342" w:type="dxa"/>
+          </w:tcPr>
+          <w:p>
+            <w:r>
+              <w:t>7=7</w:t>
+            </w:r>
+          </w:p>
+        </w:tc>
+        <w:tc>
+          <w:tcPr>
+            <w:tcW w:w="1436" w:type="dxa"/>
+          </w:tcPr>
+          <w:p/>
+        </w:tc>
+        <w:tc>
+          <w:tcPr>
+            <w:tcW w:w="3236" w:type="dxa"/>
+          </w:tcPr>
+          <w:p>
+            <w:r>
+              <w:t>Terms found in both documents, add document id to output</w:t>
+            </w:r>
+          </w:p>
+          <w:p>
+            <w:r>
+              <w:t xml:space="preserve">Output of query </w:t>
+            </w:r>
+            <w:proofErr w:type="gramStart"/>
+            <w:r>
+              <w:t>=[</w:t>
+            </w:r>
+            <w:proofErr w:type="gramEnd"/>
+            <w:r>
+              <w:t>7]</w:t>
+            </w:r>
+          </w:p>
+        </w:tc>
+        <w:tc>
+          <w:tcPr>
+            <w:tcW w:w="965" w:type="dxa"/>
+          </w:tcPr>
+          <w:p>
+            <w:pPr>
+              <w:rPr>
+                <w:b/>
+                <w:bCs/>
+              </w:rPr>
+            </w:pPr>
+            <w:r>
+              <w:rPr>
+                <w:b/>
+                <w:bCs/>
+              </w:rPr>
+              <w:t>5</w:t>
+            </w:r>
+          </w:p>
+        </w:tc>
+      </w:tr>
+      <w:tr>
+        <w:trPr>
+          <w:trHeight w:val="547"/>
+        </w:trPr>
+        <w:tc>
+          <w:tcPr>
+            <w:tcW w:w="9016" w:type="dxa"/>
+            <w:gridSpan w:val="6"/>
+          </w:tcPr>
+          <w:p>
+            <w:r>
+              <w:t xml:space="preserve">We have reached the end of the water posting list, so output of </w:t>
+            </w:r>
+            <w:proofErr w:type="gramStart"/>
+            <w:r>
+              <w:t>query  “</w:t>
+            </w:r>
+            <w:proofErr w:type="gramEnd"/>
+            <w:r>
+              <w:t>sun and water” has only 1 document [Document 7]</w:t>
+            </w:r>
+          </w:p>
+        </w:tc>
+      </w:tr>
+    </w:tbl>
+    <w:p/>
+    <w:p>
+      <w:r>
+        <w:t xml:space="preserve">Here we see that although the output of the query is the same in both cases, the </w:t>
+      </w:r>
+      <w:r>
+        <w:t xml:space="preserve">number of steps to query the index without skip </w:t>
+      </w:r>
+      <w:proofErr w:type="gramStart"/>
+      <w:r>
+        <w:t>pointers[</w:t>
+      </w:r>
+      <w:proofErr w:type="gramEnd"/>
+      <w:r>
+        <w:t>7] is greater than the number of steps to query with skip pointers [5]. This implies that the querying process is more efficient if we build the skip pointers first.</w:t>
+      </w:r>
+    </w:p>
+    <w:p/>
     <w:sectPr>
       <w:pgSz w:w="11906" w:h="16838"/>
       <w:pgMar w:top="1440" w:right="1440" w:bottom="1440" w:left="1440" w:header="708" w:footer="708" w:gutter="0"/>
@@ -2652,7 +4263,7 @@
   <w:style w:type="paragraph" w:default="1" w:styleId="Normal">
     <w:name w:val="Normal"/>
     <w:qFormat/>
-    <w:rsid w:val="0011668D"/>
+    <w:rsid w:val="00CA7760"/>
   </w:style>
   <w:style w:type="paragraph" w:styleId="Heading1">
     <w:name w:val="heading 1"/>
@@ -3188,6 +4799,19 @@
       </w:tblBorders>
     </w:tblPr>
   </w:style>
+  <w:style w:type="paragraph" w:styleId="NormalWeb">
+    <w:name w:val="Normal (Web)"/>
+    <w:basedOn w:val="Normal"/>
+    <w:uiPriority w:val="99"/>
+    <w:semiHidden/>
+    <w:unhideWhenUsed/>
+    <w:rsid w:val="0090522A"/>
+    <w:rPr>
+      <w:rFonts w:ascii="Times New Roman" w:hAnsi="Times New Roman" w:cs="Times New Roman"/>
+      <w:sz w:val="24"/>
+      <w:szCs w:val="24"/>
+    </w:rPr>
+  </w:style>
 </w:styles>
 </file>
 

--- a/assignment1/Pen and Paper Task 1.docx
+++ b/assignment1/Pen and Paper Task 1.docx
@@ -1304,7 +1304,7 @@
                 </mc:Choice>
                 <mc:Fallback>
                   <w:pict>
-                    <v:shapetype w14:anchorId="703E1B83" id="_x0000_t32" coordsize="21600,21600" o:spt="32" o:oned="t" path="m,l21600,21600e" filled="f">
+                    <v:shapetype w14:anchorId="4B1EB627" id="_x0000_t32" coordsize="21600,21600" o:spt="32" o:oned="t" path="m,l21600,21600e" filled="f">
                       <v:path arrowok="t" fillok="f" o:connecttype="none"/>
                       <o:lock v:ext="edit" shapetype="t"/>
                     </v:shapetype>
@@ -1452,7 +1452,7 @@
                 </mc:Choice>
                 <mc:Fallback>
                   <w:pict>
-                    <v:shape w14:anchorId="05FD61ED" id="Straight Arrow Connector 2" o:spid="_x0000_s1026" type="#_x0000_t32" style="position:absolute;margin-left:-54.7pt;margin-top:8pt;width:176.85pt;height:.85pt;z-index:251663360;visibility:visible;mso-wrap-style:square;mso-width-percent:0;mso-height-percent:0;mso-wrap-distance-left:9pt;mso-wrap-distance-top:0;mso-wrap-distance-right:9pt;mso-wrap-distance-bottom:0;mso-position-horizontal:absolute;mso-position-horizontal-relative:text;mso-position-vertical:absolute;mso-position-vertical-relative:text;mso-width-percent:0;mso-height-percent:0;mso-width-relative:margin;mso-height-relative:margin" o:gfxdata="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" strokecolor="#4472c4 [3204]" strokeweight=".5pt">
+                    <v:shape w14:anchorId="47FE1197" id="Straight Arrow Connector 2" o:spid="_x0000_s1026" type="#_x0000_t32" style="position:absolute;margin-left:-54.7pt;margin-top:8pt;width:176.85pt;height:.85pt;z-index:251663360;visibility:visible;mso-wrap-style:square;mso-width-percent:0;mso-height-percent:0;mso-wrap-distance-left:9pt;mso-wrap-distance-top:0;mso-wrap-distance-right:9pt;mso-wrap-distance-bottom:0;mso-position-horizontal:absolute;mso-position-horizontal-relative:text;mso-position-vertical:absolute;mso-position-vertical-relative:text;mso-width-percent:0;mso-height-percent:0;mso-width-relative:margin;mso-height-relative:margin" o:gfxdata="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" strokecolor="#4472c4 [3204]" strokeweight=".5pt">
                       <v:stroke endarrow="block" joinstyle="miter"/>
                     </v:shape>
                   </w:pict>
@@ -1590,7 +1590,7 @@
                 </mc:Choice>
                 <mc:Fallback>
                   <w:pict>
-                    <v:shape w14:anchorId="51C3C4D4" id="Straight Arrow Connector 2" o:spid="_x0000_s1026" type="#_x0000_t32" style="position:absolute;margin-left:-54.7pt;margin-top:6.95pt;width:176.85pt;height:.85pt;z-index:251665408;visibility:visible;mso-wrap-style:square;mso-wrap-distance-left:9pt;mso-wrap-distance-top:0;mso-wrap-distance-right:9pt;mso-wrap-distance-bottom:0;mso-position-horizontal:absolute;mso-position-horizontal-relative:text;mso-position-vertical:absolute;mso-position-vertical-relative:text" o:gfxdata="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" strokecolor="#4472c4 [3204]" strokeweight=".5pt">
+                    <v:shape w14:anchorId="3368657F" id="Straight Arrow Connector 2" o:spid="_x0000_s1026" type="#_x0000_t32" style="position:absolute;margin-left:-54.7pt;margin-top:6.95pt;width:176.85pt;height:.85pt;z-index:251665408;visibility:visible;mso-wrap-style:square;mso-wrap-distance-left:9pt;mso-wrap-distance-top:0;mso-wrap-distance-right:9pt;mso-wrap-distance-bottom:0;mso-position-horizontal:absolute;mso-position-horizontal-relative:text;mso-position-vertical:absolute;mso-position-vertical-relative:text" o:gfxdata="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" strokecolor="#4472c4 [3204]" strokeweight=".5pt">
                       <v:stroke endarrow="block" joinstyle="miter"/>
                     </v:shape>
                   </w:pict>
@@ -1722,7 +1722,7 @@
                 </mc:Choice>
                 <mc:Fallback>
                   <w:pict>
-                    <v:shape w14:anchorId="19957EC2" id="Straight Arrow Connector 2" o:spid="_x0000_s1026" type="#_x0000_t32" style="position:absolute;margin-left:-53.9pt;margin-top:6.85pt;width:176.85pt;height:.85pt;z-index:251667456;visibility:visible;mso-wrap-style:square;mso-wrap-distance-left:9pt;mso-wrap-distance-top:0;mso-wrap-distance-right:9pt;mso-wrap-distance-bottom:0;mso-position-horizontal:absolute;mso-position-horizontal-relative:text;mso-position-vertical:absolute;mso-position-vertical-relative:text" o:gfxdata="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" strokecolor="#4472c4 [3204]" strokeweight=".5pt">
+                    <v:shape w14:anchorId="06469211" id="Straight Arrow Connector 2" o:spid="_x0000_s1026" type="#_x0000_t32" style="position:absolute;margin-left:-53.9pt;margin-top:6.85pt;width:176.85pt;height:.85pt;z-index:251667456;visibility:visible;mso-wrap-style:square;mso-wrap-distance-left:9pt;mso-wrap-distance-top:0;mso-wrap-distance-right:9pt;mso-wrap-distance-bottom:0;mso-position-horizontal:absolute;mso-position-horizontal-relative:text;mso-position-vertical:absolute;mso-position-vertical-relative:text" o:gfxdata="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" strokecolor="#4472c4 [3204]" strokeweight=".5pt">
                       <v:stroke endarrow="block" joinstyle="miter"/>
                     </v:shape>
                   </w:pict>
@@ -3411,6 +3411,5903 @@
       </w:r>
     </w:p>
     <w:p/>
+    <w:p/>
+    <w:p>
+      <w:r>
+        <w:br w:type="page"/>
+      </w:r>
+    </w:p>
+    <w:p>
+      <w:r>
+        <w:lastRenderedPageBreak/>
+        <w:t xml:space="preserve">Pen and Paper Task 2 (6 points) </w:t>
+      </w:r>
+    </w:p>
+    <w:p>
+      <w:r>
+        <w:t>Write an algorithm tokenize(text) in pseudo code which takes a string as input and outputs a list or array of tokens (where each token is also a string). Your algorithm should not remove or omit any characters except for white space. Split tokens on all symbols except for letters or numbers. Further, the algorithm should have a linear runtime in the number of input characters n (O(n)). Write down the algorithm as pseudo code.</w:t>
+      </w:r>
+    </w:p>
+    <w:p>
+      <w:r>
+        <w:t xml:space="preserve"> Explain the algorithm based on the </w:t>
+      </w:r>
+      <w:proofErr w:type="gramStart"/>
+      <w:r>
+        <w:t>example ”</w:t>
+      </w:r>
+      <w:proofErr w:type="spellStart"/>
+      <w:r>
+        <w:t>O’Really</w:t>
+      </w:r>
+      <w:proofErr w:type="spellEnd"/>
+      <w:proofErr w:type="gramEnd"/>
+      <w:r>
+        <w:t xml:space="preserve"> isn’t in S.” </w:t>
+      </w:r>
+    </w:p>
+    <w:p>
+      <w:r>
+        <w:t>Explain why your algorithm has a linear runtime is general (not just based on this example).</w:t>
+      </w:r>
+    </w:p>
+    <w:p>
+      <w:r>
+        <w:t>Answer:</w:t>
+      </w:r>
+    </w:p>
+    <w:p>
+      <w:r>
+        <w:t xml:space="preserve">Given </w:t>
+      </w:r>
+      <w:proofErr w:type="gramStart"/>
+      <w:r>
+        <w:t>Input :</w:t>
+      </w:r>
+      <w:proofErr w:type="gramEnd"/>
+      <w:r>
+        <w:t xml:space="preserve"> string </w:t>
+      </w:r>
+      <w:proofErr w:type="gramStart"/>
+      <w:r>
+        <w:t>text ,</w:t>
+      </w:r>
+      <w:proofErr w:type="gramEnd"/>
+      <w:r>
+        <w:t xml:space="preserve"> </w:t>
+      </w:r>
+      <w:proofErr w:type="gramStart"/>
+      <w:r>
+        <w:t>Output :</w:t>
+      </w:r>
+      <w:proofErr w:type="gramEnd"/>
+      <w:r>
+        <w:t xml:space="preserve"> list[string] </w:t>
+      </w:r>
+      <w:proofErr w:type="spellStart"/>
+      <w:r>
+        <w:t>token_list</w:t>
+      </w:r>
+      <w:proofErr w:type="spellEnd"/>
+    </w:p>
+    <w:p/>
+    <w:p>
+      <w:pPr>
+        <w:rPr>
+          <w:b/>
+          <w:bCs/>
+        </w:rPr>
+      </w:pPr>
+      <w:r>
+        <w:rPr>
+          <w:b/>
+          <w:bCs/>
+        </w:rPr>
+        <w:t>def tokenize(text):</w:t>
+      </w:r>
+    </w:p>
+    <w:p>
+      <w:r>
+        <w:tab/>
+        <w:t>//initialize empty list</w:t>
+      </w:r>
+      <w:r>
+        <w:tab/>
+      </w:r>
+      <w:r>
+        <w:tab/>
+      </w:r>
+      <w:r>
+        <w:tab/>
+      </w:r>
+      <w:r>
+        <w:tab/>
+      </w:r>
+      <w:r>
+        <w:tab/>
+      </w:r>
+      <w:r>
+        <w:tab/>
+      </w:r>
+      <w:r>
+        <w:tab/>
+      </w:r>
+      <w:r>
+        <w:tab/>
+      </w:r>
+      <w:r>
+        <w:tab/>
+      </w:r>
+      <w:r>
+        <w:tab/>
+      </w:r>
+      <w:proofErr w:type="spellStart"/>
+      <w:r>
+        <w:rPr>
+          <w:b/>
+          <w:bCs/>
+        </w:rPr>
+        <w:t>token_list</w:t>
+      </w:r>
+      <w:proofErr w:type="spellEnd"/>
+      <w:r>
+        <w:rPr>
+          <w:b/>
+          <w:bCs/>
+        </w:rPr>
+        <w:t xml:space="preserve"> = []</w:t>
+      </w:r>
+      <w:r>
+        <w:rPr>
+          <w:b/>
+          <w:bCs/>
+        </w:rPr>
+        <w:tab/>
+      </w:r>
+      <w:r>
+        <w:rPr>
+          <w:b/>
+          <w:bCs/>
+        </w:rPr>
+        <w:tab/>
+      </w:r>
+      <w:r>
+        <w:rPr>
+          <w:b/>
+          <w:bCs/>
+        </w:rPr>
+        <w:tab/>
+      </w:r>
+      <w:r>
+        <w:rPr>
+          <w:b/>
+          <w:bCs/>
+        </w:rPr>
+        <w:tab/>
+      </w:r>
+      <w:r>
+        <w:rPr>
+          <w:b/>
+          <w:bCs/>
+        </w:rPr>
+        <w:tab/>
+      </w:r>
+      <w:r>
+        <w:rPr>
+          <w:b/>
+          <w:bCs/>
+        </w:rPr>
+        <w:tab/>
+      </w:r>
+      <w:r>
+        <w:rPr>
+          <w:b/>
+          <w:bCs/>
+        </w:rPr>
+        <w:tab/>
+      </w:r>
+      <w:r>
+        <w:rPr>
+          <w:b/>
+          <w:bCs/>
+        </w:rPr>
+        <w:tab/>
+      </w:r>
+      <w:r>
+        <w:rPr>
+          <w:b/>
+          <w:bCs/>
+        </w:rPr>
+        <w:tab/>
+      </w:r>
+      <w:r>
+        <w:rPr>
+          <w:b/>
+          <w:bCs/>
+        </w:rPr>
+        <w:tab/>
+      </w:r>
+      <w:r>
+        <w:rPr>
+          <w:b/>
+          <w:bCs/>
+        </w:rPr>
+        <w:tab/>
+      </w:r>
+      <w:proofErr w:type="spellStart"/>
+      <w:r>
+        <w:rPr>
+          <w:b/>
+          <w:bCs/>
+        </w:rPr>
+        <w:t>current_token</w:t>
+      </w:r>
+      <w:proofErr w:type="spellEnd"/>
+      <w:r>
+        <w:rPr>
+          <w:b/>
+          <w:bCs/>
+        </w:rPr>
+        <w:t>=””</w:t>
+      </w:r>
+    </w:p>
+    <w:p>
+      <w:r>
+        <w:tab/>
+        <w:t>//loop throughout the text checking each character</w:t>
+      </w:r>
+      <w:r>
+        <w:tab/>
+      </w:r>
+      <w:r>
+        <w:tab/>
+      </w:r>
+      <w:r>
+        <w:tab/>
+      </w:r>
+      <w:r>
+        <w:tab/>
+      </w:r>
+      <w:r>
+        <w:tab/>
+      </w:r>
+      <w:r>
+        <w:tab/>
+      </w:r>
+      <w:r>
+        <w:rPr>
+          <w:b/>
+          <w:bCs/>
+        </w:rPr>
+        <w:t>for each character c in text:</w:t>
+      </w:r>
+      <w:r>
+        <w:t xml:space="preserve"> </w:t>
+      </w:r>
+      <w:r>
+        <w:tab/>
+      </w:r>
+      <w:r>
+        <w:tab/>
+      </w:r>
+      <w:r>
+        <w:tab/>
+      </w:r>
+      <w:r>
+        <w:tab/>
+      </w:r>
+      <w:r>
+        <w:tab/>
+      </w:r>
+      <w:r>
+        <w:tab/>
+      </w:r>
+      <w:r>
+        <w:tab/>
+      </w:r>
+      <w:r>
+        <w:tab/>
+      </w:r>
+      <w:r>
+        <w:tab/>
+      </w:r>
+      <w:r>
+        <w:tab/>
+        <w:t xml:space="preserve">//split on whitespace </w:t>
+      </w:r>
+      <w:proofErr w:type="spellStart"/>
+      <w:r>
+        <w:t>ie</w:t>
+      </w:r>
+      <w:proofErr w:type="spellEnd"/>
+      <w:r>
+        <w:t xml:space="preserve"> save the current token up till now into the </w:t>
+      </w:r>
+      <w:proofErr w:type="spellStart"/>
+      <w:r>
+        <w:t>token_list</w:t>
+      </w:r>
+      <w:proofErr w:type="spellEnd"/>
+      <w:r>
+        <w:t xml:space="preserve"> </w:t>
+      </w:r>
+      <w:r>
+        <w:tab/>
+      </w:r>
+      <w:r>
+        <w:tab/>
+      </w:r>
+      <w:r>
+        <w:tab/>
+      </w:r>
+      <w:r>
+        <w:rPr>
+          <w:b/>
+          <w:bCs/>
+        </w:rPr>
+        <w:t>if c is</w:t>
+      </w:r>
+      <w:r>
+        <w:rPr>
+          <w:b/>
+          <w:bCs/>
+        </w:rPr>
+        <w:t xml:space="preserve"> a whitespace</w:t>
+      </w:r>
+      <w:r>
+        <w:rPr>
+          <w:b/>
+          <w:bCs/>
+        </w:rPr>
+        <w:t>:</w:t>
+      </w:r>
+      <w:r>
+        <w:rPr>
+          <w:b/>
+          <w:bCs/>
+        </w:rPr>
+        <w:tab/>
+      </w:r>
+      <w:r>
+        <w:rPr>
+          <w:b/>
+          <w:bCs/>
+        </w:rPr>
+        <w:tab/>
+      </w:r>
+      <w:r>
+        <w:rPr>
+          <w:b/>
+          <w:bCs/>
+        </w:rPr>
+        <w:tab/>
+      </w:r>
+      <w:r>
+        <w:rPr>
+          <w:b/>
+          <w:bCs/>
+        </w:rPr>
+        <w:tab/>
+      </w:r>
+      <w:r>
+        <w:rPr>
+          <w:b/>
+          <w:bCs/>
+        </w:rPr>
+        <w:tab/>
+      </w:r>
+      <w:r>
+        <w:rPr>
+          <w:b/>
+          <w:bCs/>
+        </w:rPr>
+        <w:tab/>
+      </w:r>
+      <w:r>
+        <w:rPr>
+          <w:b/>
+          <w:bCs/>
+        </w:rPr>
+        <w:tab/>
+      </w:r>
+      <w:r>
+        <w:rPr>
+          <w:b/>
+          <w:bCs/>
+        </w:rPr>
+        <w:tab/>
+      </w:r>
+      <w:r>
+        <w:rPr>
+          <w:b/>
+          <w:bCs/>
+        </w:rPr>
+        <w:tab/>
+      </w:r>
+      <w:r>
+        <w:rPr>
+          <w:b/>
+          <w:bCs/>
+        </w:rPr>
+        <w:tab/>
+      </w:r>
+      <w:r>
+        <w:rPr>
+          <w:b/>
+          <w:bCs/>
+        </w:rPr>
+        <w:tab/>
+      </w:r>
+      <w:proofErr w:type="spellStart"/>
+      <w:r>
+        <w:rPr>
+          <w:b/>
+          <w:bCs/>
+        </w:rPr>
+        <w:t>token_list</w:t>
+      </w:r>
+      <w:proofErr w:type="spellEnd"/>
+      <w:r>
+        <w:rPr>
+          <w:b/>
+          <w:bCs/>
+        </w:rPr>
+        <w:t xml:space="preserve"> =</w:t>
+      </w:r>
+      <w:r>
+        <w:rPr>
+          <w:b/>
+          <w:bCs/>
+        </w:rPr>
+        <w:t xml:space="preserve"> </w:t>
+      </w:r>
+      <w:proofErr w:type="spellStart"/>
+      <w:r>
+        <w:rPr>
+          <w:b/>
+          <w:bCs/>
+        </w:rPr>
+        <w:t>token_list</w:t>
+      </w:r>
+      <w:proofErr w:type="spellEnd"/>
+      <w:r>
+        <w:rPr>
+          <w:b/>
+          <w:bCs/>
+        </w:rPr>
+        <w:t xml:space="preserve"> +</w:t>
+      </w:r>
+      <w:r>
+        <w:rPr>
+          <w:b/>
+          <w:bCs/>
+        </w:rPr>
+        <w:t xml:space="preserve"> </w:t>
+      </w:r>
+      <w:proofErr w:type="spellStart"/>
+      <w:r>
+        <w:rPr>
+          <w:b/>
+          <w:bCs/>
+        </w:rPr>
+        <w:t>current_token</w:t>
+      </w:r>
+      <w:proofErr w:type="spellEnd"/>
+      <w:r>
+        <w:rPr>
+          <w:b/>
+          <w:bCs/>
+        </w:rPr>
+        <w:t xml:space="preserve"> </w:t>
+      </w:r>
+      <w:r>
+        <w:rPr>
+          <w:b/>
+          <w:bCs/>
+        </w:rPr>
+        <w:tab/>
+      </w:r>
+      <w:r>
+        <w:rPr>
+          <w:b/>
+          <w:bCs/>
+        </w:rPr>
+        <w:tab/>
+      </w:r>
+      <w:r>
+        <w:rPr>
+          <w:b/>
+          <w:bCs/>
+        </w:rPr>
+        <w:tab/>
+      </w:r>
+      <w:r>
+        <w:rPr>
+          <w:b/>
+          <w:bCs/>
+        </w:rPr>
+        <w:tab/>
+      </w:r>
+      <w:r>
+        <w:rPr>
+          <w:b/>
+          <w:bCs/>
+        </w:rPr>
+        <w:tab/>
+      </w:r>
+      <w:r>
+        <w:rPr>
+          <w:b/>
+          <w:bCs/>
+        </w:rPr>
+        <w:tab/>
+      </w:r>
+      <w:r>
+        <w:rPr>
+          <w:b/>
+          <w:bCs/>
+        </w:rPr>
+        <w:tab/>
+      </w:r>
+      <w:r>
+        <w:rPr>
+          <w:b/>
+          <w:bCs/>
+        </w:rPr>
+        <w:tab/>
+      </w:r>
+      <w:proofErr w:type="spellStart"/>
+      <w:r>
+        <w:rPr>
+          <w:b/>
+          <w:bCs/>
+        </w:rPr>
+        <w:t>current_token</w:t>
+      </w:r>
+      <w:proofErr w:type="spellEnd"/>
+      <w:r>
+        <w:rPr>
+          <w:b/>
+          <w:bCs/>
+        </w:rPr>
+        <w:t xml:space="preserve"> </w:t>
+      </w:r>
+      <w:proofErr w:type="gramStart"/>
+      <w:r>
+        <w:rPr>
+          <w:b/>
+          <w:bCs/>
+        </w:rPr>
+        <w:t>=</w:t>
+      </w:r>
+      <w:r>
+        <w:rPr>
+          <w:b/>
+          <w:bCs/>
+        </w:rPr>
+        <w:t xml:space="preserve"> </w:t>
+      </w:r>
+      <w:r>
+        <w:rPr>
+          <w:b/>
+          <w:bCs/>
+        </w:rPr>
+        <w:t>”</w:t>
+      </w:r>
+      <w:proofErr w:type="gramEnd"/>
+      <w:r>
+        <w:rPr>
+          <w:b/>
+          <w:bCs/>
+        </w:rPr>
+        <w:t>”</w:t>
+      </w:r>
+    </w:p>
+    <w:p>
+      <w:pPr>
+        <w:ind w:left="1440"/>
+      </w:pPr>
+      <w:r>
+        <w:t xml:space="preserve">//for any letter or number found, it is a part of the same token as the previous characters up till that point so add the character to </w:t>
+      </w:r>
+      <w:proofErr w:type="spellStart"/>
+      <w:r>
+        <w:t>current_token</w:t>
+      </w:r>
+      <w:proofErr w:type="spellEnd"/>
+      <w:r>
+        <w:t xml:space="preserve"> </w:t>
+      </w:r>
+      <w:r>
+        <w:tab/>
+      </w:r>
+      <w:r>
+        <w:tab/>
+        <w:t xml:space="preserve">      </w:t>
+      </w:r>
+      <w:r>
+        <w:rPr>
+          <w:b/>
+          <w:bCs/>
+        </w:rPr>
+        <w:t xml:space="preserve">else </w:t>
+      </w:r>
+      <w:r>
+        <w:rPr>
+          <w:b/>
+          <w:bCs/>
+        </w:rPr>
+        <w:t>if c is a letter or number:</w:t>
+      </w:r>
+      <w:r>
+        <w:rPr>
+          <w:b/>
+          <w:bCs/>
+        </w:rPr>
+        <w:tab/>
+      </w:r>
+      <w:r>
+        <w:rPr>
+          <w:b/>
+          <w:bCs/>
+        </w:rPr>
+        <w:tab/>
+      </w:r>
+      <w:r>
+        <w:rPr>
+          <w:b/>
+          <w:bCs/>
+        </w:rPr>
+        <w:tab/>
+      </w:r>
+      <w:r>
+        <w:rPr>
+          <w:b/>
+          <w:bCs/>
+        </w:rPr>
+        <w:tab/>
+      </w:r>
+      <w:r>
+        <w:rPr>
+          <w:b/>
+          <w:bCs/>
+        </w:rPr>
+        <w:tab/>
+      </w:r>
+      <w:r>
+        <w:rPr>
+          <w:b/>
+          <w:bCs/>
+        </w:rPr>
+        <w:tab/>
+      </w:r>
+      <w:r>
+        <w:rPr>
+          <w:b/>
+          <w:bCs/>
+        </w:rPr>
+        <w:tab/>
+      </w:r>
+      <w:r>
+        <w:rPr>
+          <w:b/>
+          <w:bCs/>
+        </w:rPr>
+        <w:tab/>
+      </w:r>
+      <w:proofErr w:type="spellStart"/>
+      <w:r>
+        <w:rPr>
+          <w:b/>
+          <w:bCs/>
+        </w:rPr>
+        <w:t>current_token</w:t>
+      </w:r>
+      <w:proofErr w:type="spellEnd"/>
+      <w:r>
+        <w:rPr>
+          <w:b/>
+          <w:bCs/>
+        </w:rPr>
+        <w:t xml:space="preserve"> = </w:t>
+      </w:r>
+      <w:proofErr w:type="spellStart"/>
+      <w:r>
+        <w:rPr>
+          <w:b/>
+          <w:bCs/>
+        </w:rPr>
+        <w:t>current_token</w:t>
+      </w:r>
+      <w:proofErr w:type="spellEnd"/>
+      <w:r>
+        <w:rPr>
+          <w:b/>
+          <w:bCs/>
+        </w:rPr>
+        <w:t xml:space="preserve"> + c</w:t>
+      </w:r>
+    </w:p>
+    <w:p>
+      <w:pPr>
+        <w:ind w:left="1440"/>
+      </w:pPr>
+      <w:r>
+        <w:t>//if c is not a whitespace, letter or number then it may be a symbol like.!’?</w:t>
+      </w:r>
+      <w:r>
+        <w:t xml:space="preserve"> Append both the token before it and the symbol to the </w:t>
+      </w:r>
+      <w:proofErr w:type="spellStart"/>
+      <w:r>
+        <w:t>token_list</w:t>
+      </w:r>
+      <w:proofErr w:type="spellEnd"/>
+      <w:r>
+        <w:br/>
+      </w:r>
+      <w:r>
+        <w:rPr>
+          <w:b/>
+          <w:bCs/>
+        </w:rPr>
+        <w:t>else:</w:t>
+      </w:r>
+      <w:r>
+        <w:rPr>
+          <w:b/>
+          <w:bCs/>
+        </w:rPr>
+        <w:br/>
+      </w:r>
+      <w:r>
+        <w:rPr>
+          <w:b/>
+          <w:bCs/>
+        </w:rPr>
+        <w:tab/>
+      </w:r>
+      <w:proofErr w:type="spellStart"/>
+      <w:r>
+        <w:rPr>
+          <w:b/>
+          <w:bCs/>
+        </w:rPr>
+        <w:t>token_list</w:t>
+      </w:r>
+      <w:proofErr w:type="spellEnd"/>
+      <w:r>
+        <w:rPr>
+          <w:b/>
+          <w:bCs/>
+        </w:rPr>
+        <w:t xml:space="preserve"> = </w:t>
+      </w:r>
+      <w:proofErr w:type="spellStart"/>
+      <w:r>
+        <w:rPr>
+          <w:b/>
+          <w:bCs/>
+        </w:rPr>
+        <w:t>token_list</w:t>
+      </w:r>
+      <w:proofErr w:type="spellEnd"/>
+      <w:r>
+        <w:rPr>
+          <w:b/>
+          <w:bCs/>
+        </w:rPr>
+        <w:t xml:space="preserve"> + </w:t>
+      </w:r>
+      <w:proofErr w:type="spellStart"/>
+      <w:r>
+        <w:rPr>
+          <w:b/>
+          <w:bCs/>
+        </w:rPr>
+        <w:t>current_token</w:t>
+      </w:r>
+      <w:proofErr w:type="spellEnd"/>
+      <w:r>
+        <w:rPr>
+          <w:b/>
+          <w:bCs/>
+        </w:rPr>
+        <w:t xml:space="preserve"> </w:t>
+      </w:r>
+      <w:r>
+        <w:rPr>
+          <w:b/>
+          <w:bCs/>
+        </w:rPr>
+        <w:br/>
+      </w:r>
+      <w:r>
+        <w:rPr>
+          <w:b/>
+          <w:bCs/>
+        </w:rPr>
+        <w:tab/>
+      </w:r>
+      <w:proofErr w:type="spellStart"/>
+      <w:r>
+        <w:rPr>
+          <w:b/>
+          <w:bCs/>
+        </w:rPr>
+        <w:t>token_list</w:t>
+      </w:r>
+      <w:proofErr w:type="spellEnd"/>
+      <w:r>
+        <w:rPr>
+          <w:b/>
+          <w:bCs/>
+        </w:rPr>
+        <w:t xml:space="preserve"> = </w:t>
+      </w:r>
+      <w:proofErr w:type="spellStart"/>
+      <w:r>
+        <w:rPr>
+          <w:b/>
+          <w:bCs/>
+        </w:rPr>
+        <w:t>token_list</w:t>
+      </w:r>
+      <w:proofErr w:type="spellEnd"/>
+      <w:r>
+        <w:rPr>
+          <w:b/>
+          <w:bCs/>
+        </w:rPr>
+        <w:t xml:space="preserve"> + c</w:t>
+      </w:r>
+      <w:r>
+        <w:rPr>
+          <w:b/>
+          <w:bCs/>
+        </w:rPr>
+        <w:tab/>
+      </w:r>
+      <w:r>
+        <w:rPr>
+          <w:b/>
+          <w:bCs/>
+        </w:rPr>
+        <w:tab/>
+      </w:r>
+      <w:r>
+        <w:rPr>
+          <w:b/>
+          <w:bCs/>
+        </w:rPr>
+        <w:tab/>
+      </w:r>
+      <w:r>
+        <w:rPr>
+          <w:b/>
+          <w:bCs/>
+        </w:rPr>
+        <w:tab/>
+      </w:r>
+      <w:r>
+        <w:rPr>
+          <w:b/>
+          <w:bCs/>
+        </w:rPr>
+        <w:tab/>
+      </w:r>
+      <w:proofErr w:type="spellStart"/>
+      <w:r>
+        <w:rPr>
+          <w:b/>
+          <w:bCs/>
+        </w:rPr>
+        <w:t>current_token</w:t>
+      </w:r>
+      <w:proofErr w:type="spellEnd"/>
+      <w:r>
+        <w:rPr>
+          <w:b/>
+          <w:bCs/>
+        </w:rPr>
+        <w:t xml:space="preserve"> = “”</w:t>
+      </w:r>
+    </w:p>
+    <w:p>
+      <w:pPr>
+        <w:ind w:left="720"/>
+        <w:rPr>
+          <w:b/>
+          <w:bCs/>
+        </w:rPr>
+      </w:pPr>
+      <w:r>
+        <w:t xml:space="preserve">// if sentence did not end in a symbol but on an alphabet or number then </w:t>
+      </w:r>
+      <w:r>
+        <w:t xml:space="preserve">we add the last token to the </w:t>
+      </w:r>
+      <w:proofErr w:type="spellStart"/>
+      <w:r>
+        <w:t>token_list</w:t>
+      </w:r>
+      <w:proofErr w:type="spellEnd"/>
+      <w:r>
+        <w:t xml:space="preserve"> (in the for loop the appending of token to list happens only on </w:t>
+      </w:r>
+      <w:proofErr w:type="spellStart"/>
+      <w:r>
+        <w:t>non alphanumeric</w:t>
+      </w:r>
+      <w:proofErr w:type="spellEnd"/>
+      <w:r>
+        <w:t xml:space="preserve"> values)</w:t>
+      </w:r>
+      <w:r>
+        <w:br/>
+      </w:r>
+      <w:r>
+        <w:rPr>
+          <w:b/>
+          <w:bCs/>
+        </w:rPr>
+        <w:t xml:space="preserve">if </w:t>
+      </w:r>
+      <w:proofErr w:type="spellStart"/>
+      <w:r>
+        <w:rPr>
+          <w:b/>
+          <w:bCs/>
+        </w:rPr>
+        <w:t>current_token</w:t>
+      </w:r>
+      <w:proofErr w:type="spellEnd"/>
+      <w:r>
+        <w:rPr>
+          <w:b/>
+          <w:bCs/>
+        </w:rPr>
+        <w:t xml:space="preserve"> not = “”:</w:t>
+      </w:r>
+      <w:r>
+        <w:rPr>
+          <w:b/>
+          <w:bCs/>
+        </w:rPr>
+        <w:tab/>
+      </w:r>
+      <w:r>
+        <w:rPr>
+          <w:b/>
+          <w:bCs/>
+        </w:rPr>
+        <w:tab/>
+      </w:r>
+      <w:r>
+        <w:rPr>
+          <w:b/>
+          <w:bCs/>
+        </w:rPr>
+        <w:tab/>
+      </w:r>
+      <w:r>
+        <w:rPr>
+          <w:b/>
+          <w:bCs/>
+        </w:rPr>
+        <w:tab/>
+      </w:r>
+      <w:r>
+        <w:rPr>
+          <w:b/>
+          <w:bCs/>
+        </w:rPr>
+        <w:tab/>
+      </w:r>
+      <w:r>
+        <w:rPr>
+          <w:b/>
+          <w:bCs/>
+        </w:rPr>
+        <w:tab/>
+      </w:r>
+      <w:r>
+        <w:rPr>
+          <w:b/>
+          <w:bCs/>
+        </w:rPr>
+        <w:tab/>
+      </w:r>
+      <w:r>
+        <w:rPr>
+          <w:b/>
+          <w:bCs/>
+        </w:rPr>
+        <w:tab/>
+      </w:r>
+      <w:r>
+        <w:rPr>
+          <w:b/>
+          <w:bCs/>
+        </w:rPr>
+        <w:t>P</w:t>
+      </w:r>
+      <w:r>
+        <w:rPr>
+          <w:b/>
+          <w:bCs/>
+        </w:rPr>
+        <w:tab/>
+      </w:r>
+      <w:proofErr w:type="spellStart"/>
+      <w:r>
+        <w:rPr>
+          <w:b/>
+          <w:bCs/>
+        </w:rPr>
+        <w:t>token_list</w:t>
+      </w:r>
+      <w:proofErr w:type="spellEnd"/>
+      <w:r>
+        <w:rPr>
+          <w:b/>
+          <w:bCs/>
+        </w:rPr>
+        <w:t xml:space="preserve"> = </w:t>
+      </w:r>
+      <w:proofErr w:type="spellStart"/>
+      <w:r>
+        <w:rPr>
+          <w:b/>
+          <w:bCs/>
+        </w:rPr>
+        <w:t>token_list</w:t>
+      </w:r>
+      <w:proofErr w:type="spellEnd"/>
+      <w:r>
+        <w:rPr>
+          <w:b/>
+          <w:bCs/>
+        </w:rPr>
+        <w:t xml:space="preserve"> + </w:t>
+      </w:r>
+      <w:proofErr w:type="spellStart"/>
+      <w:r>
+        <w:rPr>
+          <w:b/>
+          <w:bCs/>
+        </w:rPr>
+        <w:t>current_token</w:t>
+      </w:r>
+      <w:proofErr w:type="spellEnd"/>
+      <w:r>
+        <w:rPr>
+          <w:b/>
+          <w:bCs/>
+        </w:rPr>
+        <w:tab/>
+      </w:r>
+      <w:r>
+        <w:rPr>
+          <w:b/>
+          <w:bCs/>
+        </w:rPr>
+        <w:br/>
+      </w:r>
+      <w:r>
+        <w:rPr>
+          <w:b/>
+          <w:bCs/>
+        </w:rPr>
+        <w:tab/>
+      </w:r>
+    </w:p>
+    <w:p>
+      <w:pPr>
+        <w:rPr>
+          <w:b/>
+          <w:bCs/>
+        </w:rPr>
+      </w:pPr>
+      <w:r>
+        <w:rPr>
+          <w:b/>
+          <w:bCs/>
+        </w:rPr>
+        <w:tab/>
+      </w:r>
+      <w:r>
+        <w:rPr>
+          <w:b/>
+          <w:bCs/>
+        </w:rPr>
+        <w:t xml:space="preserve">return </w:t>
+      </w:r>
+      <w:proofErr w:type="spellStart"/>
+      <w:r>
+        <w:rPr>
+          <w:b/>
+          <w:bCs/>
+        </w:rPr>
+        <w:t>token_list</w:t>
+      </w:r>
+      <w:proofErr w:type="spellEnd"/>
+    </w:p>
+    <w:p>
+      <w:pPr>
+        <w:rPr>
+          <w:b/>
+          <w:bCs/>
+        </w:rPr>
+      </w:pPr>
+    </w:p>
+    <w:p>
+      <w:r>
+        <w:lastRenderedPageBreak/>
+        <w:t xml:space="preserve">text </w:t>
+      </w:r>
+      <w:proofErr w:type="gramStart"/>
+      <w:r>
+        <w:t xml:space="preserve">= </w:t>
+      </w:r>
+      <w:r>
+        <w:t>”</w:t>
+      </w:r>
+      <w:proofErr w:type="spellStart"/>
+      <w:r>
+        <w:t>O’Really</w:t>
+      </w:r>
+      <w:proofErr w:type="spellEnd"/>
+      <w:proofErr w:type="gramEnd"/>
+      <w:r>
+        <w:t xml:space="preserve"> isn’t in S.”</w:t>
+      </w:r>
+      <w:r>
+        <w:br/>
+      </w:r>
+      <w:r>
+        <w:br/>
+        <w:t>Algorithm:</w:t>
+      </w:r>
+    </w:p>
+    <w:tbl>
+      <w:tblPr>
+        <w:tblStyle w:val="TableGrid"/>
+        <w:tblW w:w="10060" w:type="dxa"/>
+        <w:tblLook w:val="04A0" w:firstRow="1" w:lastRow="0" w:firstColumn="1" w:lastColumn="0" w:noHBand="0" w:noVBand="1"/>
+      </w:tblPr>
+      <w:tblGrid>
+        <w:gridCol w:w="1270"/>
+        <w:gridCol w:w="938"/>
+        <w:gridCol w:w="3356"/>
+        <w:gridCol w:w="4496"/>
+      </w:tblGrid>
+      <w:tr>
+        <w:tc>
+          <w:tcPr>
+            <w:tcW w:w="1270" w:type="dxa"/>
+          </w:tcPr>
+          <w:p>
+            <w:r>
+              <w:t>Character c</w:t>
+            </w:r>
+          </w:p>
+        </w:tc>
+        <w:tc>
+          <w:tcPr>
+            <w:tcW w:w="938" w:type="dxa"/>
+          </w:tcPr>
+          <w:p>
+            <w:r>
+              <w:t>Current Token</w:t>
+            </w:r>
+          </w:p>
+        </w:tc>
+        <w:tc>
+          <w:tcPr>
+            <w:tcW w:w="3356" w:type="dxa"/>
+          </w:tcPr>
+          <w:p>
+            <w:r>
+              <w:t>Token List</w:t>
+            </w:r>
+          </w:p>
+        </w:tc>
+        <w:tc>
+          <w:tcPr>
+            <w:tcW w:w="4496" w:type="dxa"/>
+          </w:tcPr>
+          <w:p>
+            <w:r>
+              <w:t>Decision</w:t>
+            </w:r>
+          </w:p>
+        </w:tc>
+      </w:tr>
+      <w:tr>
+        <w:tc>
+          <w:tcPr>
+            <w:tcW w:w="1270" w:type="dxa"/>
+          </w:tcPr>
+          <w:p>
+            <w:r>
+              <w:t>O</w:t>
+            </w:r>
+          </w:p>
+        </w:tc>
+        <w:tc>
+          <w:tcPr>
+            <w:tcW w:w="938" w:type="dxa"/>
+          </w:tcPr>
+          <w:p>
+            <w:r>
+              <w:t>““</w:t>
+            </w:r>
+          </w:p>
+        </w:tc>
+        <w:tc>
+          <w:tcPr>
+            <w:tcW w:w="3356" w:type="dxa"/>
+          </w:tcPr>
+          <w:p>
+            <w:r>
+              <w:t>[]</w:t>
+            </w:r>
+          </w:p>
+        </w:tc>
+        <w:tc>
+          <w:tcPr>
+            <w:tcW w:w="4496" w:type="dxa"/>
+          </w:tcPr>
+          <w:p>
+            <w:r>
+              <w:t>c is a letter so add it to current token</w:t>
+            </w:r>
+          </w:p>
+        </w:tc>
+      </w:tr>
+      <w:tr>
+        <w:tc>
+          <w:tcPr>
+            <w:tcW w:w="1270" w:type="dxa"/>
+          </w:tcPr>
+          <w:p>
+            <w:r>
+              <w:t>‘</w:t>
+            </w:r>
+          </w:p>
+        </w:tc>
+        <w:tc>
+          <w:tcPr>
+            <w:tcW w:w="938" w:type="dxa"/>
+          </w:tcPr>
+          <w:p>
+            <w:r>
+              <w:t>“O”</w:t>
+            </w:r>
+          </w:p>
+        </w:tc>
+        <w:tc>
+          <w:tcPr>
+            <w:tcW w:w="3356" w:type="dxa"/>
+          </w:tcPr>
+          <w:p>
+            <w:r>
+              <w:t>[]</w:t>
+            </w:r>
+          </w:p>
+        </w:tc>
+        <w:tc>
+          <w:tcPr>
+            <w:tcW w:w="4496" w:type="dxa"/>
+          </w:tcPr>
+          <w:p>
+            <w:r>
+              <w:t>c is a symbol so add the token before it and the symbol both to the list</w:t>
+            </w:r>
+          </w:p>
+        </w:tc>
+      </w:tr>
+      <w:tr>
+        <w:tc>
+          <w:tcPr>
+            <w:tcW w:w="1270" w:type="dxa"/>
+          </w:tcPr>
+          <w:p>
+            <w:r>
+              <w:t>R</w:t>
+            </w:r>
+          </w:p>
+        </w:tc>
+        <w:tc>
+          <w:tcPr>
+            <w:tcW w:w="938" w:type="dxa"/>
+          </w:tcPr>
+          <w:p>
+            <w:r>
+              <w:t>“”</w:t>
+            </w:r>
+          </w:p>
+        </w:tc>
+        <w:tc>
+          <w:tcPr>
+            <w:tcW w:w="3356" w:type="dxa"/>
+          </w:tcPr>
+          <w:p>
+            <w:r>
+              <w:t xml:space="preserve">[ </w:t>
+            </w:r>
+            <w:proofErr w:type="gramStart"/>
+            <w:r>
+              <w:t>O ,</w:t>
+            </w:r>
+            <w:proofErr w:type="gramEnd"/>
+            <w:r>
+              <w:t xml:space="preserve"> </w:t>
+            </w:r>
+            <w:proofErr w:type="gramStart"/>
+            <w:r>
+              <w:t>‘ ]</w:t>
+            </w:r>
+            <w:proofErr w:type="gramEnd"/>
+          </w:p>
+        </w:tc>
+        <w:tc>
+          <w:tcPr>
+            <w:tcW w:w="4496" w:type="dxa"/>
+          </w:tcPr>
+          <w:p>
+            <w:r>
+              <w:t>c is a letter so add it to current token</w:t>
+            </w:r>
+          </w:p>
+        </w:tc>
+      </w:tr>
+      <w:tr>
+        <w:tc>
+          <w:tcPr>
+            <w:tcW w:w="1270" w:type="dxa"/>
+          </w:tcPr>
+          <w:p>
+            <w:r>
+              <w:t>e</w:t>
+            </w:r>
+          </w:p>
+        </w:tc>
+        <w:tc>
+          <w:tcPr>
+            <w:tcW w:w="938" w:type="dxa"/>
+          </w:tcPr>
+          <w:p>
+            <w:r>
+              <w:t>“R”</w:t>
+            </w:r>
+          </w:p>
+        </w:tc>
+        <w:tc>
+          <w:tcPr>
+            <w:tcW w:w="3356" w:type="dxa"/>
+          </w:tcPr>
+          <w:p>
+            <w:r>
+              <w:t xml:space="preserve">[ </w:t>
+            </w:r>
+            <w:proofErr w:type="gramStart"/>
+            <w:r>
+              <w:t>O ,</w:t>
+            </w:r>
+            <w:proofErr w:type="gramEnd"/>
+            <w:r>
+              <w:t xml:space="preserve"> </w:t>
+            </w:r>
+            <w:proofErr w:type="gramStart"/>
+            <w:r>
+              <w:t>‘ ]</w:t>
+            </w:r>
+            <w:proofErr w:type="gramEnd"/>
+          </w:p>
+        </w:tc>
+        <w:tc>
+          <w:tcPr>
+            <w:tcW w:w="4496" w:type="dxa"/>
+          </w:tcPr>
+          <w:p>
+            <w:r>
+              <w:t>c is a letter so add it to current token</w:t>
+            </w:r>
+          </w:p>
+        </w:tc>
+      </w:tr>
+      <w:tr>
+        <w:tc>
+          <w:tcPr>
+            <w:tcW w:w="1270" w:type="dxa"/>
+          </w:tcPr>
+          <w:p>
+            <w:r>
+              <w:t>a</w:t>
+            </w:r>
+          </w:p>
+        </w:tc>
+        <w:tc>
+          <w:tcPr>
+            <w:tcW w:w="938" w:type="dxa"/>
+          </w:tcPr>
+          <w:p>
+            <w:r>
+              <w:t>“</w:t>
+            </w:r>
+            <w:r>
+              <w:t>Re</w:t>
+            </w:r>
+            <w:r>
+              <w:t>”</w:t>
+            </w:r>
+          </w:p>
+        </w:tc>
+        <w:tc>
+          <w:tcPr>
+            <w:tcW w:w="3356" w:type="dxa"/>
+          </w:tcPr>
+          <w:p>
+            <w:r>
+              <w:t xml:space="preserve">[ </w:t>
+            </w:r>
+            <w:proofErr w:type="gramStart"/>
+            <w:r>
+              <w:t>O ,</w:t>
+            </w:r>
+            <w:proofErr w:type="gramEnd"/>
+            <w:r>
+              <w:t xml:space="preserve"> </w:t>
+            </w:r>
+            <w:proofErr w:type="gramStart"/>
+            <w:r>
+              <w:t>‘ ]</w:t>
+            </w:r>
+            <w:proofErr w:type="gramEnd"/>
+          </w:p>
+        </w:tc>
+        <w:tc>
+          <w:tcPr>
+            <w:tcW w:w="4496" w:type="dxa"/>
+          </w:tcPr>
+          <w:p>
+            <w:r>
+              <w:t>c is a letter so add it to current token</w:t>
+            </w:r>
+          </w:p>
+        </w:tc>
+      </w:tr>
+      <w:tr>
+        <w:tc>
+          <w:tcPr>
+            <w:tcW w:w="1270" w:type="dxa"/>
+          </w:tcPr>
+          <w:p>
+            <w:r>
+              <w:t>l</w:t>
+            </w:r>
+          </w:p>
+        </w:tc>
+        <w:tc>
+          <w:tcPr>
+            <w:tcW w:w="938" w:type="dxa"/>
+          </w:tcPr>
+          <w:p>
+            <w:r>
+              <w:t>“R</w:t>
+            </w:r>
+            <w:r>
+              <w:t>ea</w:t>
+            </w:r>
+            <w:r>
+              <w:t>”</w:t>
+            </w:r>
+          </w:p>
+        </w:tc>
+        <w:tc>
+          <w:tcPr>
+            <w:tcW w:w="3356" w:type="dxa"/>
+          </w:tcPr>
+          <w:p>
+            <w:r>
+              <w:t xml:space="preserve">[ </w:t>
+            </w:r>
+            <w:proofErr w:type="gramStart"/>
+            <w:r>
+              <w:t>O ,</w:t>
+            </w:r>
+            <w:proofErr w:type="gramEnd"/>
+            <w:r>
+              <w:t xml:space="preserve"> </w:t>
+            </w:r>
+            <w:proofErr w:type="gramStart"/>
+            <w:r>
+              <w:t>‘ ]</w:t>
+            </w:r>
+            <w:proofErr w:type="gramEnd"/>
+          </w:p>
+        </w:tc>
+        <w:tc>
+          <w:tcPr>
+            <w:tcW w:w="4496" w:type="dxa"/>
+          </w:tcPr>
+          <w:p>
+            <w:r>
+              <w:t>c is a letter so add it to current token</w:t>
+            </w:r>
+          </w:p>
+        </w:tc>
+      </w:tr>
+      <w:tr>
+        <w:tc>
+          <w:tcPr>
+            <w:tcW w:w="1270" w:type="dxa"/>
+          </w:tcPr>
+          <w:p>
+            <w:r>
+              <w:t>l</w:t>
+            </w:r>
+          </w:p>
+        </w:tc>
+        <w:tc>
+          <w:tcPr>
+            <w:tcW w:w="938" w:type="dxa"/>
+          </w:tcPr>
+          <w:p>
+            <w:r>
+              <w:t>“</w:t>
+            </w:r>
+            <w:r>
+              <w:t>Real</w:t>
+            </w:r>
+            <w:r>
+              <w:t>”</w:t>
+            </w:r>
+          </w:p>
+        </w:tc>
+        <w:tc>
+          <w:tcPr>
+            <w:tcW w:w="3356" w:type="dxa"/>
+          </w:tcPr>
+          <w:p>
+            <w:r>
+              <w:t xml:space="preserve">[ </w:t>
+            </w:r>
+            <w:proofErr w:type="gramStart"/>
+            <w:r>
+              <w:t>O ,</w:t>
+            </w:r>
+            <w:proofErr w:type="gramEnd"/>
+            <w:r>
+              <w:t xml:space="preserve"> </w:t>
+            </w:r>
+            <w:proofErr w:type="gramStart"/>
+            <w:r>
+              <w:t>‘ ]</w:t>
+            </w:r>
+            <w:proofErr w:type="gramEnd"/>
+          </w:p>
+        </w:tc>
+        <w:tc>
+          <w:tcPr>
+            <w:tcW w:w="4496" w:type="dxa"/>
+          </w:tcPr>
+          <w:p>
+            <w:r>
+              <w:t>c is a letter so add it to current token</w:t>
+            </w:r>
+          </w:p>
+        </w:tc>
+      </w:tr>
+      <w:tr>
+        <w:tc>
+          <w:tcPr>
+            <w:tcW w:w="1270" w:type="dxa"/>
+          </w:tcPr>
+          <w:p>
+            <w:r>
+              <w:t>y</w:t>
+            </w:r>
+          </w:p>
+        </w:tc>
+        <w:tc>
+          <w:tcPr>
+            <w:tcW w:w="938" w:type="dxa"/>
+          </w:tcPr>
+          <w:p>
+            <w:r>
+              <w:t>“R</w:t>
+            </w:r>
+            <w:r>
+              <w:t>eall</w:t>
+            </w:r>
+            <w:r>
+              <w:t>”</w:t>
+            </w:r>
+          </w:p>
+        </w:tc>
+        <w:tc>
+          <w:tcPr>
+            <w:tcW w:w="3356" w:type="dxa"/>
+          </w:tcPr>
+          <w:p>
+            <w:r>
+              <w:t xml:space="preserve">[ </w:t>
+            </w:r>
+            <w:proofErr w:type="gramStart"/>
+            <w:r>
+              <w:t>O ,</w:t>
+            </w:r>
+            <w:proofErr w:type="gramEnd"/>
+            <w:r>
+              <w:t xml:space="preserve"> </w:t>
+            </w:r>
+            <w:proofErr w:type="gramStart"/>
+            <w:r>
+              <w:t>‘ ]</w:t>
+            </w:r>
+            <w:proofErr w:type="gramEnd"/>
+          </w:p>
+        </w:tc>
+        <w:tc>
+          <w:tcPr>
+            <w:tcW w:w="4496" w:type="dxa"/>
+          </w:tcPr>
+          <w:p>
+            <w:r>
+              <w:t>c is a letter so add it to current token</w:t>
+            </w:r>
+          </w:p>
+        </w:tc>
+      </w:tr>
+      <w:tr>
+        <w:tc>
+          <w:tcPr>
+            <w:tcW w:w="1270" w:type="dxa"/>
+          </w:tcPr>
+          <w:p>
+            <w:r>
+              <w:t>whitespace</w:t>
+            </w:r>
+          </w:p>
+        </w:tc>
+        <w:tc>
+          <w:tcPr>
+            <w:tcW w:w="938" w:type="dxa"/>
+          </w:tcPr>
+          <w:p>
+            <w:r>
+              <w:t>“Really”</w:t>
+            </w:r>
+          </w:p>
+        </w:tc>
+        <w:tc>
+          <w:tcPr>
+            <w:tcW w:w="3356" w:type="dxa"/>
+          </w:tcPr>
+          <w:p>
+            <w:r>
+              <w:t xml:space="preserve">[ </w:t>
+            </w:r>
+            <w:proofErr w:type="gramStart"/>
+            <w:r>
+              <w:t>O ,</w:t>
+            </w:r>
+            <w:proofErr w:type="gramEnd"/>
+            <w:r>
+              <w:t xml:space="preserve"> </w:t>
+            </w:r>
+            <w:proofErr w:type="gramStart"/>
+            <w:r>
+              <w:t>‘ ]</w:t>
+            </w:r>
+            <w:proofErr w:type="gramEnd"/>
+          </w:p>
+        </w:tc>
+        <w:tc>
+          <w:tcPr>
+            <w:tcW w:w="4496" w:type="dxa"/>
+          </w:tcPr>
+          <w:p>
+            <w:r>
+              <w:t xml:space="preserve">c is a </w:t>
+            </w:r>
+            <w:r>
+              <w:t>whitespace</w:t>
+            </w:r>
+            <w:r>
+              <w:t xml:space="preserve"> so add the token before it </w:t>
+            </w:r>
+            <w:r>
+              <w:t>to</w:t>
+            </w:r>
+            <w:r>
+              <w:t xml:space="preserve"> the list</w:t>
+            </w:r>
+          </w:p>
+        </w:tc>
+      </w:tr>
+      <w:tr>
+        <w:tc>
+          <w:tcPr>
+            <w:tcW w:w="1270" w:type="dxa"/>
+          </w:tcPr>
+          <w:p>
+            <w:proofErr w:type="spellStart"/>
+            <w:r>
+              <w:t>i</w:t>
+            </w:r>
+            <w:proofErr w:type="spellEnd"/>
+          </w:p>
+        </w:tc>
+        <w:tc>
+          <w:tcPr>
+            <w:tcW w:w="938" w:type="dxa"/>
+          </w:tcPr>
+          <w:p>
+            <w:r>
+              <w:t>“”</w:t>
+            </w:r>
+          </w:p>
+        </w:tc>
+        <w:tc>
+          <w:tcPr>
+            <w:tcW w:w="3356" w:type="dxa"/>
+          </w:tcPr>
+          <w:p>
+            <w:r>
+              <w:t xml:space="preserve">[ </w:t>
+            </w:r>
+            <w:proofErr w:type="gramStart"/>
+            <w:r>
+              <w:t>O ,</w:t>
+            </w:r>
+            <w:proofErr w:type="gramEnd"/>
+            <w:r>
+              <w:t xml:space="preserve"> </w:t>
+            </w:r>
+            <w:proofErr w:type="gramStart"/>
+            <w:r>
+              <w:t xml:space="preserve">‘ </w:t>
+            </w:r>
+            <w:r>
+              <w:t>,</w:t>
+            </w:r>
+            <w:proofErr w:type="gramEnd"/>
+            <w:r>
+              <w:t xml:space="preserve"> Really</w:t>
+            </w:r>
+            <w:r>
+              <w:t>]</w:t>
+            </w:r>
+          </w:p>
+        </w:tc>
+        <w:tc>
+          <w:tcPr>
+            <w:tcW w:w="4496" w:type="dxa"/>
+          </w:tcPr>
+          <w:p>
+            <w:r>
+              <w:t>c is a letter so add it to current token</w:t>
+            </w:r>
+          </w:p>
+        </w:tc>
+      </w:tr>
+      <w:tr>
+        <w:tc>
+          <w:tcPr>
+            <w:tcW w:w="1270" w:type="dxa"/>
+          </w:tcPr>
+          <w:p>
+            <w:r>
+              <w:t>s</w:t>
+            </w:r>
+          </w:p>
+        </w:tc>
+        <w:tc>
+          <w:tcPr>
+            <w:tcW w:w="938" w:type="dxa"/>
+          </w:tcPr>
+          <w:p>
+            <w:r>
+              <w:t>“</w:t>
+            </w:r>
+            <w:proofErr w:type="spellStart"/>
+            <w:r>
+              <w:t>i</w:t>
+            </w:r>
+            <w:proofErr w:type="spellEnd"/>
+            <w:r>
+              <w:t>”</w:t>
+            </w:r>
+          </w:p>
+        </w:tc>
+        <w:tc>
+          <w:tcPr>
+            <w:tcW w:w="3356" w:type="dxa"/>
+          </w:tcPr>
+          <w:p>
+            <w:r>
+              <w:t xml:space="preserve">[ </w:t>
+            </w:r>
+            <w:proofErr w:type="gramStart"/>
+            <w:r>
+              <w:t>O ,</w:t>
+            </w:r>
+            <w:proofErr w:type="gramEnd"/>
+            <w:r>
+              <w:t xml:space="preserve"> </w:t>
+            </w:r>
+            <w:proofErr w:type="gramStart"/>
+            <w:r>
+              <w:t>‘ ,</w:t>
+            </w:r>
+            <w:proofErr w:type="gramEnd"/>
+            <w:r>
+              <w:t xml:space="preserve"> Really]</w:t>
+            </w:r>
+          </w:p>
+        </w:tc>
+        <w:tc>
+          <w:tcPr>
+            <w:tcW w:w="4496" w:type="dxa"/>
+          </w:tcPr>
+          <w:p>
+            <w:r>
+              <w:t>c is a letter so add it to current token</w:t>
+            </w:r>
+          </w:p>
+        </w:tc>
+      </w:tr>
+      <w:tr>
+        <w:tc>
+          <w:tcPr>
+            <w:tcW w:w="1270" w:type="dxa"/>
+          </w:tcPr>
+          <w:p>
+            <w:r>
+              <w:t>n</w:t>
+            </w:r>
+          </w:p>
+        </w:tc>
+        <w:tc>
+          <w:tcPr>
+            <w:tcW w:w="938" w:type="dxa"/>
+          </w:tcPr>
+          <w:p>
+            <w:r>
+              <w:t>“</w:t>
+            </w:r>
+            <w:r>
+              <w:t>is</w:t>
+            </w:r>
+            <w:r>
+              <w:t>”</w:t>
+            </w:r>
+          </w:p>
+        </w:tc>
+        <w:tc>
+          <w:tcPr>
+            <w:tcW w:w="3356" w:type="dxa"/>
+          </w:tcPr>
+          <w:p>
+            <w:r>
+              <w:t xml:space="preserve">[ </w:t>
+            </w:r>
+            <w:proofErr w:type="gramStart"/>
+            <w:r>
+              <w:t>O ,</w:t>
+            </w:r>
+            <w:proofErr w:type="gramEnd"/>
+            <w:r>
+              <w:t xml:space="preserve"> </w:t>
+            </w:r>
+            <w:proofErr w:type="gramStart"/>
+            <w:r>
+              <w:t>‘ ,</w:t>
+            </w:r>
+            <w:proofErr w:type="gramEnd"/>
+            <w:r>
+              <w:t xml:space="preserve"> Really]</w:t>
+            </w:r>
+          </w:p>
+        </w:tc>
+        <w:tc>
+          <w:tcPr>
+            <w:tcW w:w="4496" w:type="dxa"/>
+          </w:tcPr>
+          <w:p>
+            <w:r>
+              <w:t>c is a letter so add it to current token</w:t>
+            </w:r>
+          </w:p>
+        </w:tc>
+      </w:tr>
+      <w:tr>
+        <w:tc>
+          <w:tcPr>
+            <w:tcW w:w="1270" w:type="dxa"/>
+          </w:tcPr>
+          <w:p>
+            <w:r>
+              <w:t>‘</w:t>
+            </w:r>
+          </w:p>
+        </w:tc>
+        <w:tc>
+          <w:tcPr>
+            <w:tcW w:w="938" w:type="dxa"/>
+          </w:tcPr>
+          <w:p>
+            <w:r>
+              <w:t>“</w:t>
+            </w:r>
+            <w:proofErr w:type="spellStart"/>
+            <w:r>
+              <w:t>isn</w:t>
+            </w:r>
+            <w:proofErr w:type="spellEnd"/>
+            <w:r>
+              <w:t>”</w:t>
+            </w:r>
+          </w:p>
+        </w:tc>
+        <w:tc>
+          <w:tcPr>
+            <w:tcW w:w="3356" w:type="dxa"/>
+          </w:tcPr>
+          <w:p>
+            <w:r>
+              <w:t xml:space="preserve">[ </w:t>
+            </w:r>
+            <w:proofErr w:type="gramStart"/>
+            <w:r>
+              <w:t>O ,</w:t>
+            </w:r>
+            <w:proofErr w:type="gramEnd"/>
+            <w:r>
+              <w:t xml:space="preserve"> </w:t>
+            </w:r>
+            <w:proofErr w:type="gramStart"/>
+            <w:r>
+              <w:t>‘ ,</w:t>
+            </w:r>
+            <w:proofErr w:type="gramEnd"/>
+            <w:r>
+              <w:t xml:space="preserve"> Really]</w:t>
+            </w:r>
+          </w:p>
+        </w:tc>
+        <w:tc>
+          <w:tcPr>
+            <w:tcW w:w="4496" w:type="dxa"/>
+          </w:tcPr>
+          <w:p>
+            <w:r>
+              <w:t>c is a symbol so add the token before it and the symbol both to the list</w:t>
+            </w:r>
+          </w:p>
+        </w:tc>
+      </w:tr>
+      <w:tr>
+        <w:tc>
+          <w:tcPr>
+            <w:tcW w:w="1270" w:type="dxa"/>
+          </w:tcPr>
+          <w:p>
+            <w:r>
+              <w:t>t</w:t>
+            </w:r>
+          </w:p>
+        </w:tc>
+        <w:tc>
+          <w:tcPr>
+            <w:tcW w:w="938" w:type="dxa"/>
+          </w:tcPr>
+          <w:p>
+            <w:r>
+              <w:t>“</w:t>
+            </w:r>
+            <w:r>
+              <w:t>t</w:t>
+            </w:r>
+            <w:r>
+              <w:t>”</w:t>
+            </w:r>
+          </w:p>
+        </w:tc>
+        <w:tc>
+          <w:tcPr>
+            <w:tcW w:w="3356" w:type="dxa"/>
+          </w:tcPr>
+          <w:p>
+            <w:r>
+              <w:t xml:space="preserve">[ </w:t>
+            </w:r>
+            <w:proofErr w:type="gramStart"/>
+            <w:r>
+              <w:t>O ,</w:t>
+            </w:r>
+            <w:proofErr w:type="gramEnd"/>
+            <w:r>
+              <w:t xml:space="preserve"> </w:t>
+            </w:r>
+            <w:proofErr w:type="gramStart"/>
+            <w:r>
+              <w:t>‘ ,</w:t>
+            </w:r>
+            <w:proofErr w:type="gramEnd"/>
+            <w:r>
+              <w:t xml:space="preserve"> </w:t>
+            </w:r>
+            <w:proofErr w:type="gramStart"/>
+            <w:r>
+              <w:t>Really</w:t>
+            </w:r>
+            <w:r>
+              <w:t xml:space="preserve"> ,</w:t>
+            </w:r>
+            <w:proofErr w:type="gramEnd"/>
+            <w:r>
+              <w:t xml:space="preserve"> </w:t>
+            </w:r>
+            <w:proofErr w:type="spellStart"/>
+            <w:proofErr w:type="gramStart"/>
+            <w:r>
+              <w:t>isn</w:t>
+            </w:r>
+            <w:proofErr w:type="spellEnd"/>
+            <w:r>
+              <w:t xml:space="preserve"> ,</w:t>
+            </w:r>
+            <w:proofErr w:type="gramEnd"/>
+            <w:r>
+              <w:t xml:space="preserve"> </w:t>
+            </w:r>
+            <w:proofErr w:type="gramStart"/>
+            <w:r>
+              <w:t xml:space="preserve">‘  </w:t>
+            </w:r>
+            <w:r>
+              <w:t>]</w:t>
+            </w:r>
+            <w:proofErr w:type="gramEnd"/>
+          </w:p>
+        </w:tc>
+        <w:tc>
+          <w:tcPr>
+            <w:tcW w:w="4496" w:type="dxa"/>
+          </w:tcPr>
+          <w:p>
+            <w:r>
+              <w:t>c is a letter so add it to current token</w:t>
+            </w:r>
+          </w:p>
+        </w:tc>
+      </w:tr>
+      <w:tr>
+        <w:tc>
+          <w:tcPr>
+            <w:tcW w:w="1270" w:type="dxa"/>
+          </w:tcPr>
+          <w:p>
+            <w:r>
+              <w:t>whitespace</w:t>
+            </w:r>
+          </w:p>
+        </w:tc>
+        <w:tc>
+          <w:tcPr>
+            <w:tcW w:w="938" w:type="dxa"/>
+          </w:tcPr>
+          <w:p>
+            <w:r>
+              <w:t>“</w:t>
+            </w:r>
+            <w:r>
+              <w:t>t</w:t>
+            </w:r>
+            <w:r>
+              <w:t>”</w:t>
+            </w:r>
+          </w:p>
+        </w:tc>
+        <w:tc>
+          <w:tcPr>
+            <w:tcW w:w="3356" w:type="dxa"/>
+          </w:tcPr>
+          <w:p>
+            <w:r>
+              <w:t xml:space="preserve">[ </w:t>
+            </w:r>
+            <w:proofErr w:type="gramStart"/>
+            <w:r>
+              <w:t>O ,</w:t>
+            </w:r>
+            <w:proofErr w:type="gramEnd"/>
+            <w:r>
+              <w:t xml:space="preserve"> </w:t>
+            </w:r>
+            <w:proofErr w:type="gramStart"/>
+            <w:r>
+              <w:t>‘ ,</w:t>
+            </w:r>
+            <w:proofErr w:type="gramEnd"/>
+            <w:r>
+              <w:t xml:space="preserve"> </w:t>
+            </w:r>
+            <w:proofErr w:type="gramStart"/>
+            <w:r>
+              <w:t>Really ,</w:t>
+            </w:r>
+            <w:proofErr w:type="gramEnd"/>
+            <w:r>
+              <w:t xml:space="preserve"> </w:t>
+            </w:r>
+            <w:proofErr w:type="spellStart"/>
+            <w:proofErr w:type="gramStart"/>
+            <w:r>
+              <w:t>isn</w:t>
+            </w:r>
+            <w:proofErr w:type="spellEnd"/>
+            <w:r>
+              <w:t xml:space="preserve"> ,</w:t>
+            </w:r>
+            <w:proofErr w:type="gramEnd"/>
+            <w:r>
+              <w:t xml:space="preserve"> </w:t>
+            </w:r>
+            <w:proofErr w:type="gramStart"/>
+            <w:r>
+              <w:t xml:space="preserve">‘ </w:t>
+            </w:r>
+            <w:r>
+              <w:t xml:space="preserve"> </w:t>
+            </w:r>
+            <w:r>
+              <w:t>]</w:t>
+            </w:r>
+            <w:proofErr w:type="gramEnd"/>
+          </w:p>
+        </w:tc>
+        <w:tc>
+          <w:tcPr>
+            <w:tcW w:w="4496" w:type="dxa"/>
+          </w:tcPr>
+          <w:p>
+            <w:r>
+              <w:t>c is a whitespace so add the token before it to the list</w:t>
+            </w:r>
+          </w:p>
+        </w:tc>
+      </w:tr>
+      <w:tr>
+        <w:tc>
+          <w:tcPr>
+            <w:tcW w:w="1270" w:type="dxa"/>
+          </w:tcPr>
+          <w:p>
+            <w:proofErr w:type="spellStart"/>
+            <w:r>
+              <w:t>i</w:t>
+            </w:r>
+            <w:proofErr w:type="spellEnd"/>
+          </w:p>
+        </w:tc>
+        <w:tc>
+          <w:tcPr>
+            <w:tcW w:w="938" w:type="dxa"/>
+          </w:tcPr>
+          <w:p>
+            <w:r>
+              <w:t>“”</w:t>
+            </w:r>
+          </w:p>
+        </w:tc>
+        <w:tc>
+          <w:tcPr>
+            <w:tcW w:w="3356" w:type="dxa"/>
+          </w:tcPr>
+          <w:p>
+            <w:r>
+              <w:t xml:space="preserve">[ </w:t>
+            </w:r>
+            <w:proofErr w:type="gramStart"/>
+            <w:r>
+              <w:t>O ,</w:t>
+            </w:r>
+            <w:proofErr w:type="gramEnd"/>
+            <w:r>
+              <w:t xml:space="preserve"> </w:t>
+            </w:r>
+            <w:proofErr w:type="gramStart"/>
+            <w:r>
+              <w:t>‘ ,</w:t>
+            </w:r>
+            <w:proofErr w:type="gramEnd"/>
+            <w:r>
+              <w:t xml:space="preserve"> </w:t>
+            </w:r>
+            <w:proofErr w:type="gramStart"/>
+            <w:r>
+              <w:t>Really ,</w:t>
+            </w:r>
+            <w:proofErr w:type="gramEnd"/>
+            <w:r>
+              <w:t xml:space="preserve"> </w:t>
+            </w:r>
+            <w:proofErr w:type="spellStart"/>
+            <w:proofErr w:type="gramStart"/>
+            <w:r>
+              <w:t>isn</w:t>
+            </w:r>
+            <w:proofErr w:type="spellEnd"/>
+            <w:r>
+              <w:t xml:space="preserve"> ,</w:t>
+            </w:r>
+            <w:proofErr w:type="gramEnd"/>
+            <w:r>
+              <w:t xml:space="preserve"> </w:t>
+            </w:r>
+            <w:proofErr w:type="gramStart"/>
+            <w:r>
+              <w:t xml:space="preserve">‘  </w:t>
+            </w:r>
+            <w:r>
+              <w:t>,</w:t>
+            </w:r>
+            <w:proofErr w:type="gramEnd"/>
+            <w:r>
+              <w:t xml:space="preserve"> </w:t>
+            </w:r>
+            <w:proofErr w:type="gramStart"/>
+            <w:r>
+              <w:t xml:space="preserve">t </w:t>
+            </w:r>
+            <w:r>
+              <w:t>]</w:t>
+            </w:r>
+            <w:proofErr w:type="gramEnd"/>
+          </w:p>
+        </w:tc>
+        <w:tc>
+          <w:tcPr>
+            <w:tcW w:w="4496" w:type="dxa"/>
+          </w:tcPr>
+          <w:p>
+            <w:r>
+              <w:t>c is a letter so add it to current token</w:t>
+            </w:r>
+          </w:p>
+        </w:tc>
+      </w:tr>
+      <w:tr>
+        <w:tc>
+          <w:tcPr>
+            <w:tcW w:w="1270" w:type="dxa"/>
+          </w:tcPr>
+          <w:p>
+            <w:r>
+              <w:t>n</w:t>
+            </w:r>
+          </w:p>
+        </w:tc>
+        <w:tc>
+          <w:tcPr>
+            <w:tcW w:w="938" w:type="dxa"/>
+          </w:tcPr>
+          <w:p>
+            <w:r>
+              <w:t>“</w:t>
+            </w:r>
+            <w:proofErr w:type="spellStart"/>
+            <w:r>
+              <w:t>i</w:t>
+            </w:r>
+            <w:proofErr w:type="spellEnd"/>
+            <w:r>
+              <w:t>”</w:t>
+            </w:r>
+          </w:p>
+        </w:tc>
+        <w:tc>
+          <w:tcPr>
+            <w:tcW w:w="3356" w:type="dxa"/>
+          </w:tcPr>
+          <w:p>
+            <w:r>
+              <w:t xml:space="preserve">[ </w:t>
+            </w:r>
+            <w:proofErr w:type="gramStart"/>
+            <w:r>
+              <w:t>O ,</w:t>
+            </w:r>
+            <w:proofErr w:type="gramEnd"/>
+            <w:r>
+              <w:t xml:space="preserve"> </w:t>
+            </w:r>
+            <w:proofErr w:type="gramStart"/>
+            <w:r>
+              <w:t>‘ ,</w:t>
+            </w:r>
+            <w:proofErr w:type="gramEnd"/>
+            <w:r>
+              <w:t xml:space="preserve"> </w:t>
+            </w:r>
+            <w:proofErr w:type="gramStart"/>
+            <w:r>
+              <w:t>Really ,</w:t>
+            </w:r>
+            <w:proofErr w:type="gramEnd"/>
+            <w:r>
+              <w:t xml:space="preserve"> </w:t>
+            </w:r>
+            <w:proofErr w:type="spellStart"/>
+            <w:proofErr w:type="gramStart"/>
+            <w:r>
+              <w:t>isn</w:t>
+            </w:r>
+            <w:proofErr w:type="spellEnd"/>
+            <w:r>
+              <w:t xml:space="preserve"> ,</w:t>
+            </w:r>
+            <w:proofErr w:type="gramEnd"/>
+            <w:r>
+              <w:t xml:space="preserve"> </w:t>
+            </w:r>
+            <w:proofErr w:type="gramStart"/>
+            <w:r>
+              <w:t>‘  ,</w:t>
+            </w:r>
+            <w:proofErr w:type="gramEnd"/>
+            <w:r>
+              <w:t xml:space="preserve"> </w:t>
+            </w:r>
+            <w:proofErr w:type="gramStart"/>
+            <w:r>
+              <w:t>t ]</w:t>
+            </w:r>
+            <w:proofErr w:type="gramEnd"/>
+          </w:p>
+        </w:tc>
+        <w:tc>
+          <w:tcPr>
+            <w:tcW w:w="4496" w:type="dxa"/>
+          </w:tcPr>
+          <w:p>
+            <w:r>
+              <w:t>c is a letter so add it to current token</w:t>
+            </w:r>
+          </w:p>
+        </w:tc>
+      </w:tr>
+      <w:tr>
+        <w:tc>
+          <w:tcPr>
+            <w:tcW w:w="1270" w:type="dxa"/>
+          </w:tcPr>
+          <w:p>
+            <w:r>
+              <w:t>whitespace</w:t>
+            </w:r>
+          </w:p>
+        </w:tc>
+        <w:tc>
+          <w:tcPr>
+            <w:tcW w:w="938" w:type="dxa"/>
+          </w:tcPr>
+          <w:p>
+            <w:r>
+              <w:t>“in”</w:t>
+            </w:r>
+          </w:p>
+        </w:tc>
+        <w:tc>
+          <w:tcPr>
+            <w:tcW w:w="3356" w:type="dxa"/>
+          </w:tcPr>
+          <w:p>
+            <w:r>
+              <w:t xml:space="preserve">[ </w:t>
+            </w:r>
+            <w:proofErr w:type="gramStart"/>
+            <w:r>
+              <w:t>O ,</w:t>
+            </w:r>
+            <w:proofErr w:type="gramEnd"/>
+            <w:r>
+              <w:t xml:space="preserve"> </w:t>
+            </w:r>
+            <w:proofErr w:type="gramStart"/>
+            <w:r>
+              <w:t>‘ ,</w:t>
+            </w:r>
+            <w:proofErr w:type="gramEnd"/>
+            <w:r>
+              <w:t xml:space="preserve"> </w:t>
+            </w:r>
+            <w:proofErr w:type="gramStart"/>
+            <w:r>
+              <w:t>Really ,</w:t>
+            </w:r>
+            <w:proofErr w:type="gramEnd"/>
+            <w:r>
+              <w:t xml:space="preserve"> </w:t>
+            </w:r>
+            <w:proofErr w:type="spellStart"/>
+            <w:proofErr w:type="gramStart"/>
+            <w:r>
+              <w:t>isn</w:t>
+            </w:r>
+            <w:proofErr w:type="spellEnd"/>
+            <w:r>
+              <w:t xml:space="preserve"> ,</w:t>
+            </w:r>
+            <w:proofErr w:type="gramEnd"/>
+            <w:r>
+              <w:t xml:space="preserve"> </w:t>
+            </w:r>
+            <w:proofErr w:type="gramStart"/>
+            <w:r>
+              <w:t>‘  ,</w:t>
+            </w:r>
+            <w:proofErr w:type="gramEnd"/>
+            <w:r>
+              <w:t xml:space="preserve"> </w:t>
+            </w:r>
+            <w:proofErr w:type="gramStart"/>
+            <w:r>
+              <w:t>t ]</w:t>
+            </w:r>
+            <w:proofErr w:type="gramEnd"/>
+          </w:p>
+        </w:tc>
+        <w:tc>
+          <w:tcPr>
+            <w:tcW w:w="4496" w:type="dxa"/>
+          </w:tcPr>
+          <w:p>
+            <w:r>
+              <w:t>c is a whitespace so add the token before it to the list</w:t>
+            </w:r>
+          </w:p>
+        </w:tc>
+      </w:tr>
+      <w:tr>
+        <w:tc>
+          <w:tcPr>
+            <w:tcW w:w="1270" w:type="dxa"/>
+          </w:tcPr>
+          <w:p>
+            <w:r>
+              <w:t>S</w:t>
+            </w:r>
+          </w:p>
+        </w:tc>
+        <w:tc>
+          <w:tcPr>
+            <w:tcW w:w="938" w:type="dxa"/>
+          </w:tcPr>
+          <w:p>
+            <w:r>
+              <w:t>“”</w:t>
+            </w:r>
+          </w:p>
+        </w:tc>
+        <w:tc>
+          <w:tcPr>
+            <w:tcW w:w="3356" w:type="dxa"/>
+          </w:tcPr>
+          <w:p>
+            <w:r>
+              <w:t xml:space="preserve">[ </w:t>
+            </w:r>
+            <w:proofErr w:type="gramStart"/>
+            <w:r>
+              <w:t>O ,</w:t>
+            </w:r>
+            <w:proofErr w:type="gramEnd"/>
+            <w:r>
+              <w:t xml:space="preserve"> </w:t>
+            </w:r>
+            <w:proofErr w:type="gramStart"/>
+            <w:r>
+              <w:t>‘ ,</w:t>
+            </w:r>
+            <w:proofErr w:type="gramEnd"/>
+            <w:r>
+              <w:t xml:space="preserve"> </w:t>
+            </w:r>
+            <w:proofErr w:type="gramStart"/>
+            <w:r>
+              <w:t>Really ,</w:t>
+            </w:r>
+            <w:proofErr w:type="gramEnd"/>
+            <w:r>
+              <w:t xml:space="preserve"> </w:t>
+            </w:r>
+            <w:proofErr w:type="spellStart"/>
+            <w:proofErr w:type="gramStart"/>
+            <w:r>
+              <w:t>isn</w:t>
+            </w:r>
+            <w:proofErr w:type="spellEnd"/>
+            <w:r>
+              <w:t xml:space="preserve"> ,</w:t>
+            </w:r>
+            <w:proofErr w:type="gramEnd"/>
+            <w:r>
+              <w:t xml:space="preserve"> </w:t>
+            </w:r>
+            <w:proofErr w:type="gramStart"/>
+            <w:r>
+              <w:t>‘  ,</w:t>
+            </w:r>
+            <w:proofErr w:type="gramEnd"/>
+            <w:r>
+              <w:t xml:space="preserve"> </w:t>
+            </w:r>
+            <w:proofErr w:type="gramStart"/>
+            <w:r>
+              <w:t xml:space="preserve">t </w:t>
+            </w:r>
+            <w:r>
+              <w:t xml:space="preserve"> ,</w:t>
+            </w:r>
+            <w:proofErr w:type="gramEnd"/>
+            <w:r>
+              <w:t xml:space="preserve"> in</w:t>
+            </w:r>
+            <w:r>
+              <w:t>]</w:t>
+            </w:r>
+          </w:p>
+        </w:tc>
+        <w:tc>
+          <w:tcPr>
+            <w:tcW w:w="4496" w:type="dxa"/>
+          </w:tcPr>
+          <w:p>
+            <w:r>
+              <w:t>c is a letter so add it to current token</w:t>
+            </w:r>
+          </w:p>
+        </w:tc>
+      </w:tr>
+      <w:tr>
+        <w:tc>
+          <w:tcPr>
+            <w:tcW w:w="1270" w:type="dxa"/>
+          </w:tcPr>
+          <w:p>
+            <w:r>
+              <w:t>.</w:t>
+            </w:r>
+          </w:p>
+        </w:tc>
+        <w:tc>
+          <w:tcPr>
+            <w:tcW w:w="938" w:type="dxa"/>
+          </w:tcPr>
+          <w:p>
+            <w:r>
+              <w:t>“S”</w:t>
+            </w:r>
+          </w:p>
+        </w:tc>
+        <w:tc>
+          <w:tcPr>
+            <w:tcW w:w="3356" w:type="dxa"/>
+          </w:tcPr>
+          <w:p>
+            <w:r>
+              <w:t xml:space="preserve">[ </w:t>
+            </w:r>
+            <w:proofErr w:type="gramStart"/>
+            <w:r>
+              <w:t>O ,</w:t>
+            </w:r>
+            <w:proofErr w:type="gramEnd"/>
+            <w:r>
+              <w:t xml:space="preserve"> </w:t>
+            </w:r>
+            <w:proofErr w:type="gramStart"/>
+            <w:r>
+              <w:t>‘ ,</w:t>
+            </w:r>
+            <w:proofErr w:type="gramEnd"/>
+            <w:r>
+              <w:t xml:space="preserve"> </w:t>
+            </w:r>
+            <w:proofErr w:type="gramStart"/>
+            <w:r>
+              <w:t>Really ,</w:t>
+            </w:r>
+            <w:proofErr w:type="gramEnd"/>
+            <w:r>
+              <w:t xml:space="preserve"> </w:t>
+            </w:r>
+            <w:proofErr w:type="spellStart"/>
+            <w:proofErr w:type="gramStart"/>
+            <w:r>
+              <w:t>isn</w:t>
+            </w:r>
+            <w:proofErr w:type="spellEnd"/>
+            <w:r>
+              <w:t xml:space="preserve"> ,</w:t>
+            </w:r>
+            <w:proofErr w:type="gramEnd"/>
+            <w:r>
+              <w:t xml:space="preserve"> </w:t>
+            </w:r>
+            <w:proofErr w:type="gramStart"/>
+            <w:r>
+              <w:t>‘  ,</w:t>
+            </w:r>
+            <w:proofErr w:type="gramEnd"/>
+            <w:r>
+              <w:t xml:space="preserve"> </w:t>
+            </w:r>
+            <w:proofErr w:type="gramStart"/>
+            <w:r>
+              <w:t>t  ,</w:t>
+            </w:r>
+            <w:proofErr w:type="gramEnd"/>
+            <w:r>
+              <w:t xml:space="preserve"> in]</w:t>
+            </w:r>
+          </w:p>
+        </w:tc>
+        <w:tc>
+          <w:tcPr>
+            <w:tcW w:w="4496" w:type="dxa"/>
+          </w:tcPr>
+          <w:p>
+            <w:r>
+              <w:t>c is a symbol so add the token before it and the symbol both to the list</w:t>
+            </w:r>
+          </w:p>
+        </w:tc>
+      </w:tr>
+      <w:tr>
+        <w:tc>
+          <w:tcPr>
+            <w:tcW w:w="1270" w:type="dxa"/>
+          </w:tcPr>
+          <w:p>
+            <w:r>
+              <w:t>End of sentence</w:t>
+            </w:r>
+          </w:p>
+        </w:tc>
+        <w:tc>
+          <w:tcPr>
+            <w:tcW w:w="938" w:type="dxa"/>
+          </w:tcPr>
+          <w:p>
+            <w:r>
+              <w:t>“”</w:t>
+            </w:r>
+          </w:p>
+        </w:tc>
+        <w:tc>
+          <w:tcPr>
+            <w:tcW w:w="3356" w:type="dxa"/>
+          </w:tcPr>
+          <w:p>
+            <w:r>
+              <w:t xml:space="preserve">[ </w:t>
+            </w:r>
+            <w:proofErr w:type="gramStart"/>
+            <w:r>
+              <w:t>O ,</w:t>
+            </w:r>
+            <w:proofErr w:type="gramEnd"/>
+            <w:r>
+              <w:t xml:space="preserve"> </w:t>
+            </w:r>
+            <w:proofErr w:type="gramStart"/>
+            <w:r>
+              <w:t>‘ ,</w:t>
+            </w:r>
+            <w:proofErr w:type="gramEnd"/>
+            <w:r>
+              <w:t xml:space="preserve"> </w:t>
+            </w:r>
+            <w:proofErr w:type="gramStart"/>
+            <w:r>
+              <w:t>Really ,</w:t>
+            </w:r>
+            <w:proofErr w:type="gramEnd"/>
+            <w:r>
+              <w:t xml:space="preserve"> </w:t>
+            </w:r>
+            <w:proofErr w:type="spellStart"/>
+            <w:proofErr w:type="gramStart"/>
+            <w:r>
+              <w:t>isn</w:t>
+            </w:r>
+            <w:proofErr w:type="spellEnd"/>
+            <w:r>
+              <w:t xml:space="preserve"> ,</w:t>
+            </w:r>
+            <w:proofErr w:type="gramEnd"/>
+            <w:r>
+              <w:t xml:space="preserve"> </w:t>
+            </w:r>
+            <w:proofErr w:type="gramStart"/>
+            <w:r>
+              <w:t>‘  ,</w:t>
+            </w:r>
+            <w:proofErr w:type="gramEnd"/>
+            <w:r>
+              <w:t xml:space="preserve"> </w:t>
+            </w:r>
+            <w:proofErr w:type="gramStart"/>
+            <w:r>
+              <w:t>t  ,</w:t>
+            </w:r>
+            <w:proofErr w:type="gramEnd"/>
+            <w:r>
+              <w:t xml:space="preserve"> </w:t>
+            </w:r>
+            <w:proofErr w:type="gramStart"/>
+            <w:r>
+              <w:t>in</w:t>
+            </w:r>
+            <w:r>
+              <w:t xml:space="preserve"> ,</w:t>
+            </w:r>
+            <w:proofErr w:type="gramEnd"/>
+            <w:r>
+              <w:t xml:space="preserve"> </w:t>
+            </w:r>
+            <w:proofErr w:type="gramStart"/>
+            <w:r>
+              <w:t>S ,</w:t>
+            </w:r>
+            <w:proofErr w:type="gramEnd"/>
+            <w:r>
+              <w:t xml:space="preserve"> . </w:t>
+            </w:r>
+            <w:r>
+              <w:t>]</w:t>
+            </w:r>
+          </w:p>
+        </w:tc>
+        <w:tc>
+          <w:tcPr>
+            <w:tcW w:w="4496" w:type="dxa"/>
+          </w:tcPr>
+          <w:p>
+            <w:r>
+              <w:t xml:space="preserve">Current Token is empty, </w:t>
+            </w:r>
+            <w:proofErr w:type="gramStart"/>
+            <w:r>
+              <w:t>Finally</w:t>
+            </w:r>
+            <w:proofErr w:type="gramEnd"/>
+            <w:r>
+              <w:t xml:space="preserve"> output token list</w:t>
+            </w:r>
+          </w:p>
+        </w:tc>
+      </w:tr>
+    </w:tbl>
+    <w:p>
+      <w:r>
+        <w:br/>
+        <w:t xml:space="preserve">Output: </w:t>
+      </w:r>
+      <w:r>
+        <w:rPr>
+          <w:b/>
+          <w:bCs/>
+        </w:rPr>
+        <w:t xml:space="preserve">[ </w:t>
+      </w:r>
+      <w:proofErr w:type="gramStart"/>
+      <w:r>
+        <w:rPr>
+          <w:b/>
+          <w:bCs/>
+        </w:rPr>
+        <w:t xml:space="preserve">O </w:t>
+      </w:r>
+      <w:r>
+        <w:t>,</w:t>
+      </w:r>
+      <w:proofErr w:type="gramEnd"/>
+      <w:r>
+        <w:rPr>
+          <w:b/>
+          <w:bCs/>
+        </w:rPr>
+        <w:t xml:space="preserve"> </w:t>
+      </w:r>
+      <w:proofErr w:type="gramStart"/>
+      <w:r>
+        <w:rPr>
+          <w:b/>
+          <w:bCs/>
+        </w:rPr>
+        <w:t xml:space="preserve">‘ </w:t>
+      </w:r>
+      <w:r>
+        <w:t>,</w:t>
+      </w:r>
+      <w:proofErr w:type="gramEnd"/>
+      <w:r>
+        <w:rPr>
+          <w:b/>
+          <w:bCs/>
+        </w:rPr>
+        <w:t xml:space="preserve"> </w:t>
+      </w:r>
+      <w:proofErr w:type="gramStart"/>
+      <w:r>
+        <w:rPr>
+          <w:b/>
+          <w:bCs/>
+        </w:rPr>
+        <w:t xml:space="preserve">Really </w:t>
+      </w:r>
+      <w:r>
+        <w:t>,</w:t>
+      </w:r>
+      <w:proofErr w:type="gramEnd"/>
+      <w:r>
+        <w:rPr>
+          <w:b/>
+          <w:bCs/>
+        </w:rPr>
+        <w:t xml:space="preserve"> </w:t>
+      </w:r>
+      <w:proofErr w:type="spellStart"/>
+      <w:proofErr w:type="gramStart"/>
+      <w:r>
+        <w:rPr>
+          <w:b/>
+          <w:bCs/>
+        </w:rPr>
+        <w:t>isn</w:t>
+      </w:r>
+      <w:proofErr w:type="spellEnd"/>
+      <w:r>
+        <w:rPr>
+          <w:b/>
+          <w:bCs/>
+        </w:rPr>
+        <w:t xml:space="preserve"> </w:t>
+      </w:r>
+      <w:r>
+        <w:t>,</w:t>
+      </w:r>
+      <w:proofErr w:type="gramEnd"/>
+      <w:r>
+        <w:rPr>
+          <w:b/>
+          <w:bCs/>
+        </w:rPr>
+        <w:t xml:space="preserve"> </w:t>
+      </w:r>
+      <w:proofErr w:type="gramStart"/>
+      <w:r>
+        <w:rPr>
+          <w:b/>
+          <w:bCs/>
+        </w:rPr>
+        <w:t xml:space="preserve">‘  </w:t>
+      </w:r>
+      <w:r>
+        <w:t>,</w:t>
+      </w:r>
+      <w:proofErr w:type="gramEnd"/>
+      <w:r>
+        <w:rPr>
+          <w:b/>
+          <w:bCs/>
+        </w:rPr>
+        <w:t xml:space="preserve"> </w:t>
+      </w:r>
+      <w:proofErr w:type="gramStart"/>
+      <w:r>
+        <w:rPr>
+          <w:b/>
+          <w:bCs/>
+        </w:rPr>
+        <w:t xml:space="preserve">t </w:t>
+      </w:r>
+      <w:r>
+        <w:t>,</w:t>
+      </w:r>
+      <w:proofErr w:type="gramEnd"/>
+      <w:r>
+        <w:rPr>
+          <w:b/>
+          <w:bCs/>
+        </w:rPr>
+        <w:t xml:space="preserve"> </w:t>
+      </w:r>
+      <w:proofErr w:type="gramStart"/>
+      <w:r>
+        <w:rPr>
+          <w:b/>
+          <w:bCs/>
+        </w:rPr>
+        <w:t xml:space="preserve">in </w:t>
+      </w:r>
+      <w:r>
+        <w:t>,</w:t>
+      </w:r>
+      <w:proofErr w:type="gramEnd"/>
+      <w:r>
+        <w:rPr>
+          <w:b/>
+          <w:bCs/>
+        </w:rPr>
+        <w:t xml:space="preserve"> </w:t>
+      </w:r>
+      <w:proofErr w:type="gramStart"/>
+      <w:r>
+        <w:rPr>
+          <w:b/>
+          <w:bCs/>
+        </w:rPr>
+        <w:t xml:space="preserve">S </w:t>
+      </w:r>
+      <w:r>
+        <w:t>,</w:t>
+      </w:r>
+      <w:proofErr w:type="gramEnd"/>
+      <w:r>
+        <w:rPr>
+          <w:b/>
+          <w:bCs/>
+        </w:rPr>
+        <w:t xml:space="preserve"> </w:t>
+      </w:r>
+      <w:proofErr w:type="gramStart"/>
+      <w:r>
+        <w:rPr>
+          <w:b/>
+          <w:bCs/>
+        </w:rPr>
+        <w:t>. ]</w:t>
+      </w:r>
+      <w:proofErr w:type="gramEnd"/>
+      <w:r>
+        <w:rPr>
+          <w:b/>
+          <w:bCs/>
+        </w:rPr>
+        <w:t xml:space="preserve"> </w:t>
+      </w:r>
+      <w:r>
+        <w:rPr>
+          <w:b/>
+          <w:bCs/>
+        </w:rPr>
+        <w:br/>
+      </w:r>
+      <w:r>
+        <w:rPr>
+          <w:b/>
+          <w:bCs/>
+        </w:rPr>
+        <w:br/>
+      </w:r>
+      <w:r>
+        <w:t>The algorithm goes through each character on by one and makes a decision</w:t>
+      </w:r>
+    </w:p>
+    <w:p>
+      <w:pPr>
+        <w:pStyle w:val="ListParagraph"/>
+        <w:numPr>
+          <w:ilvl w:val="0"/>
+          <w:numId w:val="5"/>
+        </w:numPr>
+        <w:rPr>
+          <w:b/>
+          <w:bCs/>
+        </w:rPr>
+      </w:pPr>
+      <w:r>
+        <w:t xml:space="preserve">if the current character is a </w:t>
+      </w:r>
+      <w:proofErr w:type="gramStart"/>
+      <w:r>
+        <w:t>whitespace</w:t>
+      </w:r>
+      <w:proofErr w:type="gramEnd"/>
+      <w:r>
+        <w:t xml:space="preserve"> then it appends the token to the token list and starts reading the next character for a potential non whitespace</w:t>
+      </w:r>
+    </w:p>
+    <w:p>
+      <w:pPr>
+        <w:pStyle w:val="ListParagraph"/>
+        <w:numPr>
+          <w:ilvl w:val="0"/>
+          <w:numId w:val="5"/>
+        </w:numPr>
+        <w:rPr>
+          <w:b/>
+          <w:bCs/>
+        </w:rPr>
+      </w:pPr>
+      <w:r>
+        <w:t>if current character is a letter or number the it adds the character to the end of the token</w:t>
+      </w:r>
+    </w:p>
+    <w:p>
+      <w:pPr>
+        <w:pStyle w:val="ListParagraph"/>
+        <w:numPr>
+          <w:ilvl w:val="0"/>
+          <w:numId w:val="5"/>
+        </w:numPr>
+        <w:rPr>
+          <w:b/>
+          <w:bCs/>
+        </w:rPr>
+      </w:pPr>
+      <w:r>
+        <w:t xml:space="preserve">If the current character is a </w:t>
+      </w:r>
+      <w:proofErr w:type="gramStart"/>
+      <w:r>
+        <w:t>symbol</w:t>
+      </w:r>
+      <w:proofErr w:type="gramEnd"/>
+      <w:r>
+        <w:t xml:space="preserve"> then it </w:t>
+      </w:r>
+      <w:r>
+        <w:t>appends the token to the token list</w:t>
+      </w:r>
+      <w:r>
+        <w:t xml:space="preserve"> and then appends the symbol to the token list as well</w:t>
+      </w:r>
+    </w:p>
+    <w:p>
+      <w:r>
+        <w:t>This way, the splits occur only on whitespace and symbols and no character or symbol is omitted</w:t>
+      </w:r>
+      <w:r>
+        <w:br/>
+      </w:r>
+    </w:p>
+    <w:p/>
+    <w:p/>
+    <w:p>
+      <w:r>
+        <w:lastRenderedPageBreak/>
+        <w:t>Runtime analysis:</w:t>
+      </w:r>
+    </w:p>
+    <w:p>
+      <w:r>
+        <w:br/>
+      </w:r>
+      <w:r>
+        <w:t>Assum</w:t>
+      </w:r>
+      <w:r>
+        <w:t>ing</w:t>
+      </w:r>
+      <w:r>
+        <w:t xml:space="preserve"> that accessing a character</w:t>
+      </w:r>
+      <w:r>
+        <w:t xml:space="preserve"> and </w:t>
+      </w:r>
+      <w:r>
+        <w:t>checking whether it is a letter</w:t>
+      </w:r>
+      <w:r>
+        <w:t xml:space="preserve">, </w:t>
+      </w:r>
+      <w:r>
+        <w:t>number</w:t>
+      </w:r>
+      <w:r>
+        <w:t xml:space="preserve"> whitespace or symbol</w:t>
+      </w:r>
+      <w:r>
+        <w:t xml:space="preserve"> takes a constant time t1 and</w:t>
+      </w:r>
+      <w:r>
+        <w:t xml:space="preserve"> appending a character to a</w:t>
+      </w:r>
+      <w:r>
+        <w:t xml:space="preserve"> string and appending a string to a list</w:t>
+      </w:r>
+      <w:r>
+        <w:t xml:space="preserve"> </w:t>
+      </w:r>
+      <w:r>
+        <w:t>takes a constant time t2 then we can see that our algorithm follows these steps</w:t>
+      </w:r>
+      <w:r>
+        <w:br/>
+      </w:r>
+      <w:r>
+        <w:drawing>
+          <wp:inline distT="0" distB="0" distL="0" distR="0" wp14:anchorId="56862CFC" wp14:editId="4741730B">
+            <wp:extent cx="4541520" cy="4229100"/>
+            <wp:effectExtent l="0" t="0" r="0" b="0"/>
+            <wp:docPr id="1510333204" name="Picture 8"/>
+            <wp:cNvGraphicFramePr>
+              <a:graphicFrameLocks xmlns:a="http://schemas.openxmlformats.org/drawingml/2006/main" noChangeAspect="1"/>
+            </wp:cNvGraphicFramePr>
+            <a:graphic xmlns:a="http://schemas.openxmlformats.org/drawingml/2006/main">
+              <a:graphicData uri="http://schemas.openxmlformats.org/drawingml/2006/picture">
+                <pic:pic xmlns:pic="http://schemas.openxmlformats.org/drawingml/2006/picture">
+                  <pic:nvPicPr>
+                    <pic:cNvPr id="0" name="Picture 20"/>
+                    <pic:cNvPicPr>
+                      <a:picLocks noChangeAspect="1" noChangeArrowheads="1"/>
+                    </pic:cNvPicPr>
+                  </pic:nvPicPr>
+                  <pic:blipFill>
+                    <a:blip r:embed="rId6">
+                      <a:extLst>
+                        <a:ext uri="{28A0092B-C50C-407E-A947-70E740481C1C}">
+                          <a14:useLocalDpi xmlns:a14="http://schemas.microsoft.com/office/drawing/2010/main" val="0"/>
+                        </a:ext>
+                      </a:extLst>
+                    </a:blip>
+                    <a:srcRect/>
+                    <a:stretch>
+                      <a:fillRect/>
+                    </a:stretch>
+                  </pic:blipFill>
+                  <pic:spPr bwMode="auto">
+                    <a:xfrm>
+                      <a:off x="0" y="0"/>
+                      <a:ext cx="4541520" cy="4229100"/>
+                    </a:xfrm>
+                    <a:prstGeom prst="rect">
+                      <a:avLst/>
+                    </a:prstGeom>
+                    <a:noFill/>
+                    <a:ln>
+                      <a:noFill/>
+                    </a:ln>
+                  </pic:spPr>
+                </pic:pic>
+              </a:graphicData>
+            </a:graphic>
+          </wp:inline>
+        </w:drawing>
+      </w:r>
+    </w:p>
+    <w:p/>
+    <w:p>
+      <w:r>
+        <w:t xml:space="preserve">The steps inside the red box are repeated for each character present in the text, so if the text has n characters, </w:t>
+      </w:r>
+    </w:p>
+    <w:p>
+      <w:r>
+        <w:br/>
+      </w:r>
+      <w:r>
+        <w:tab/>
+        <w:t>Total time taken by the algorithm = t1(initializing variables) + n x [t1 + t2 ….] + t2 + t1</w:t>
+      </w:r>
+    </w:p>
+    <w:p>
+      <w:pPr>
+        <w:ind w:firstLine="720"/>
+      </w:pPr>
+      <w:r>
+        <w:t>As t1 and t2 are constants, their sum will also be constant</w:t>
+      </w:r>
+      <w:r>
+        <w:br/>
+        <w:t>=&gt;</w:t>
+      </w:r>
+      <w:r>
+        <w:tab/>
+      </w:r>
+      <w:r>
+        <w:t xml:space="preserve">Total time taken by the algorithm </w:t>
+      </w:r>
+      <w:proofErr w:type="gramStart"/>
+      <w:r>
+        <w:t>=  n</w:t>
+      </w:r>
+      <w:proofErr w:type="gramEnd"/>
+      <w:r>
+        <w:t xml:space="preserve"> x </w:t>
+      </w:r>
+      <w:r>
+        <w:t>t + c where t and c are constants</w:t>
+      </w:r>
+    </w:p>
+    <w:p>
+      <w:r>
+        <w:t xml:space="preserve">Here we can see that the time taken by the algorithm will scale </w:t>
+      </w:r>
+      <w:r>
+        <w:t>depending on value of n, if n Is small then it will take less time and for a large n it will take more time. This scaling is linear in nature [as total time depends on n to the power of 1]</w:t>
+      </w:r>
+      <w:r>
+        <w:br/>
+      </w:r>
+    </w:p>
+    <w:p>
+      <w:proofErr w:type="gramStart"/>
+      <w:r>
+        <w:t>So</w:t>
+      </w:r>
+      <w:proofErr w:type="gramEnd"/>
+      <w:r>
+        <w:t xml:space="preserve"> we can say that the algorithm has O(n) time complexity and that it has a linear runtime</w:t>
+      </w:r>
+    </w:p>
+    <w:p>
+      <w:r>
+        <w:br/>
+      </w:r>
+    </w:p>
+    <w:p>
+      <w:pPr>
+        <w:rPr>
+          <w:b/>
+          <w:bCs/>
+        </w:rPr>
+      </w:pPr>
+      <w:r>
+        <w:lastRenderedPageBreak/>
+        <w:br/>
+      </w:r>
+      <w:r>
+        <w:rPr>
+          <w:b/>
+          <w:bCs/>
+        </w:rPr>
+        <w:t>Pen and Paper Task 3 (9 points)</w:t>
+      </w:r>
+    </w:p>
+    <w:p>
+      <w:pPr>
+        <w:rPr>
+          <w:b/>
+          <w:bCs/>
+        </w:rPr>
+      </w:pPr>
+      <w:r>
+        <w:rPr>
+          <w:b/>
+          <w:bCs/>
+        </w:rPr>
+        <w:t xml:space="preserve">Calculate the </w:t>
+      </w:r>
+      <w:proofErr w:type="spellStart"/>
+      <w:r>
+        <w:rPr>
+          <w:b/>
+          <w:bCs/>
+        </w:rPr>
+        <w:t>Damerau</w:t>
+      </w:r>
+      <w:proofErr w:type="spellEnd"/>
+      <w:r>
+        <w:rPr>
+          <w:b/>
+          <w:bCs/>
+        </w:rPr>
+        <w:t>–</w:t>
+      </w:r>
+      <w:proofErr w:type="spellStart"/>
+      <w:r>
+        <w:rPr>
+          <w:b/>
+          <w:bCs/>
+        </w:rPr>
+        <w:t>Levenshtein</w:t>
+      </w:r>
+      <w:proofErr w:type="spellEnd"/>
+      <w:r>
+        <w:rPr>
+          <w:b/>
+          <w:bCs/>
+        </w:rPr>
+        <w:t xml:space="preserve"> distance for the two terms Mouse and </w:t>
+      </w:r>
+      <w:proofErr w:type="spellStart"/>
+      <w:r>
+        <w:rPr>
+          <w:b/>
+          <w:bCs/>
+        </w:rPr>
+        <w:t>Muose</w:t>
+      </w:r>
+      <w:proofErr w:type="spellEnd"/>
+      <w:r>
+        <w:rPr>
+          <w:b/>
+          <w:bCs/>
+        </w:rPr>
+        <w:t>. Write</w:t>
+      </w:r>
+    </w:p>
+    <w:p>
+      <w:pPr>
+        <w:rPr>
+          <w:b/>
+          <w:bCs/>
+        </w:rPr>
+      </w:pPr>
+      <w:r>
+        <w:rPr>
+          <w:b/>
+          <w:bCs/>
+        </w:rPr>
+        <w:t>down the complete matrix and explain.</w:t>
+      </w:r>
+      <w:r>
+        <w:rPr>
+          <w:b/>
+          <w:bCs/>
+        </w:rPr>
+        <w:br/>
+      </w:r>
+      <w:r>
+        <w:rPr>
+          <w:b/>
+          <w:bCs/>
+        </w:rPr>
+        <w:br/>
+      </w:r>
+      <w:r>
+        <w:rPr>
+          <w:b/>
+          <w:bCs/>
+        </w:rPr>
+        <w:drawing>
+          <wp:inline distT="0" distB="0" distL="0" distR="0" wp14:anchorId="484C02BD" wp14:editId="2711EE4B">
+            <wp:extent cx="4706007" cy="1295581"/>
+            <wp:effectExtent l="0" t="0" r="0" b="0"/>
+            <wp:docPr id="694858775" name="Picture 1"/>
+            <wp:cNvGraphicFramePr>
+              <a:graphicFrameLocks xmlns:a="http://schemas.openxmlformats.org/drawingml/2006/main" noChangeAspect="1"/>
+            </wp:cNvGraphicFramePr>
+            <a:graphic xmlns:a="http://schemas.openxmlformats.org/drawingml/2006/main">
+              <a:graphicData uri="http://schemas.openxmlformats.org/drawingml/2006/picture">
+                <pic:pic xmlns:pic="http://schemas.openxmlformats.org/drawingml/2006/picture">
+                  <pic:nvPicPr>
+                    <pic:cNvPr id="694858775" name=""/>
+                    <pic:cNvPicPr/>
+                  </pic:nvPicPr>
+                  <pic:blipFill>
+                    <a:blip r:embed="rId7"/>
+                    <a:stretch>
+                      <a:fillRect/>
+                    </a:stretch>
+                  </pic:blipFill>
+                  <pic:spPr>
+                    <a:xfrm>
+                      <a:off x="0" y="0"/>
+                      <a:ext cx="4706007" cy="1295581"/>
+                    </a:xfrm>
+                    <a:prstGeom prst="rect">
+                      <a:avLst/>
+                    </a:prstGeom>
+                  </pic:spPr>
+                </pic:pic>
+              </a:graphicData>
+            </a:graphic>
+          </wp:inline>
+        </w:drawing>
+      </w:r>
+    </w:p>
+    <w:p>
+      <w:r>
+        <w:t>Term1 = MOUSE and Term2 = MUOSE</w:t>
+      </w:r>
+    </w:p>
+    <w:p>
+      <w:r>
+        <w:t>In a matrix D, D</w:t>
+      </w:r>
+      <w:r>
+        <w:rPr>
+          <w:vertAlign w:val="subscript"/>
+        </w:rPr>
+        <w:t>i-</w:t>
+      </w:r>
+      <w:proofErr w:type="gramStart"/>
+      <w:r>
+        <w:rPr>
+          <w:vertAlign w:val="subscript"/>
+        </w:rPr>
+        <w:t>2,j</w:t>
+      </w:r>
+      <w:proofErr w:type="gramEnd"/>
+      <w:r>
+        <w:rPr>
+          <w:vertAlign w:val="subscript"/>
+        </w:rPr>
+        <w:t xml:space="preserve">-2 </w:t>
+      </w:r>
+      <w:r>
+        <w:t>is the element that is diagonally 2 places to the left</w:t>
+      </w:r>
+      <w:r>
+        <w:br/>
+      </w:r>
+      <w:r>
+        <w:tab/>
+      </w:r>
+      <w:r>
+        <w:drawing>
+          <wp:inline distT="0" distB="0" distL="0" distR="0" wp14:anchorId="6263BBE0" wp14:editId="076D3C09">
+            <wp:extent cx="3451860" cy="1737360"/>
+            <wp:effectExtent l="0" t="0" r="0" b="0"/>
+            <wp:docPr id="1720625215" name="Picture 10"/>
+            <wp:cNvGraphicFramePr>
+              <a:graphicFrameLocks xmlns:a="http://schemas.openxmlformats.org/drawingml/2006/main" noChangeAspect="1"/>
+            </wp:cNvGraphicFramePr>
+            <a:graphic xmlns:a="http://schemas.openxmlformats.org/drawingml/2006/main">
+              <a:graphicData uri="http://schemas.openxmlformats.org/drawingml/2006/picture">
+                <pic:pic xmlns:pic="http://schemas.openxmlformats.org/drawingml/2006/picture">
+                  <pic:nvPicPr>
+                    <pic:cNvPr id="0" name="Picture 27"/>
+                    <pic:cNvPicPr>
+                      <a:picLocks noChangeAspect="1" noChangeArrowheads="1"/>
+                    </pic:cNvPicPr>
+                  </pic:nvPicPr>
+                  <pic:blipFill>
+                    <a:blip r:embed="rId8">
+                      <a:extLst>
+                        <a:ext uri="{28A0092B-C50C-407E-A947-70E740481C1C}">
+                          <a14:useLocalDpi xmlns:a14="http://schemas.microsoft.com/office/drawing/2010/main" val="0"/>
+                        </a:ext>
+                      </a:extLst>
+                    </a:blip>
+                    <a:srcRect/>
+                    <a:stretch>
+                      <a:fillRect/>
+                    </a:stretch>
+                  </pic:blipFill>
+                  <pic:spPr bwMode="auto">
+                    <a:xfrm>
+                      <a:off x="0" y="0"/>
+                      <a:ext cx="3451860" cy="1737360"/>
+                    </a:xfrm>
+                    <a:prstGeom prst="rect">
+                      <a:avLst/>
+                    </a:prstGeom>
+                    <a:noFill/>
+                    <a:ln>
+                      <a:noFill/>
+                    </a:ln>
+                  </pic:spPr>
+                </pic:pic>
+              </a:graphicData>
+            </a:graphic>
+          </wp:inline>
+        </w:drawing>
+      </w:r>
+      <w:r>
+        <w:br/>
+      </w:r>
+      <w:r>
+        <w:t xml:space="preserve">When calculating D, we will choose </w:t>
+      </w:r>
+      <w:r>
+        <w:t>the min of the values in blue +1 or if the letters are same then diagonal value + 0</w:t>
+      </w:r>
+    </w:p>
+    <w:p/>
+    <w:tbl>
+      <w:tblPr>
+        <w:tblStyle w:val="TableGrid"/>
+        <w:tblW w:w="0" w:type="auto"/>
+        <w:tblInd w:w="-998" w:type="dxa"/>
+        <w:tblLook w:val="04A0" w:firstRow="1" w:lastRow="0" w:firstColumn="1" w:lastColumn="0" w:noHBand="0" w:noVBand="1"/>
+      </w:tblPr>
+      <w:tblGrid>
+        <w:gridCol w:w="819"/>
+        <w:gridCol w:w="818"/>
+        <w:gridCol w:w="1001"/>
+        <w:gridCol w:w="1049"/>
+        <w:gridCol w:w="850"/>
+        <w:gridCol w:w="851"/>
+        <w:gridCol w:w="3504"/>
+        <w:gridCol w:w="1122"/>
+      </w:tblGrid>
+      <w:tr>
+        <w:tc>
+          <w:tcPr>
+            <w:tcW w:w="819" w:type="dxa"/>
+          </w:tcPr>
+          <w:p>
+            <w:r>
+              <w:t>Term1 Letter</w:t>
+            </w:r>
+          </w:p>
+        </w:tc>
+        <w:tc>
+          <w:tcPr>
+            <w:tcW w:w="818" w:type="dxa"/>
+          </w:tcPr>
+          <w:p>
+            <w:pPr>
+              <w:rPr>
+                <w:b/>
+                <w:bCs/>
+              </w:rPr>
+            </w:pPr>
+            <w:r>
+              <w:t>Term</w:t>
+            </w:r>
+            <w:r>
+              <w:t xml:space="preserve">2 </w:t>
+            </w:r>
+            <w:r>
+              <w:t>Letter</w:t>
+            </w:r>
+          </w:p>
+        </w:tc>
+        <w:tc>
+          <w:tcPr>
+            <w:tcW w:w="1001" w:type="dxa"/>
+          </w:tcPr>
+          <w:p>
+            <w:r>
+              <w:rPr>
+                <w:sz w:val="36"/>
+                <w:szCs w:val="36"/>
+              </w:rPr>
+              <w:t>D</w:t>
+            </w:r>
+            <w:r>
+              <w:rPr>
+                <w:sz w:val="36"/>
+                <w:szCs w:val="36"/>
+                <w:vertAlign w:val="subscript"/>
+              </w:rPr>
+              <w:t>i-</w:t>
+            </w:r>
+            <w:proofErr w:type="gramStart"/>
+            <w:r>
+              <w:rPr>
+                <w:sz w:val="36"/>
+                <w:szCs w:val="36"/>
+                <w:vertAlign w:val="subscript"/>
+              </w:rPr>
+              <w:t>2,j</w:t>
+            </w:r>
+            <w:proofErr w:type="gramEnd"/>
+            <w:r>
+              <w:rPr>
+                <w:sz w:val="36"/>
+                <w:szCs w:val="36"/>
+                <w:vertAlign w:val="subscript"/>
+              </w:rPr>
+              <w:t>-2</w:t>
+            </w:r>
+          </w:p>
+        </w:tc>
+        <w:tc>
+          <w:tcPr>
+            <w:tcW w:w="1049" w:type="dxa"/>
+          </w:tcPr>
+          <w:p>
+            <w:pPr>
+              <w:rPr>
+                <w:b/>
+                <w:bCs/>
+              </w:rPr>
+            </w:pPr>
+            <w:r>
+              <w:rPr>
+                <w:sz w:val="36"/>
+                <w:szCs w:val="36"/>
+              </w:rPr>
+              <w:t>D</w:t>
+            </w:r>
+            <w:r>
+              <w:rPr>
+                <w:sz w:val="36"/>
+                <w:szCs w:val="36"/>
+                <w:vertAlign w:val="subscript"/>
+              </w:rPr>
+              <w:t>i-</w:t>
+            </w:r>
+            <w:proofErr w:type="gramStart"/>
+            <w:r>
+              <w:rPr>
+                <w:sz w:val="36"/>
+                <w:szCs w:val="36"/>
+                <w:vertAlign w:val="subscript"/>
+              </w:rPr>
+              <w:t>1</w:t>
+            </w:r>
+            <w:r>
+              <w:rPr>
+                <w:sz w:val="36"/>
+                <w:szCs w:val="36"/>
+                <w:vertAlign w:val="subscript"/>
+              </w:rPr>
+              <w:t>,j</w:t>
+            </w:r>
+            <w:proofErr w:type="gramEnd"/>
+            <w:r>
+              <w:rPr>
+                <w:sz w:val="36"/>
+                <w:szCs w:val="36"/>
+                <w:vertAlign w:val="subscript"/>
+              </w:rPr>
+              <w:t>-</w:t>
+            </w:r>
+            <w:r>
+              <w:rPr>
+                <w:sz w:val="36"/>
+                <w:szCs w:val="36"/>
+                <w:vertAlign w:val="subscript"/>
+              </w:rPr>
+              <w:t>1</w:t>
+            </w:r>
+          </w:p>
+        </w:tc>
+        <w:tc>
+          <w:tcPr>
+            <w:tcW w:w="850" w:type="dxa"/>
+          </w:tcPr>
+          <w:p>
+            <w:pPr>
+              <w:rPr>
+                <w:b/>
+                <w:bCs/>
+              </w:rPr>
+            </w:pPr>
+            <w:r>
+              <w:rPr>
+                <w:sz w:val="36"/>
+                <w:szCs w:val="36"/>
+              </w:rPr>
+              <w:t>D</w:t>
+            </w:r>
+            <w:r>
+              <w:rPr>
+                <w:sz w:val="36"/>
+                <w:szCs w:val="36"/>
+                <w:vertAlign w:val="subscript"/>
+              </w:rPr>
+              <w:t>i-</w:t>
+            </w:r>
+            <w:proofErr w:type="gramStart"/>
+            <w:r>
+              <w:rPr>
+                <w:sz w:val="36"/>
+                <w:szCs w:val="36"/>
+                <w:vertAlign w:val="subscript"/>
+              </w:rPr>
+              <w:t>1</w:t>
+            </w:r>
+            <w:r>
+              <w:rPr>
+                <w:sz w:val="36"/>
+                <w:szCs w:val="36"/>
+                <w:vertAlign w:val="subscript"/>
+              </w:rPr>
+              <w:t>,j</w:t>
+            </w:r>
+            <w:proofErr w:type="gramEnd"/>
+          </w:p>
+        </w:tc>
+        <w:tc>
+          <w:tcPr>
+            <w:tcW w:w="851" w:type="dxa"/>
+          </w:tcPr>
+          <w:p>
+            <w:pPr>
+              <w:rPr>
+                <w:b/>
+                <w:bCs/>
+              </w:rPr>
+            </w:pPr>
+            <w:proofErr w:type="gramStart"/>
+            <w:r>
+              <w:rPr>
+                <w:sz w:val="36"/>
+                <w:szCs w:val="36"/>
+              </w:rPr>
+              <w:t>D</w:t>
+            </w:r>
+            <w:r>
+              <w:rPr>
+                <w:sz w:val="36"/>
+                <w:szCs w:val="36"/>
+                <w:vertAlign w:val="subscript"/>
+              </w:rPr>
+              <w:t>i,j</w:t>
+            </w:r>
+            <w:proofErr w:type="gramEnd"/>
+            <w:r>
+              <w:rPr>
+                <w:sz w:val="36"/>
+                <w:szCs w:val="36"/>
+                <w:vertAlign w:val="subscript"/>
+              </w:rPr>
+              <w:t>-</w:t>
+            </w:r>
+            <w:r>
+              <w:rPr>
+                <w:sz w:val="36"/>
+                <w:szCs w:val="36"/>
+                <w:vertAlign w:val="subscript"/>
+              </w:rPr>
+              <w:t>1</w:t>
+            </w:r>
+          </w:p>
+        </w:tc>
+        <w:tc>
+          <w:tcPr>
+            <w:tcW w:w="3504" w:type="dxa"/>
+          </w:tcPr>
+          <w:p>
+            <w:r>
+              <w:t>Decision</w:t>
+            </w:r>
+          </w:p>
+        </w:tc>
+        <w:tc>
+          <w:tcPr>
+            <w:tcW w:w="1122" w:type="dxa"/>
+          </w:tcPr>
+          <w:p>
+            <w:proofErr w:type="spellStart"/>
+            <w:proofErr w:type="gramStart"/>
+            <w:r>
+              <w:rPr>
+                <w:sz w:val="36"/>
+                <w:szCs w:val="36"/>
+              </w:rPr>
+              <w:t>D</w:t>
+            </w:r>
+            <w:r>
+              <w:rPr>
+                <w:sz w:val="36"/>
+                <w:szCs w:val="36"/>
+                <w:vertAlign w:val="subscript"/>
+              </w:rPr>
+              <w:t>i,j</w:t>
+            </w:r>
+            <w:proofErr w:type="spellEnd"/>
+            <w:proofErr w:type="gramEnd"/>
+          </w:p>
+        </w:tc>
+      </w:tr>
+      <w:tr>
+        <w:tc>
+          <w:tcPr>
+            <w:tcW w:w="819" w:type="dxa"/>
+          </w:tcPr>
+          <w:p>
+            <w:r>
+              <w:t>empty</w:t>
+            </w:r>
+          </w:p>
+        </w:tc>
+        <w:tc>
+          <w:tcPr>
+            <w:tcW w:w="818" w:type="dxa"/>
+          </w:tcPr>
+          <w:p>
+            <w:r>
+              <w:t>empty</w:t>
+            </w:r>
+          </w:p>
+        </w:tc>
+        <w:tc>
+          <w:tcPr>
+            <w:tcW w:w="1001" w:type="dxa"/>
+          </w:tcPr>
+          <w:p/>
+        </w:tc>
+        <w:tc>
+          <w:tcPr>
+            <w:tcW w:w="1049" w:type="dxa"/>
+          </w:tcPr>
+          <w:p/>
+        </w:tc>
+        <w:tc>
+          <w:tcPr>
+            <w:tcW w:w="850" w:type="dxa"/>
+          </w:tcPr>
+          <w:p/>
+        </w:tc>
+        <w:tc>
+          <w:tcPr>
+            <w:tcW w:w="851" w:type="dxa"/>
+          </w:tcPr>
+          <w:p/>
+        </w:tc>
+        <w:tc>
+          <w:tcPr>
+            <w:tcW w:w="3504" w:type="dxa"/>
+          </w:tcPr>
+          <w:p>
+            <w:r>
+              <w:t>Initializing Matrix</w:t>
+            </w:r>
+          </w:p>
+        </w:tc>
+        <w:tc>
+          <w:tcPr>
+            <w:tcW w:w="1122" w:type="dxa"/>
+          </w:tcPr>
+          <w:p>
+            <w:r>
+              <w:t>0</w:t>
+            </w:r>
+          </w:p>
+        </w:tc>
+      </w:tr>
+      <w:tr>
+        <w:tc>
+          <w:tcPr>
+            <w:tcW w:w="819" w:type="dxa"/>
+          </w:tcPr>
+          <w:p>
+            <w:r>
+              <w:t>M</w:t>
+            </w:r>
+          </w:p>
+        </w:tc>
+        <w:tc>
+          <w:tcPr>
+            <w:tcW w:w="818" w:type="dxa"/>
+          </w:tcPr>
+          <w:p>
+            <w:r>
+              <w:t>empty</w:t>
+            </w:r>
+          </w:p>
+        </w:tc>
+        <w:tc>
+          <w:tcPr>
+            <w:tcW w:w="1001" w:type="dxa"/>
+          </w:tcPr>
+          <w:p/>
+        </w:tc>
+        <w:tc>
+          <w:tcPr>
+            <w:tcW w:w="1049" w:type="dxa"/>
+          </w:tcPr>
+          <w:p/>
+        </w:tc>
+        <w:tc>
+          <w:tcPr>
+            <w:tcW w:w="850" w:type="dxa"/>
+          </w:tcPr>
+          <w:p/>
+        </w:tc>
+        <w:tc>
+          <w:tcPr>
+            <w:tcW w:w="851" w:type="dxa"/>
+          </w:tcPr>
+          <w:p/>
+        </w:tc>
+        <w:tc>
+          <w:tcPr>
+            <w:tcW w:w="3504" w:type="dxa"/>
+          </w:tcPr>
+          <w:p>
+            <w:r>
+              <w:t>Initializing Matrix</w:t>
+            </w:r>
+          </w:p>
+        </w:tc>
+        <w:tc>
+          <w:tcPr>
+            <w:tcW w:w="1122" w:type="dxa"/>
+          </w:tcPr>
+          <w:p>
+            <w:r>
+              <w:t>1</w:t>
+            </w:r>
+          </w:p>
+        </w:tc>
+      </w:tr>
+      <w:tr>
+        <w:tc>
+          <w:tcPr>
+            <w:tcW w:w="819" w:type="dxa"/>
+          </w:tcPr>
+          <w:p>
+            <w:r>
+              <w:t>O</w:t>
+            </w:r>
+          </w:p>
+        </w:tc>
+        <w:tc>
+          <w:tcPr>
+            <w:tcW w:w="818" w:type="dxa"/>
+          </w:tcPr>
+          <w:p>
+            <w:r>
+              <w:t>empty</w:t>
+            </w:r>
+          </w:p>
+        </w:tc>
+        <w:tc>
+          <w:tcPr>
+            <w:tcW w:w="1001" w:type="dxa"/>
+          </w:tcPr>
+          <w:p/>
+        </w:tc>
+        <w:tc>
+          <w:tcPr>
+            <w:tcW w:w="1049" w:type="dxa"/>
+          </w:tcPr>
+          <w:p/>
+        </w:tc>
+        <w:tc>
+          <w:tcPr>
+            <w:tcW w:w="850" w:type="dxa"/>
+          </w:tcPr>
+          <w:p/>
+        </w:tc>
+        <w:tc>
+          <w:tcPr>
+            <w:tcW w:w="851" w:type="dxa"/>
+          </w:tcPr>
+          <w:p/>
+        </w:tc>
+        <w:tc>
+          <w:tcPr>
+            <w:tcW w:w="3504" w:type="dxa"/>
+          </w:tcPr>
+          <w:p>
+            <w:r>
+              <w:t>Initializing Matrix</w:t>
+            </w:r>
+          </w:p>
+        </w:tc>
+        <w:tc>
+          <w:tcPr>
+            <w:tcW w:w="1122" w:type="dxa"/>
+          </w:tcPr>
+          <w:p>
+            <w:r>
+              <w:t>2</w:t>
+            </w:r>
+          </w:p>
+        </w:tc>
+      </w:tr>
+      <w:tr>
+        <w:tc>
+          <w:tcPr>
+            <w:tcW w:w="819" w:type="dxa"/>
+          </w:tcPr>
+          <w:p>
+            <w:r>
+              <w:t>U</w:t>
+            </w:r>
+          </w:p>
+        </w:tc>
+        <w:tc>
+          <w:tcPr>
+            <w:tcW w:w="818" w:type="dxa"/>
+          </w:tcPr>
+          <w:p>
+            <w:r>
+              <w:t>empty</w:t>
+            </w:r>
+          </w:p>
+        </w:tc>
+        <w:tc>
+          <w:tcPr>
+            <w:tcW w:w="1001" w:type="dxa"/>
+          </w:tcPr>
+          <w:p/>
+        </w:tc>
+        <w:tc>
+          <w:tcPr>
+            <w:tcW w:w="1049" w:type="dxa"/>
+          </w:tcPr>
+          <w:p/>
+        </w:tc>
+        <w:tc>
+          <w:tcPr>
+            <w:tcW w:w="850" w:type="dxa"/>
+          </w:tcPr>
+          <w:p/>
+        </w:tc>
+        <w:tc>
+          <w:tcPr>
+            <w:tcW w:w="851" w:type="dxa"/>
+          </w:tcPr>
+          <w:p/>
+        </w:tc>
+        <w:tc>
+          <w:tcPr>
+            <w:tcW w:w="3504" w:type="dxa"/>
+          </w:tcPr>
+          <w:p>
+            <w:r>
+              <w:t>Initializing Matrix</w:t>
+            </w:r>
+          </w:p>
+        </w:tc>
+        <w:tc>
+          <w:tcPr>
+            <w:tcW w:w="1122" w:type="dxa"/>
+          </w:tcPr>
+          <w:p>
+            <w:r>
+              <w:t>3</w:t>
+            </w:r>
+          </w:p>
+        </w:tc>
+      </w:tr>
+      <w:tr>
+        <w:tc>
+          <w:tcPr>
+            <w:tcW w:w="819" w:type="dxa"/>
+          </w:tcPr>
+          <w:p>
+            <w:r>
+              <w:t>S</w:t>
+            </w:r>
+          </w:p>
+        </w:tc>
+        <w:tc>
+          <w:tcPr>
+            <w:tcW w:w="818" w:type="dxa"/>
+          </w:tcPr>
+          <w:p>
+            <w:r>
+              <w:t>empty</w:t>
+            </w:r>
+          </w:p>
+        </w:tc>
+        <w:tc>
+          <w:tcPr>
+            <w:tcW w:w="1001" w:type="dxa"/>
+          </w:tcPr>
+          <w:p/>
+        </w:tc>
+        <w:tc>
+          <w:tcPr>
+            <w:tcW w:w="1049" w:type="dxa"/>
+          </w:tcPr>
+          <w:p/>
+        </w:tc>
+        <w:tc>
+          <w:tcPr>
+            <w:tcW w:w="850" w:type="dxa"/>
+          </w:tcPr>
+          <w:p/>
+        </w:tc>
+        <w:tc>
+          <w:tcPr>
+            <w:tcW w:w="851" w:type="dxa"/>
+          </w:tcPr>
+          <w:p/>
+        </w:tc>
+        <w:tc>
+          <w:tcPr>
+            <w:tcW w:w="3504" w:type="dxa"/>
+          </w:tcPr>
+          <w:p>
+            <w:r>
+              <w:t>Initializing Matrix</w:t>
+            </w:r>
+          </w:p>
+        </w:tc>
+        <w:tc>
+          <w:tcPr>
+            <w:tcW w:w="1122" w:type="dxa"/>
+          </w:tcPr>
+          <w:p>
+            <w:r>
+              <w:t>4</w:t>
+            </w:r>
+          </w:p>
+        </w:tc>
+      </w:tr>
+      <w:tr>
+        <w:tc>
+          <w:tcPr>
+            <w:tcW w:w="819" w:type="dxa"/>
+          </w:tcPr>
+          <w:p>
+            <w:r>
+              <w:t>E</w:t>
+            </w:r>
+          </w:p>
+        </w:tc>
+        <w:tc>
+          <w:tcPr>
+            <w:tcW w:w="818" w:type="dxa"/>
+          </w:tcPr>
+          <w:p>
+            <w:r>
+              <w:t>empty</w:t>
+            </w:r>
+          </w:p>
+        </w:tc>
+        <w:tc>
+          <w:tcPr>
+            <w:tcW w:w="1001" w:type="dxa"/>
+          </w:tcPr>
+          <w:p/>
+        </w:tc>
+        <w:tc>
+          <w:tcPr>
+            <w:tcW w:w="1049" w:type="dxa"/>
+          </w:tcPr>
+          <w:p/>
+        </w:tc>
+        <w:tc>
+          <w:tcPr>
+            <w:tcW w:w="850" w:type="dxa"/>
+          </w:tcPr>
+          <w:p/>
+        </w:tc>
+        <w:tc>
+          <w:tcPr>
+            <w:tcW w:w="851" w:type="dxa"/>
+          </w:tcPr>
+          <w:p/>
+        </w:tc>
+        <w:tc>
+          <w:tcPr>
+            <w:tcW w:w="3504" w:type="dxa"/>
+          </w:tcPr>
+          <w:p>
+            <w:r>
+              <w:t>Initializing Matrix</w:t>
+            </w:r>
+          </w:p>
+        </w:tc>
+        <w:tc>
+          <w:tcPr>
+            <w:tcW w:w="1122" w:type="dxa"/>
+          </w:tcPr>
+          <w:p>
+            <w:r>
+              <w:t>5</w:t>
+            </w:r>
+          </w:p>
+        </w:tc>
+      </w:tr>
+      <w:tr>
+        <w:tc>
+          <w:tcPr>
+            <w:tcW w:w="819" w:type="dxa"/>
+          </w:tcPr>
+          <w:p>
+            <w:r>
+              <w:t>empty</w:t>
+            </w:r>
+          </w:p>
+        </w:tc>
+        <w:tc>
+          <w:tcPr>
+            <w:tcW w:w="818" w:type="dxa"/>
+          </w:tcPr>
+          <w:p>
+            <w:r>
+              <w:t>M</w:t>
+            </w:r>
+          </w:p>
+        </w:tc>
+        <w:tc>
+          <w:tcPr>
+            <w:tcW w:w="1001" w:type="dxa"/>
+          </w:tcPr>
+          <w:p/>
+        </w:tc>
+        <w:tc>
+          <w:tcPr>
+            <w:tcW w:w="1049" w:type="dxa"/>
+          </w:tcPr>
+          <w:p/>
+        </w:tc>
+        <w:tc>
+          <w:tcPr>
+            <w:tcW w:w="850" w:type="dxa"/>
+          </w:tcPr>
+          <w:p/>
+        </w:tc>
+        <w:tc>
+          <w:tcPr>
+            <w:tcW w:w="851" w:type="dxa"/>
+          </w:tcPr>
+          <w:p/>
+        </w:tc>
+        <w:tc>
+          <w:tcPr>
+            <w:tcW w:w="3504" w:type="dxa"/>
+          </w:tcPr>
+          <w:p>
+            <w:r>
+              <w:t>Initializing Matrix</w:t>
+            </w:r>
+          </w:p>
+        </w:tc>
+        <w:tc>
+          <w:tcPr>
+            <w:tcW w:w="1122" w:type="dxa"/>
+          </w:tcPr>
+          <w:p>
+            <w:r>
+              <w:t>1</w:t>
+            </w:r>
+          </w:p>
+        </w:tc>
+      </w:tr>
+      <w:tr>
+        <w:tc>
+          <w:tcPr>
+            <w:tcW w:w="819" w:type="dxa"/>
+          </w:tcPr>
+          <w:p>
+            <w:r>
+              <w:t>empty</w:t>
+            </w:r>
+          </w:p>
+        </w:tc>
+        <w:tc>
+          <w:tcPr>
+            <w:tcW w:w="818" w:type="dxa"/>
+          </w:tcPr>
+          <w:p>
+            <w:r>
+              <w:t>U</w:t>
+            </w:r>
+          </w:p>
+        </w:tc>
+        <w:tc>
+          <w:tcPr>
+            <w:tcW w:w="1001" w:type="dxa"/>
+          </w:tcPr>
+          <w:p/>
+        </w:tc>
+        <w:tc>
+          <w:tcPr>
+            <w:tcW w:w="1049" w:type="dxa"/>
+          </w:tcPr>
+          <w:p/>
+        </w:tc>
+        <w:tc>
+          <w:tcPr>
+            <w:tcW w:w="850" w:type="dxa"/>
+          </w:tcPr>
+          <w:p/>
+        </w:tc>
+        <w:tc>
+          <w:tcPr>
+            <w:tcW w:w="851" w:type="dxa"/>
+          </w:tcPr>
+          <w:p/>
+        </w:tc>
+        <w:tc>
+          <w:tcPr>
+            <w:tcW w:w="3504" w:type="dxa"/>
+          </w:tcPr>
+          <w:p>
+            <w:r>
+              <w:t>Initializing Matrix</w:t>
+            </w:r>
+          </w:p>
+        </w:tc>
+        <w:tc>
+          <w:tcPr>
+            <w:tcW w:w="1122" w:type="dxa"/>
+          </w:tcPr>
+          <w:p>
+            <w:r>
+              <w:t>2</w:t>
+            </w:r>
+          </w:p>
+        </w:tc>
+      </w:tr>
+      <w:tr>
+        <w:tc>
+          <w:tcPr>
+            <w:tcW w:w="819" w:type="dxa"/>
+          </w:tcPr>
+          <w:p>
+            <w:r>
+              <w:t>empty</w:t>
+            </w:r>
+          </w:p>
+        </w:tc>
+        <w:tc>
+          <w:tcPr>
+            <w:tcW w:w="818" w:type="dxa"/>
+          </w:tcPr>
+          <w:p>
+            <w:r>
+              <w:t>O</w:t>
+            </w:r>
+          </w:p>
+        </w:tc>
+        <w:tc>
+          <w:tcPr>
+            <w:tcW w:w="1001" w:type="dxa"/>
+          </w:tcPr>
+          <w:p/>
+        </w:tc>
+        <w:tc>
+          <w:tcPr>
+            <w:tcW w:w="1049" w:type="dxa"/>
+          </w:tcPr>
+          <w:p/>
+        </w:tc>
+        <w:tc>
+          <w:tcPr>
+            <w:tcW w:w="850" w:type="dxa"/>
+          </w:tcPr>
+          <w:p/>
+        </w:tc>
+        <w:tc>
+          <w:tcPr>
+            <w:tcW w:w="851" w:type="dxa"/>
+          </w:tcPr>
+          <w:p/>
+        </w:tc>
+        <w:tc>
+          <w:tcPr>
+            <w:tcW w:w="3504" w:type="dxa"/>
+          </w:tcPr>
+          <w:p>
+            <w:r>
+              <w:t>Initializing Matrix</w:t>
+            </w:r>
+          </w:p>
+        </w:tc>
+        <w:tc>
+          <w:tcPr>
+            <w:tcW w:w="1122" w:type="dxa"/>
+          </w:tcPr>
+          <w:p>
+            <w:r>
+              <w:t>3</w:t>
+            </w:r>
+          </w:p>
+        </w:tc>
+      </w:tr>
+      <w:tr>
+        <w:tc>
+          <w:tcPr>
+            <w:tcW w:w="819" w:type="dxa"/>
+          </w:tcPr>
+          <w:p>
+            <w:r>
+              <w:t>empty</w:t>
+            </w:r>
+          </w:p>
+        </w:tc>
+        <w:tc>
+          <w:tcPr>
+            <w:tcW w:w="818" w:type="dxa"/>
+          </w:tcPr>
+          <w:p>
+            <w:r>
+              <w:t>S</w:t>
+            </w:r>
+          </w:p>
+        </w:tc>
+        <w:tc>
+          <w:tcPr>
+            <w:tcW w:w="1001" w:type="dxa"/>
+          </w:tcPr>
+          <w:p/>
+        </w:tc>
+        <w:tc>
+          <w:tcPr>
+            <w:tcW w:w="1049" w:type="dxa"/>
+          </w:tcPr>
+          <w:p/>
+        </w:tc>
+        <w:tc>
+          <w:tcPr>
+            <w:tcW w:w="850" w:type="dxa"/>
+          </w:tcPr>
+          <w:p/>
+        </w:tc>
+        <w:tc>
+          <w:tcPr>
+            <w:tcW w:w="851" w:type="dxa"/>
+          </w:tcPr>
+          <w:p/>
+        </w:tc>
+        <w:tc>
+          <w:tcPr>
+            <w:tcW w:w="3504" w:type="dxa"/>
+          </w:tcPr>
+          <w:p>
+            <w:r>
+              <w:t>Initializing Matrix</w:t>
+            </w:r>
+          </w:p>
+        </w:tc>
+        <w:tc>
+          <w:tcPr>
+            <w:tcW w:w="1122" w:type="dxa"/>
+          </w:tcPr>
+          <w:p>
+            <w:r>
+              <w:t>4</w:t>
+            </w:r>
+          </w:p>
+        </w:tc>
+      </w:tr>
+      <w:tr>
+        <w:tc>
+          <w:tcPr>
+            <w:tcW w:w="819" w:type="dxa"/>
+          </w:tcPr>
+          <w:p>
+            <w:r>
+              <w:t>empty</w:t>
+            </w:r>
+          </w:p>
+        </w:tc>
+        <w:tc>
+          <w:tcPr>
+            <w:tcW w:w="818" w:type="dxa"/>
+          </w:tcPr>
+          <w:p>
+            <w:r>
+              <w:t>E</w:t>
+            </w:r>
+          </w:p>
+        </w:tc>
+        <w:tc>
+          <w:tcPr>
+            <w:tcW w:w="1001" w:type="dxa"/>
+          </w:tcPr>
+          <w:p/>
+        </w:tc>
+        <w:tc>
+          <w:tcPr>
+            <w:tcW w:w="1049" w:type="dxa"/>
+          </w:tcPr>
+          <w:p/>
+        </w:tc>
+        <w:tc>
+          <w:tcPr>
+            <w:tcW w:w="850" w:type="dxa"/>
+          </w:tcPr>
+          <w:p/>
+        </w:tc>
+        <w:tc>
+          <w:tcPr>
+            <w:tcW w:w="851" w:type="dxa"/>
+          </w:tcPr>
+          <w:p/>
+        </w:tc>
+        <w:tc>
+          <w:tcPr>
+            <w:tcW w:w="3504" w:type="dxa"/>
+          </w:tcPr>
+          <w:p>
+            <w:r>
+              <w:t>Initializing Matrix</w:t>
+            </w:r>
+          </w:p>
+        </w:tc>
+        <w:tc>
+          <w:tcPr>
+            <w:tcW w:w="1122" w:type="dxa"/>
+          </w:tcPr>
+          <w:p>
+            <w:r>
+              <w:t>5</w:t>
+            </w:r>
+          </w:p>
+        </w:tc>
+      </w:tr>
+      <w:tr>
+        <w:tc>
+          <w:tcPr>
+            <w:tcW w:w="819" w:type="dxa"/>
+          </w:tcPr>
+          <w:p/>
+        </w:tc>
+        <w:tc>
+          <w:tcPr>
+            <w:tcW w:w="818" w:type="dxa"/>
+          </w:tcPr>
+          <w:p/>
+        </w:tc>
+        <w:tc>
+          <w:tcPr>
+            <w:tcW w:w="1001" w:type="dxa"/>
+          </w:tcPr>
+          <w:p/>
+        </w:tc>
+        <w:tc>
+          <w:tcPr>
+            <w:tcW w:w="1049" w:type="dxa"/>
+          </w:tcPr>
+          <w:p/>
+        </w:tc>
+        <w:tc>
+          <w:tcPr>
+            <w:tcW w:w="850" w:type="dxa"/>
+          </w:tcPr>
+          <w:p/>
+        </w:tc>
+        <w:tc>
+          <w:tcPr>
+            <w:tcW w:w="851" w:type="dxa"/>
+          </w:tcPr>
+          <w:p/>
+        </w:tc>
+        <w:tc>
+          <w:tcPr>
+            <w:tcW w:w="3504" w:type="dxa"/>
+          </w:tcPr>
+          <w:p/>
+        </w:tc>
+        <w:tc>
+          <w:tcPr>
+            <w:tcW w:w="1122" w:type="dxa"/>
+          </w:tcPr>
+          <w:p/>
+        </w:tc>
+      </w:tr>
+      <w:tr>
+        <w:tc>
+          <w:tcPr>
+            <w:tcW w:w="819" w:type="dxa"/>
+          </w:tcPr>
+          <w:p>
+            <w:r>
+              <w:t>M</w:t>
+            </w:r>
+          </w:p>
+        </w:tc>
+        <w:tc>
+          <w:tcPr>
+            <w:tcW w:w="818" w:type="dxa"/>
+          </w:tcPr>
+          <w:p>
+            <w:r>
+              <w:t>M</w:t>
+            </w:r>
+          </w:p>
+        </w:tc>
+        <w:tc>
+          <w:tcPr>
+            <w:tcW w:w="1001" w:type="dxa"/>
+          </w:tcPr>
+          <w:p/>
+        </w:tc>
+        <w:tc>
+          <w:tcPr>
+            <w:tcW w:w="1049" w:type="dxa"/>
+          </w:tcPr>
+          <w:p>
+            <w:r>
+              <w:t>0</w:t>
+            </w:r>
+          </w:p>
+        </w:tc>
+        <w:tc>
+          <w:tcPr>
+            <w:tcW w:w="850" w:type="dxa"/>
+          </w:tcPr>
+          <w:p>
+            <w:r>
+              <w:t>1</w:t>
+            </w:r>
+          </w:p>
+        </w:tc>
+        <w:tc>
+          <w:tcPr>
+            <w:tcW w:w="851" w:type="dxa"/>
+          </w:tcPr>
+          <w:p>
+            <w:r>
+              <w:t>1</w:t>
+            </w:r>
+          </w:p>
+        </w:tc>
+        <w:tc>
+          <w:tcPr>
+            <w:tcW w:w="3504" w:type="dxa"/>
+          </w:tcPr>
+          <w:p>
+            <w:r>
+              <w:t xml:space="preserve">M=M, </w:t>
+            </w:r>
+            <w:proofErr w:type="gramStart"/>
+            <w:r>
+              <w:t>min(</w:t>
+            </w:r>
+            <w:proofErr w:type="gramEnd"/>
+            <w:r>
+              <w:t>0,1,</w:t>
+            </w:r>
+            <w:proofErr w:type="gramStart"/>
+            <w:r>
+              <w:t>1)=</w:t>
+            </w:r>
+            <w:proofErr w:type="gramEnd"/>
+            <w:r>
+              <w:t>0</w:t>
+            </w:r>
+          </w:p>
+        </w:tc>
+        <w:tc>
+          <w:tcPr>
+            <w:tcW w:w="1122" w:type="dxa"/>
+          </w:tcPr>
+          <w:p>
+            <w:r>
+              <w:t>0</w:t>
+            </w:r>
+          </w:p>
+        </w:tc>
+      </w:tr>
+      <w:tr>
+        <w:tc>
+          <w:tcPr>
+            <w:tcW w:w="819" w:type="dxa"/>
+          </w:tcPr>
+          <w:p>
+            <w:r>
+              <w:t>O</w:t>
+            </w:r>
+          </w:p>
+        </w:tc>
+        <w:tc>
+          <w:tcPr>
+            <w:tcW w:w="818" w:type="dxa"/>
+          </w:tcPr>
+          <w:p>
+            <w:r>
+              <w:t>M</w:t>
+            </w:r>
+          </w:p>
+        </w:tc>
+        <w:tc>
+          <w:tcPr>
+            <w:tcW w:w="1001" w:type="dxa"/>
+          </w:tcPr>
+          <w:p/>
+        </w:tc>
+        <w:tc>
+          <w:tcPr>
+            <w:tcW w:w="1049" w:type="dxa"/>
+          </w:tcPr>
+          <w:p>
+            <w:r>
+              <w:t>1</w:t>
+            </w:r>
+          </w:p>
+        </w:tc>
+        <w:tc>
+          <w:tcPr>
+            <w:tcW w:w="850" w:type="dxa"/>
+          </w:tcPr>
+          <w:p>
+            <w:r>
+              <w:t>2</w:t>
+            </w:r>
+          </w:p>
+        </w:tc>
+        <w:tc>
+          <w:tcPr>
+            <w:tcW w:w="851" w:type="dxa"/>
+          </w:tcPr>
+          <w:p>
+            <w:r>
+              <w:t>0</w:t>
+            </w:r>
+          </w:p>
+        </w:tc>
+        <w:tc>
+          <w:tcPr>
+            <w:tcW w:w="3504" w:type="dxa"/>
+          </w:tcPr>
+          <w:p>
+            <w:proofErr w:type="gramStart"/>
+            <w:r>
+              <w:t>min(</w:t>
+            </w:r>
+            <w:proofErr w:type="gramEnd"/>
+            <w:r>
+              <w:t>2</w:t>
+            </w:r>
+            <w:r>
+              <w:t>,</w:t>
+            </w:r>
+            <w:r>
+              <w:t>3</w:t>
+            </w:r>
+            <w:r>
+              <w:t>,</w:t>
+            </w:r>
+            <w:proofErr w:type="gramStart"/>
+            <w:r>
+              <w:t>1)=</w:t>
+            </w:r>
+            <w:proofErr w:type="gramEnd"/>
+            <w:r>
+              <w:t>1</w:t>
+            </w:r>
+          </w:p>
+        </w:tc>
+        <w:tc>
+          <w:tcPr>
+            <w:tcW w:w="1122" w:type="dxa"/>
+          </w:tcPr>
+          <w:p>
+            <w:r>
+              <w:t>1</w:t>
+            </w:r>
+          </w:p>
+        </w:tc>
+      </w:tr>
+      <w:tr>
+        <w:tc>
+          <w:tcPr>
+            <w:tcW w:w="819" w:type="dxa"/>
+          </w:tcPr>
+          <w:p>
+            <w:r>
+              <w:t>U</w:t>
+            </w:r>
+          </w:p>
+        </w:tc>
+        <w:tc>
+          <w:tcPr>
+            <w:tcW w:w="818" w:type="dxa"/>
+          </w:tcPr>
+          <w:p>
+            <w:r>
+              <w:t>M</w:t>
+            </w:r>
+          </w:p>
+        </w:tc>
+        <w:tc>
+          <w:tcPr>
+            <w:tcW w:w="1001" w:type="dxa"/>
+          </w:tcPr>
+          <w:p/>
+        </w:tc>
+        <w:tc>
+          <w:tcPr>
+            <w:tcW w:w="1049" w:type="dxa"/>
+          </w:tcPr>
+          <w:p>
+            <w:r>
+              <w:t>2</w:t>
+            </w:r>
+          </w:p>
+        </w:tc>
+        <w:tc>
+          <w:tcPr>
+            <w:tcW w:w="850" w:type="dxa"/>
+          </w:tcPr>
+          <w:p>
+            <w:r>
+              <w:t>3</w:t>
+            </w:r>
+          </w:p>
+        </w:tc>
+        <w:tc>
+          <w:tcPr>
+            <w:tcW w:w="851" w:type="dxa"/>
+          </w:tcPr>
+          <w:p>
+            <w:r>
+              <w:t>1</w:t>
+            </w:r>
+          </w:p>
+        </w:tc>
+        <w:tc>
+          <w:tcPr>
+            <w:tcW w:w="3504" w:type="dxa"/>
+          </w:tcPr>
+          <w:p>
+            <w:proofErr w:type="gramStart"/>
+            <w:r>
+              <w:t>min(</w:t>
+            </w:r>
+            <w:proofErr w:type="gramEnd"/>
+            <w:r>
+              <w:t>3</w:t>
+            </w:r>
+            <w:r>
+              <w:t>,</w:t>
+            </w:r>
+            <w:r>
+              <w:t>4</w:t>
+            </w:r>
+            <w:r>
+              <w:t>,</w:t>
+            </w:r>
+            <w:proofErr w:type="gramStart"/>
+            <w:r>
+              <w:t>2</w:t>
+            </w:r>
+            <w:r>
+              <w:t>)=</w:t>
+            </w:r>
+            <w:proofErr w:type="gramEnd"/>
+            <w:r>
+              <w:t>2</w:t>
+            </w:r>
+          </w:p>
+        </w:tc>
+        <w:tc>
+          <w:tcPr>
+            <w:tcW w:w="1122" w:type="dxa"/>
+          </w:tcPr>
+          <w:p>
+            <w:r>
+              <w:t>2</w:t>
+            </w:r>
+          </w:p>
+        </w:tc>
+      </w:tr>
+      <w:tr>
+        <w:tc>
+          <w:tcPr>
+            <w:tcW w:w="819" w:type="dxa"/>
+          </w:tcPr>
+          <w:p>
+            <w:r>
+              <w:t>S</w:t>
+            </w:r>
+          </w:p>
+        </w:tc>
+        <w:tc>
+          <w:tcPr>
+            <w:tcW w:w="818" w:type="dxa"/>
+          </w:tcPr>
+          <w:p>
+            <w:r>
+              <w:t>M</w:t>
+            </w:r>
+          </w:p>
+        </w:tc>
+        <w:tc>
+          <w:tcPr>
+            <w:tcW w:w="1001" w:type="dxa"/>
+          </w:tcPr>
+          <w:p/>
+        </w:tc>
+        <w:tc>
+          <w:tcPr>
+            <w:tcW w:w="1049" w:type="dxa"/>
+          </w:tcPr>
+          <w:p>
+            <w:r>
+              <w:t>3</w:t>
+            </w:r>
+          </w:p>
+        </w:tc>
+        <w:tc>
+          <w:tcPr>
+            <w:tcW w:w="850" w:type="dxa"/>
+          </w:tcPr>
+          <w:p>
+            <w:r>
+              <w:t>4</w:t>
+            </w:r>
+          </w:p>
+        </w:tc>
+        <w:tc>
+          <w:tcPr>
+            <w:tcW w:w="851" w:type="dxa"/>
+          </w:tcPr>
+          <w:p>
+            <w:r>
+              <w:t>2</w:t>
+            </w:r>
+          </w:p>
+        </w:tc>
+        <w:tc>
+          <w:tcPr>
+            <w:tcW w:w="3504" w:type="dxa"/>
+          </w:tcPr>
+          <w:p>
+            <w:proofErr w:type="gramStart"/>
+            <w:r>
+              <w:t>min(</w:t>
+            </w:r>
+            <w:proofErr w:type="gramEnd"/>
+            <w:r>
+              <w:t>4,5,</w:t>
+            </w:r>
+            <w:proofErr w:type="gramStart"/>
+            <w:r>
+              <w:t>3)=</w:t>
+            </w:r>
+            <w:proofErr w:type="gramEnd"/>
+            <w:r>
+              <w:t>3</w:t>
+            </w:r>
+          </w:p>
+        </w:tc>
+        <w:tc>
+          <w:tcPr>
+            <w:tcW w:w="1122" w:type="dxa"/>
+          </w:tcPr>
+          <w:p>
+            <w:r>
+              <w:t>3</w:t>
+            </w:r>
+          </w:p>
+        </w:tc>
+      </w:tr>
+      <w:tr>
+        <w:tc>
+          <w:tcPr>
+            <w:tcW w:w="819" w:type="dxa"/>
+          </w:tcPr>
+          <w:p>
+            <w:r>
+              <w:lastRenderedPageBreak/>
+              <w:t>E</w:t>
+            </w:r>
+          </w:p>
+        </w:tc>
+        <w:tc>
+          <w:tcPr>
+            <w:tcW w:w="818" w:type="dxa"/>
+          </w:tcPr>
+          <w:p>
+            <w:pPr>
+              <w:rPr>
+                <w:b/>
+                <w:bCs/>
+              </w:rPr>
+            </w:pPr>
+            <w:r>
+              <w:t>M</w:t>
+            </w:r>
+          </w:p>
+        </w:tc>
+        <w:tc>
+          <w:tcPr>
+            <w:tcW w:w="1001" w:type="dxa"/>
+          </w:tcPr>
+          <w:p>
+            <w:pPr>
+              <w:rPr>
+                <w:b/>
+                <w:bCs/>
+              </w:rPr>
+            </w:pPr>
+          </w:p>
+        </w:tc>
+        <w:tc>
+          <w:tcPr>
+            <w:tcW w:w="1049" w:type="dxa"/>
+          </w:tcPr>
+          <w:p>
+            <w:pPr>
+              <w:rPr>
+                <w:b/>
+                <w:bCs/>
+              </w:rPr>
+            </w:pPr>
+            <w:r>
+              <w:rPr>
+                <w:b/>
+                <w:bCs/>
+              </w:rPr>
+              <w:t>4</w:t>
+            </w:r>
+          </w:p>
+        </w:tc>
+        <w:tc>
+          <w:tcPr>
+            <w:tcW w:w="850" w:type="dxa"/>
+          </w:tcPr>
+          <w:p>
+            <w:pPr>
+              <w:rPr>
+                <w:b/>
+                <w:bCs/>
+              </w:rPr>
+            </w:pPr>
+            <w:r>
+              <w:rPr>
+                <w:b/>
+                <w:bCs/>
+              </w:rPr>
+              <w:t>5</w:t>
+            </w:r>
+          </w:p>
+        </w:tc>
+        <w:tc>
+          <w:tcPr>
+            <w:tcW w:w="851" w:type="dxa"/>
+          </w:tcPr>
+          <w:p>
+            <w:pPr>
+              <w:rPr>
+                <w:b/>
+                <w:bCs/>
+              </w:rPr>
+            </w:pPr>
+            <w:r>
+              <w:rPr>
+                <w:b/>
+                <w:bCs/>
+              </w:rPr>
+              <w:t>3</w:t>
+            </w:r>
+          </w:p>
+        </w:tc>
+        <w:tc>
+          <w:tcPr>
+            <w:tcW w:w="3504" w:type="dxa"/>
+          </w:tcPr>
+          <w:p>
+            <w:pPr>
+              <w:rPr>
+                <w:b/>
+                <w:bCs/>
+              </w:rPr>
+            </w:pPr>
+            <w:proofErr w:type="gramStart"/>
+            <w:r>
+              <w:t>min(</w:t>
+            </w:r>
+            <w:proofErr w:type="gramEnd"/>
+            <w:r>
+              <w:t>5,6,</w:t>
+            </w:r>
+            <w:proofErr w:type="gramStart"/>
+            <w:r>
+              <w:t>4</w:t>
+            </w:r>
+            <w:r>
+              <w:t>)=</w:t>
+            </w:r>
+            <w:proofErr w:type="gramEnd"/>
+            <w:r>
+              <w:t>4</w:t>
+            </w:r>
+          </w:p>
+        </w:tc>
+        <w:tc>
+          <w:tcPr>
+            <w:tcW w:w="1122" w:type="dxa"/>
+          </w:tcPr>
+          <w:p>
+            <w:pPr>
+              <w:rPr>
+                <w:b/>
+                <w:bCs/>
+              </w:rPr>
+            </w:pPr>
+            <w:r>
+              <w:rPr>
+                <w:b/>
+                <w:bCs/>
+              </w:rPr>
+              <w:t>4</w:t>
+            </w:r>
+          </w:p>
+        </w:tc>
+      </w:tr>
+      <w:tr>
+        <w:tc>
+          <w:tcPr>
+            <w:tcW w:w="819" w:type="dxa"/>
+          </w:tcPr>
+          <w:p>
+            <w:pPr>
+              <w:rPr>
+                <w:b/>
+                <w:bCs/>
+              </w:rPr>
+            </w:pPr>
+            <w:r>
+              <w:t>M</w:t>
+            </w:r>
+          </w:p>
+        </w:tc>
+        <w:tc>
+          <w:tcPr>
+            <w:tcW w:w="818" w:type="dxa"/>
+          </w:tcPr>
+          <w:p>
+            <w:pPr>
+              <w:rPr>
+                <w:b/>
+                <w:bCs/>
+              </w:rPr>
+            </w:pPr>
+            <w:r>
+              <w:rPr>
+                <w:b/>
+                <w:bCs/>
+              </w:rPr>
+              <w:t>U</w:t>
+            </w:r>
+          </w:p>
+        </w:tc>
+        <w:tc>
+          <w:tcPr>
+            <w:tcW w:w="1001" w:type="dxa"/>
+          </w:tcPr>
+          <w:p>
+            <w:pPr>
+              <w:rPr>
+                <w:b/>
+                <w:bCs/>
+              </w:rPr>
+            </w:pPr>
+          </w:p>
+        </w:tc>
+        <w:tc>
+          <w:tcPr>
+            <w:tcW w:w="1049" w:type="dxa"/>
+          </w:tcPr>
+          <w:p>
+            <w:pPr>
+              <w:rPr>
+                <w:b/>
+                <w:bCs/>
+              </w:rPr>
+            </w:pPr>
+          </w:p>
+        </w:tc>
+        <w:tc>
+          <w:tcPr>
+            <w:tcW w:w="850" w:type="dxa"/>
+          </w:tcPr>
+          <w:p>
+            <w:pPr>
+              <w:rPr>
+                <w:b/>
+                <w:bCs/>
+              </w:rPr>
+            </w:pPr>
+          </w:p>
+        </w:tc>
+        <w:tc>
+          <w:tcPr>
+            <w:tcW w:w="851" w:type="dxa"/>
+          </w:tcPr>
+          <w:p>
+            <w:pPr>
+              <w:rPr>
+                <w:b/>
+                <w:bCs/>
+              </w:rPr>
+            </w:pPr>
+          </w:p>
+        </w:tc>
+        <w:tc>
+          <w:tcPr>
+            <w:tcW w:w="3504" w:type="dxa"/>
+          </w:tcPr>
+          <w:p>
+            <w:pPr>
+              <w:rPr>
+                <w:b/>
+                <w:bCs/>
+              </w:rPr>
+            </w:pPr>
+          </w:p>
+        </w:tc>
+        <w:tc>
+          <w:tcPr>
+            <w:tcW w:w="1122" w:type="dxa"/>
+          </w:tcPr>
+          <w:p>
+            <w:pPr>
+              <w:rPr>
+                <w:b/>
+                <w:bCs/>
+              </w:rPr>
+            </w:pPr>
+          </w:p>
+        </w:tc>
+      </w:tr>
+      <w:tr>
+        <w:tc>
+          <w:tcPr>
+            <w:tcW w:w="819" w:type="dxa"/>
+          </w:tcPr>
+          <w:p>
+            <w:pPr>
+              <w:rPr>
+                <w:b/>
+                <w:bCs/>
+              </w:rPr>
+            </w:pPr>
+            <w:r>
+              <w:t>O</w:t>
+            </w:r>
+          </w:p>
+        </w:tc>
+        <w:tc>
+          <w:tcPr>
+            <w:tcW w:w="818" w:type="dxa"/>
+          </w:tcPr>
+          <w:p>
+            <w:pPr>
+              <w:rPr>
+                <w:b/>
+                <w:bCs/>
+              </w:rPr>
+            </w:pPr>
+            <w:r>
+              <w:rPr>
+                <w:b/>
+                <w:bCs/>
+              </w:rPr>
+              <w:t>U</w:t>
+            </w:r>
+          </w:p>
+        </w:tc>
+        <w:tc>
+          <w:tcPr>
+            <w:tcW w:w="1001" w:type="dxa"/>
+          </w:tcPr>
+          <w:p>
+            <w:pPr>
+              <w:rPr>
+                <w:b/>
+                <w:bCs/>
+              </w:rPr>
+            </w:pPr>
+          </w:p>
+        </w:tc>
+        <w:tc>
+          <w:tcPr>
+            <w:tcW w:w="1049" w:type="dxa"/>
+          </w:tcPr>
+          <w:p>
+            <w:pPr>
+              <w:rPr>
+                <w:b/>
+                <w:bCs/>
+              </w:rPr>
+            </w:pPr>
+          </w:p>
+        </w:tc>
+        <w:tc>
+          <w:tcPr>
+            <w:tcW w:w="850" w:type="dxa"/>
+          </w:tcPr>
+          <w:p>
+            <w:pPr>
+              <w:rPr>
+                <w:b/>
+                <w:bCs/>
+              </w:rPr>
+            </w:pPr>
+          </w:p>
+        </w:tc>
+        <w:tc>
+          <w:tcPr>
+            <w:tcW w:w="851" w:type="dxa"/>
+          </w:tcPr>
+          <w:p>
+            <w:pPr>
+              <w:rPr>
+                <w:b/>
+                <w:bCs/>
+              </w:rPr>
+            </w:pPr>
+          </w:p>
+        </w:tc>
+        <w:tc>
+          <w:tcPr>
+            <w:tcW w:w="3504" w:type="dxa"/>
+          </w:tcPr>
+          <w:p>
+            <w:pPr>
+              <w:rPr>
+                <w:b/>
+                <w:bCs/>
+              </w:rPr>
+            </w:pPr>
+          </w:p>
+        </w:tc>
+        <w:tc>
+          <w:tcPr>
+            <w:tcW w:w="1122" w:type="dxa"/>
+          </w:tcPr>
+          <w:p>
+            <w:pPr>
+              <w:rPr>
+                <w:b/>
+                <w:bCs/>
+              </w:rPr>
+            </w:pPr>
+          </w:p>
+        </w:tc>
+      </w:tr>
+      <w:tr>
+        <w:tc>
+          <w:tcPr>
+            <w:tcW w:w="819" w:type="dxa"/>
+          </w:tcPr>
+          <w:p>
+            <w:pPr>
+              <w:rPr>
+                <w:b/>
+                <w:bCs/>
+              </w:rPr>
+            </w:pPr>
+            <w:r>
+              <w:t>U</w:t>
+            </w:r>
+          </w:p>
+        </w:tc>
+        <w:tc>
+          <w:tcPr>
+            <w:tcW w:w="818" w:type="dxa"/>
+          </w:tcPr>
+          <w:p>
+            <w:pPr>
+              <w:rPr>
+                <w:b/>
+                <w:bCs/>
+              </w:rPr>
+            </w:pPr>
+            <w:r>
+              <w:rPr>
+                <w:b/>
+                <w:bCs/>
+              </w:rPr>
+              <w:t>U</w:t>
+            </w:r>
+          </w:p>
+        </w:tc>
+        <w:tc>
+          <w:tcPr>
+            <w:tcW w:w="1001" w:type="dxa"/>
+          </w:tcPr>
+          <w:p>
+            <w:pPr>
+              <w:rPr>
+                <w:b/>
+                <w:bCs/>
+              </w:rPr>
+            </w:pPr>
+          </w:p>
+        </w:tc>
+        <w:tc>
+          <w:tcPr>
+            <w:tcW w:w="1049" w:type="dxa"/>
+          </w:tcPr>
+          <w:p>
+            <w:pPr>
+              <w:rPr>
+                <w:b/>
+                <w:bCs/>
+              </w:rPr>
+            </w:pPr>
+          </w:p>
+        </w:tc>
+        <w:tc>
+          <w:tcPr>
+            <w:tcW w:w="850" w:type="dxa"/>
+          </w:tcPr>
+          <w:p>
+            <w:pPr>
+              <w:rPr>
+                <w:b/>
+                <w:bCs/>
+              </w:rPr>
+            </w:pPr>
+          </w:p>
+        </w:tc>
+        <w:tc>
+          <w:tcPr>
+            <w:tcW w:w="851" w:type="dxa"/>
+          </w:tcPr>
+          <w:p>
+            <w:pPr>
+              <w:rPr>
+                <w:b/>
+                <w:bCs/>
+              </w:rPr>
+            </w:pPr>
+          </w:p>
+        </w:tc>
+        <w:tc>
+          <w:tcPr>
+            <w:tcW w:w="3504" w:type="dxa"/>
+          </w:tcPr>
+          <w:p>
+            <w:pPr>
+              <w:rPr>
+                <w:b/>
+                <w:bCs/>
+              </w:rPr>
+            </w:pPr>
+          </w:p>
+        </w:tc>
+        <w:tc>
+          <w:tcPr>
+            <w:tcW w:w="1122" w:type="dxa"/>
+          </w:tcPr>
+          <w:p>
+            <w:pPr>
+              <w:rPr>
+                <w:b/>
+                <w:bCs/>
+              </w:rPr>
+            </w:pPr>
+          </w:p>
+        </w:tc>
+      </w:tr>
+      <w:tr>
+        <w:tc>
+          <w:tcPr>
+            <w:tcW w:w="819" w:type="dxa"/>
+          </w:tcPr>
+          <w:p>
+            <w:pPr>
+              <w:rPr>
+                <w:b/>
+                <w:bCs/>
+              </w:rPr>
+            </w:pPr>
+            <w:r>
+              <w:t>S</w:t>
+            </w:r>
+          </w:p>
+        </w:tc>
+        <w:tc>
+          <w:tcPr>
+            <w:tcW w:w="818" w:type="dxa"/>
+          </w:tcPr>
+          <w:p>
+            <w:pPr>
+              <w:rPr>
+                <w:b/>
+                <w:bCs/>
+              </w:rPr>
+            </w:pPr>
+            <w:r>
+              <w:rPr>
+                <w:b/>
+                <w:bCs/>
+              </w:rPr>
+              <w:t>U</w:t>
+            </w:r>
+          </w:p>
+        </w:tc>
+        <w:tc>
+          <w:tcPr>
+            <w:tcW w:w="1001" w:type="dxa"/>
+          </w:tcPr>
+          <w:p>
+            <w:pPr>
+              <w:rPr>
+                <w:b/>
+                <w:bCs/>
+              </w:rPr>
+            </w:pPr>
+          </w:p>
+        </w:tc>
+        <w:tc>
+          <w:tcPr>
+            <w:tcW w:w="1049" w:type="dxa"/>
+          </w:tcPr>
+          <w:p>
+            <w:pPr>
+              <w:rPr>
+                <w:b/>
+                <w:bCs/>
+              </w:rPr>
+            </w:pPr>
+          </w:p>
+        </w:tc>
+        <w:tc>
+          <w:tcPr>
+            <w:tcW w:w="850" w:type="dxa"/>
+          </w:tcPr>
+          <w:p>
+            <w:pPr>
+              <w:rPr>
+                <w:b/>
+                <w:bCs/>
+              </w:rPr>
+            </w:pPr>
+          </w:p>
+        </w:tc>
+        <w:tc>
+          <w:tcPr>
+            <w:tcW w:w="851" w:type="dxa"/>
+          </w:tcPr>
+          <w:p>
+            <w:pPr>
+              <w:rPr>
+                <w:b/>
+                <w:bCs/>
+              </w:rPr>
+            </w:pPr>
+          </w:p>
+        </w:tc>
+        <w:tc>
+          <w:tcPr>
+            <w:tcW w:w="3504" w:type="dxa"/>
+          </w:tcPr>
+          <w:p>
+            <w:pPr>
+              <w:rPr>
+                <w:b/>
+                <w:bCs/>
+              </w:rPr>
+            </w:pPr>
+          </w:p>
+        </w:tc>
+        <w:tc>
+          <w:tcPr>
+            <w:tcW w:w="1122" w:type="dxa"/>
+          </w:tcPr>
+          <w:p>
+            <w:pPr>
+              <w:rPr>
+                <w:b/>
+                <w:bCs/>
+              </w:rPr>
+            </w:pPr>
+          </w:p>
+        </w:tc>
+      </w:tr>
+      <w:tr>
+        <w:tc>
+          <w:tcPr>
+            <w:tcW w:w="819" w:type="dxa"/>
+          </w:tcPr>
+          <w:p>
+            <w:pPr>
+              <w:rPr>
+                <w:b/>
+                <w:bCs/>
+              </w:rPr>
+            </w:pPr>
+            <w:r>
+              <w:t>E</w:t>
+            </w:r>
+          </w:p>
+        </w:tc>
+        <w:tc>
+          <w:tcPr>
+            <w:tcW w:w="818" w:type="dxa"/>
+          </w:tcPr>
+          <w:p>
+            <w:pPr>
+              <w:rPr>
+                <w:b/>
+                <w:bCs/>
+              </w:rPr>
+            </w:pPr>
+            <w:r>
+              <w:rPr>
+                <w:b/>
+                <w:bCs/>
+              </w:rPr>
+              <w:t>U</w:t>
+            </w:r>
+          </w:p>
+        </w:tc>
+        <w:tc>
+          <w:tcPr>
+            <w:tcW w:w="1001" w:type="dxa"/>
+          </w:tcPr>
+          <w:p>
+            <w:pPr>
+              <w:rPr>
+                <w:b/>
+                <w:bCs/>
+              </w:rPr>
+            </w:pPr>
+          </w:p>
+        </w:tc>
+        <w:tc>
+          <w:tcPr>
+            <w:tcW w:w="1049" w:type="dxa"/>
+          </w:tcPr>
+          <w:p>
+            <w:pPr>
+              <w:rPr>
+                <w:b/>
+                <w:bCs/>
+              </w:rPr>
+            </w:pPr>
+          </w:p>
+        </w:tc>
+        <w:tc>
+          <w:tcPr>
+            <w:tcW w:w="850" w:type="dxa"/>
+          </w:tcPr>
+          <w:p>
+            <w:pPr>
+              <w:rPr>
+                <w:b/>
+                <w:bCs/>
+              </w:rPr>
+            </w:pPr>
+          </w:p>
+        </w:tc>
+        <w:tc>
+          <w:tcPr>
+            <w:tcW w:w="851" w:type="dxa"/>
+          </w:tcPr>
+          <w:p>
+            <w:pPr>
+              <w:rPr>
+                <w:b/>
+                <w:bCs/>
+              </w:rPr>
+            </w:pPr>
+          </w:p>
+        </w:tc>
+        <w:tc>
+          <w:tcPr>
+            <w:tcW w:w="3504" w:type="dxa"/>
+          </w:tcPr>
+          <w:p>
+            <w:pPr>
+              <w:rPr>
+                <w:b/>
+                <w:bCs/>
+              </w:rPr>
+            </w:pPr>
+          </w:p>
+        </w:tc>
+        <w:tc>
+          <w:tcPr>
+            <w:tcW w:w="1122" w:type="dxa"/>
+          </w:tcPr>
+          <w:p>
+            <w:pPr>
+              <w:rPr>
+                <w:b/>
+                <w:bCs/>
+              </w:rPr>
+            </w:pPr>
+          </w:p>
+        </w:tc>
+      </w:tr>
+      <w:tr>
+        <w:tc>
+          <w:tcPr>
+            <w:tcW w:w="819" w:type="dxa"/>
+          </w:tcPr>
+          <w:p>
+            <w:pPr>
+              <w:rPr>
+                <w:b/>
+                <w:bCs/>
+              </w:rPr>
+            </w:pPr>
+          </w:p>
+        </w:tc>
+        <w:tc>
+          <w:tcPr>
+            <w:tcW w:w="818" w:type="dxa"/>
+          </w:tcPr>
+          <w:p>
+            <w:pPr>
+              <w:rPr>
+                <w:b/>
+                <w:bCs/>
+              </w:rPr>
+            </w:pPr>
+          </w:p>
+        </w:tc>
+        <w:tc>
+          <w:tcPr>
+            <w:tcW w:w="1001" w:type="dxa"/>
+          </w:tcPr>
+          <w:p>
+            <w:pPr>
+              <w:rPr>
+                <w:b/>
+                <w:bCs/>
+              </w:rPr>
+            </w:pPr>
+          </w:p>
+        </w:tc>
+        <w:tc>
+          <w:tcPr>
+            <w:tcW w:w="1049" w:type="dxa"/>
+          </w:tcPr>
+          <w:p>
+            <w:pPr>
+              <w:rPr>
+                <w:b/>
+                <w:bCs/>
+              </w:rPr>
+            </w:pPr>
+          </w:p>
+        </w:tc>
+        <w:tc>
+          <w:tcPr>
+            <w:tcW w:w="850" w:type="dxa"/>
+          </w:tcPr>
+          <w:p>
+            <w:pPr>
+              <w:rPr>
+                <w:b/>
+                <w:bCs/>
+              </w:rPr>
+            </w:pPr>
+          </w:p>
+        </w:tc>
+        <w:tc>
+          <w:tcPr>
+            <w:tcW w:w="851" w:type="dxa"/>
+          </w:tcPr>
+          <w:p>
+            <w:pPr>
+              <w:rPr>
+                <w:b/>
+                <w:bCs/>
+              </w:rPr>
+            </w:pPr>
+          </w:p>
+        </w:tc>
+        <w:tc>
+          <w:tcPr>
+            <w:tcW w:w="3504" w:type="dxa"/>
+          </w:tcPr>
+          <w:p>
+            <w:pPr>
+              <w:rPr>
+                <w:b/>
+                <w:bCs/>
+              </w:rPr>
+            </w:pPr>
+          </w:p>
+        </w:tc>
+        <w:tc>
+          <w:tcPr>
+            <w:tcW w:w="1122" w:type="dxa"/>
+          </w:tcPr>
+          <w:p>
+            <w:pPr>
+              <w:rPr>
+                <w:b/>
+                <w:bCs/>
+              </w:rPr>
+            </w:pPr>
+          </w:p>
+        </w:tc>
+      </w:tr>
+      <w:tr>
+        <w:tc>
+          <w:tcPr>
+            <w:tcW w:w="819" w:type="dxa"/>
+          </w:tcPr>
+          <w:p>
+            <w:pPr>
+              <w:rPr>
+                <w:b/>
+                <w:bCs/>
+              </w:rPr>
+            </w:pPr>
+          </w:p>
+        </w:tc>
+        <w:tc>
+          <w:tcPr>
+            <w:tcW w:w="818" w:type="dxa"/>
+          </w:tcPr>
+          <w:p>
+            <w:pPr>
+              <w:rPr>
+                <w:b/>
+                <w:bCs/>
+              </w:rPr>
+            </w:pPr>
+          </w:p>
+        </w:tc>
+        <w:tc>
+          <w:tcPr>
+            <w:tcW w:w="1001" w:type="dxa"/>
+          </w:tcPr>
+          <w:p>
+            <w:pPr>
+              <w:rPr>
+                <w:b/>
+                <w:bCs/>
+              </w:rPr>
+            </w:pPr>
+          </w:p>
+        </w:tc>
+        <w:tc>
+          <w:tcPr>
+            <w:tcW w:w="1049" w:type="dxa"/>
+          </w:tcPr>
+          <w:p>
+            <w:pPr>
+              <w:rPr>
+                <w:b/>
+                <w:bCs/>
+              </w:rPr>
+            </w:pPr>
+          </w:p>
+        </w:tc>
+        <w:tc>
+          <w:tcPr>
+            <w:tcW w:w="850" w:type="dxa"/>
+          </w:tcPr>
+          <w:p>
+            <w:pPr>
+              <w:rPr>
+                <w:b/>
+                <w:bCs/>
+              </w:rPr>
+            </w:pPr>
+          </w:p>
+        </w:tc>
+        <w:tc>
+          <w:tcPr>
+            <w:tcW w:w="851" w:type="dxa"/>
+          </w:tcPr>
+          <w:p>
+            <w:pPr>
+              <w:rPr>
+                <w:b/>
+                <w:bCs/>
+              </w:rPr>
+            </w:pPr>
+          </w:p>
+        </w:tc>
+        <w:tc>
+          <w:tcPr>
+            <w:tcW w:w="3504" w:type="dxa"/>
+          </w:tcPr>
+          <w:p>
+            <w:pPr>
+              <w:rPr>
+                <w:b/>
+                <w:bCs/>
+              </w:rPr>
+            </w:pPr>
+          </w:p>
+        </w:tc>
+        <w:tc>
+          <w:tcPr>
+            <w:tcW w:w="1122" w:type="dxa"/>
+          </w:tcPr>
+          <w:p>
+            <w:pPr>
+              <w:rPr>
+                <w:b/>
+                <w:bCs/>
+              </w:rPr>
+            </w:pPr>
+          </w:p>
+        </w:tc>
+      </w:tr>
+    </w:tbl>
+    <w:p>
+      <w:pPr>
+        <w:rPr>
+          <w:b/>
+          <w:bCs/>
+        </w:rPr>
+      </w:pPr>
+    </w:p>
     <w:sectPr>
       <w:pgSz w:w="11906" w:h="16838"/>
       <w:pgMar w:top="1440" w:right="1440" w:bottom="1440" w:left="1440" w:header="708" w:footer="708" w:gutter="0"/>
@@ -3623,6 +9520,119 @@
     </w:lvl>
   </w:abstractNum>
   <w:abstractNum w:abstractNumId="2" w15:restartNumberingAfterBreak="0">
+    <w:nsid w:val="69FB16D8"/>
+    <w:multiLevelType w:val="hybridMultilevel"/>
+    <w:tmpl w:val="241EF454"/>
+    <w:lvl w:ilvl="0" w:tplc="40090001">
+      <w:start w:val="1"/>
+      <w:numFmt w:val="bullet"/>
+      <w:lvlText w:val=""/>
+      <w:lvlJc w:val="left"/>
+      <w:pPr>
+        <w:ind w:left="720" w:hanging="360"/>
+      </w:pPr>
+      <w:rPr>
+        <w:rFonts w:ascii="Symbol" w:hAnsi="Symbol" w:hint="default"/>
+      </w:rPr>
+    </w:lvl>
+    <w:lvl w:ilvl="1" w:tplc="40090003" w:tentative="1">
+      <w:start w:val="1"/>
+      <w:numFmt w:val="bullet"/>
+      <w:lvlText w:val="o"/>
+      <w:lvlJc w:val="left"/>
+      <w:pPr>
+        <w:ind w:left="1440" w:hanging="360"/>
+      </w:pPr>
+      <w:rPr>
+        <w:rFonts w:ascii="Courier New" w:hAnsi="Courier New" w:cs="Courier New" w:hint="default"/>
+      </w:rPr>
+    </w:lvl>
+    <w:lvl w:ilvl="2" w:tplc="40090005" w:tentative="1">
+      <w:start w:val="1"/>
+      <w:numFmt w:val="bullet"/>
+      <w:lvlText w:val=""/>
+      <w:lvlJc w:val="left"/>
+      <w:pPr>
+        <w:ind w:left="2160" w:hanging="360"/>
+      </w:pPr>
+      <w:rPr>
+        <w:rFonts w:ascii="Wingdings" w:hAnsi="Wingdings" w:hint="default"/>
+      </w:rPr>
+    </w:lvl>
+    <w:lvl w:ilvl="3" w:tplc="40090001" w:tentative="1">
+      <w:start w:val="1"/>
+      <w:numFmt w:val="bullet"/>
+      <w:lvlText w:val=""/>
+      <w:lvlJc w:val="left"/>
+      <w:pPr>
+        <w:ind w:left="2880" w:hanging="360"/>
+      </w:pPr>
+      <w:rPr>
+        <w:rFonts w:ascii="Symbol" w:hAnsi="Symbol" w:hint="default"/>
+      </w:rPr>
+    </w:lvl>
+    <w:lvl w:ilvl="4" w:tplc="40090003" w:tentative="1">
+      <w:start w:val="1"/>
+      <w:numFmt w:val="bullet"/>
+      <w:lvlText w:val="o"/>
+      <w:lvlJc w:val="left"/>
+      <w:pPr>
+        <w:ind w:left="3600" w:hanging="360"/>
+      </w:pPr>
+      <w:rPr>
+        <w:rFonts w:ascii="Courier New" w:hAnsi="Courier New" w:cs="Courier New" w:hint="default"/>
+      </w:rPr>
+    </w:lvl>
+    <w:lvl w:ilvl="5" w:tplc="40090005" w:tentative="1">
+      <w:start w:val="1"/>
+      <w:numFmt w:val="bullet"/>
+      <w:lvlText w:val=""/>
+      <w:lvlJc w:val="left"/>
+      <w:pPr>
+        <w:ind w:left="4320" w:hanging="360"/>
+      </w:pPr>
+      <w:rPr>
+        <w:rFonts w:ascii="Wingdings" w:hAnsi="Wingdings" w:hint="default"/>
+      </w:rPr>
+    </w:lvl>
+    <w:lvl w:ilvl="6" w:tplc="40090001" w:tentative="1">
+      <w:start w:val="1"/>
+      <w:numFmt w:val="bullet"/>
+      <w:lvlText w:val=""/>
+      <w:lvlJc w:val="left"/>
+      <w:pPr>
+        <w:ind w:left="5040" w:hanging="360"/>
+      </w:pPr>
+      <w:rPr>
+        <w:rFonts w:ascii="Symbol" w:hAnsi="Symbol" w:hint="default"/>
+      </w:rPr>
+    </w:lvl>
+    <w:lvl w:ilvl="7" w:tplc="40090003" w:tentative="1">
+      <w:start w:val="1"/>
+      <w:numFmt w:val="bullet"/>
+      <w:lvlText w:val="o"/>
+      <w:lvlJc w:val="left"/>
+      <w:pPr>
+        <w:ind w:left="5760" w:hanging="360"/>
+      </w:pPr>
+      <w:rPr>
+        <w:rFonts w:ascii="Courier New" w:hAnsi="Courier New" w:cs="Courier New" w:hint="default"/>
+      </w:rPr>
+    </w:lvl>
+    <w:lvl w:ilvl="8" w:tplc="40090005" w:tentative="1">
+      <w:start w:val="1"/>
+      <w:numFmt w:val="bullet"/>
+      <w:lvlText w:val=""/>
+      <w:lvlJc w:val="left"/>
+      <w:pPr>
+        <w:ind w:left="6480" w:hanging="360"/>
+      </w:pPr>
+      <w:rPr>
+        <w:rFonts w:ascii="Wingdings" w:hAnsi="Wingdings" w:hint="default"/>
+      </w:rPr>
+    </w:lvl>
+  </w:abstractNum>
+  <w:abstractNum w:abstractNumId="3" w15:restartNumberingAfterBreak="0">
     <w:nsid w:val="6A366FDF"/>
     <w:multiLevelType w:val="hybridMultilevel"/>
     <w:tmpl w:val="226CFAE8"/>
@@ -3735,7 +9745,7 @@
       </w:rPr>
     </w:lvl>
   </w:abstractNum>
-  <w:abstractNum w:abstractNumId="3" w15:restartNumberingAfterBreak="0">
+  <w:abstractNum w:abstractNumId="4" w15:restartNumberingAfterBreak="0">
     <w:nsid w:val="737A56BD"/>
     <w:multiLevelType w:val="hybridMultilevel"/>
     <w:tmpl w:val="A19C6758"/>
@@ -3849,16 +9859,19 @@
     </w:lvl>
   </w:abstractNum>
   <w:num w:numId="1" w16cid:durableId="1310984958">
-    <w:abstractNumId w:val="2"/>
+    <w:abstractNumId w:val="3"/>
   </w:num>
   <w:num w:numId="2" w16cid:durableId="2043357147">
     <w:abstractNumId w:val="1"/>
   </w:num>
   <w:num w:numId="3" w16cid:durableId="804466573">
-    <w:abstractNumId w:val="3"/>
+    <w:abstractNumId w:val="4"/>
   </w:num>
   <w:num w:numId="4" w16cid:durableId="1307586876">
     <w:abstractNumId w:val="0"/>
+  </w:num>
+  <w:num w:numId="5" w16cid:durableId="408507206">
+    <w:abstractNumId w:val="2"/>
   </w:num>
 </w:numbering>
 </file>
